--- a/docs/diseno/INVENTRA_MER_MR_Diccionario.docx
+++ b/docs/diseno/INVENTRA_MER_MR_Diccionario.docx
@@ -1907,6 +1907,45 @@
       </w:pPr>
       <w:r>
         <w:t xml:space="preserve">Aislamiento multiempresa: las tablas de negocio llevan licorera_id; toda consulta del sistema filtra por ese campo.</w:t>
+      </w:r>
+    </w:p>
+    <w:p>
+      <w:pPr>
+        <w:pStyle w:val="Prrafodelista"/>
+        <w:numPr>
+          <w:ilvl w:val="0"/>
+          <w:numId w:val="2"/>
+        </w:numPr>
+        <w:spacing w:after="80"/>
+      </w:pPr>
+      <w:r>
+        <w:t xml:space="preserve">Materialización de los tipos: las llaves primarias y foráneas se crean como BIGINT, que es el tipo que aplica el marco de trabajo a los identificadores automáticos para no agotar el rango en tablas de crecimiento continuo (kardex, ventas). Una llave foránea adopta el tipo de la llave a la que apunta, de modo que la convención se propaga a todo el modelo.</w:t>
+      </w:r>
+    </w:p>
+    <w:p>
+      <w:pPr>
+        <w:pStyle w:val="Prrafodelista"/>
+        <w:numPr>
+          <w:ilvl w:val="0"/>
+          <w:numId w:val="2"/>
+        </w:numPr>
+        <w:spacing w:after="80"/>
+      </w:pPr>
+      <w:r>
+        <w:t xml:space="preserve">Las columnas de lista cerrada descritas en este documento como ENUM se materializan como VARCHAR con la lista de valores válidos comprobada en la aplicación: alterar un ENUM en MySQL obliga a reescribir la tabla completa y no es portable entre motores. El comportamiento para el usuario es el mismo y permite incorporar un valor nuevo con una migración sencilla.</w:t>
+      </w:r>
+    </w:p>
+    <w:p>
+      <w:pPr>
+        <w:pStyle w:val="Prrafodelista"/>
+        <w:numPr>
+          <w:ilvl w:val="0"/>
+          <w:numId w:val="2"/>
+        </w:numPr>
+        <w:spacing w:after="80"/>
+      </w:pPr>
+      <w:r>
+        <w:t xml:space="preserve">El detalle columna por columna de las tablas ya construidas, con su tipo real, está en el anexo INVENTRA_Diccionario_Datos_Construido.md, que se genera desde los modelos del proyecto y por tanto no puede contradecir a la base de datos.</w:t>
       </w:r>
     </w:p>
     <w:p>

--- a/docs/diseno/INVENTRA_MER_MR_Diccionario.docx
+++ b/docs/diseno/INVENTRA_MER_MR_Diccionario.docx
@@ -4,122 +4,114 @@
   <w:body>
     <w:p>
       <w:pPr>
-        <w:spacing w:before="1900" w:after="0" w:line="264"/>
+        <w:spacing w:before="1900" w:line="264" w:lineRule="auto"/>
         <w:jc w:val="center"/>
       </w:pPr>
       <w:r>
         <w:rPr>
-          <w:rFonts w:ascii="Arial" w:hAnsi="Arial" w:cs="Arial" w:eastAsia="Arial"/>
           <w:b/>
           <w:bCs/>
           <w:color w:val="1F3864"/>
           <w:sz w:val="52"/>
           <w:szCs w:val="52"/>
         </w:rPr>
-        <w:t xml:space="preserve">DISEÑO DE LA BASE DE DATOS — MER, MODELO RELACIONAL Y DICCIONARIO</w:t>
+        <w:t>DISEÑO DE LA BASE DE DATOS — MER, MODELO RELACIONAL Y DICCIONARIO</w:t>
       </w:r>
     </w:p>
     <w:p>
       <w:pPr>
-        <w:spacing w:before="150" w:after="0" w:line="264"/>
+        <w:spacing w:before="150" w:line="264" w:lineRule="auto"/>
         <w:jc w:val="center"/>
       </w:pPr>
       <w:r>
         <w:rPr>
-          <w:rFonts w:ascii="Arial" w:hAnsi="Arial" w:cs="Arial" w:eastAsia="Arial"/>
           <w:color w:val="2E5496"/>
           <w:sz w:val="26"/>
           <w:szCs w:val="26"/>
         </w:rPr>
-        <w:t xml:space="preserve">Proyecto INVENTRA — Aplicación web de inventario y ventas para licoreras</w:t>
+        <w:t>Proyecto INVENTRA — Aplicación web de inventario y ventas para licoreras</w:t>
       </w:r>
     </w:p>
     <w:p>
       <w:pPr>
-        <w:spacing w:before="2600" w:after="0" w:line="264"/>
+        <w:spacing w:before="2600" w:line="264" w:lineRule="auto"/>
         <w:jc w:val="center"/>
       </w:pPr>
       <w:r>
         <w:rPr>
-          <w:rFonts w:ascii="Arial" w:hAnsi="Arial" w:cs="Arial" w:eastAsia="Arial"/>
           <w:b/>
           <w:bCs/>
           <w:sz w:val="28"/>
           <w:szCs w:val="28"/>
         </w:rPr>
-        <w:t xml:space="preserve">CRISTIAN DARÍO MACÍAS ESPITIA</w:t>
+        <w:t>CRISTIAN DARÍO MACÍAS ESPITIA</w:t>
       </w:r>
     </w:p>
     <w:p>
       <w:pPr>
-        <w:spacing w:before="2700" w:after="0" w:line="264"/>
+        <w:spacing w:before="2700" w:line="264" w:lineRule="auto"/>
         <w:jc w:val="center"/>
       </w:pPr>
       <w:r>
         <w:rPr>
-          <w:rFonts w:ascii="Arial" w:hAnsi="Arial" w:cs="Arial" w:eastAsia="Arial"/>
           <w:b/>
           <w:bCs/>
           <w:sz w:val="26"/>
           <w:szCs w:val="26"/>
         </w:rPr>
-        <w:t xml:space="preserve">SERVICIO NACIONAL DE APRENDIZAJE (SENA)</w:t>
+        <w:t>SERVICIO NACIONAL DE APRENDIZAJE (SENA)</w:t>
       </w:r>
     </w:p>
     <w:p>
       <w:pPr>
-        <w:spacing w:before="70" w:after="0" w:line="264"/>
+        <w:spacing w:before="70" w:line="264" w:lineRule="auto"/>
         <w:jc w:val="center"/>
       </w:pPr>
       <w:r>
         <w:rPr>
-          <w:rFonts w:ascii="Arial" w:hAnsi="Arial" w:cs="Arial" w:eastAsia="Arial"/>
           <w:sz w:val="26"/>
           <w:szCs w:val="26"/>
         </w:rPr>
-        <w:t xml:space="preserve">CENTRO DE FORMACIÓN EN DISEÑO, CONFECCIÓN Y MODA</w:t>
+        <w:t>CENTRO DE FORMACIÓN EN DISEÑO, CONFECCIÓN Y MODA</w:t>
       </w:r>
     </w:p>
     <w:p>
       <w:pPr>
-        <w:spacing w:before="70" w:after="0" w:line="264"/>
+        <w:spacing w:before="70" w:line="264" w:lineRule="auto"/>
         <w:jc w:val="center"/>
       </w:pPr>
       <w:r>
         <w:rPr>
-          <w:rFonts w:ascii="Arial" w:hAnsi="Arial" w:cs="Arial" w:eastAsia="Arial"/>
           <w:sz w:val="26"/>
           <w:szCs w:val="26"/>
         </w:rPr>
-        <w:t xml:space="preserve">ANÁLISIS Y DESARROLLO DE SOFTWARE</w:t>
+        <w:t>ANÁLISIS Y DESARROLLO DE SOFTWARE</w:t>
       </w:r>
     </w:p>
     <w:p>
       <w:pPr>
-        <w:spacing w:before="70" w:after="0" w:line="264"/>
+        <w:spacing w:before="70" w:line="264" w:lineRule="auto"/>
         <w:jc w:val="center"/>
       </w:pPr>
       <w:r>
         <w:rPr>
-          <w:rFonts w:ascii="Arial" w:hAnsi="Arial" w:cs="Arial" w:eastAsia="Arial"/>
           <w:sz w:val="26"/>
           <w:szCs w:val="26"/>
         </w:rPr>
-        <w:t xml:space="preserve">MEDELLÍN</w:t>
+        <w:t>MEDELLÍN</w:t>
       </w:r>
     </w:p>
     <w:p>
       <w:pPr>
-        <w:spacing w:before="70" w:after="0" w:line="264"/>
+        <w:spacing w:before="70" w:line="264" w:lineRule="auto"/>
         <w:jc w:val="center"/>
       </w:pPr>
       <w:r>
         <w:rPr>
-          <w:rFonts w:ascii="Arial" w:hAnsi="Arial" w:cs="Arial" w:eastAsia="Arial"/>
           <w:sz w:val="26"/>
           <w:szCs w:val="26"/>
         </w:rPr>
-        <w:t xml:space="preserve">2026</w:t>
+        <w:t>2026</w:t>
       </w:r>
     </w:p>
     <w:p>
@@ -139,6 +131,7 @@
           <w:sz w:val="48"/>
           <w:szCs w:val="48"/>
         </w:rPr>
+        <w:lastRenderedPageBreak/>
         <w:t>Diseño de la base de datos</w:t>
       </w:r>
     </w:p>
@@ -225,12 +218,6 @@
         <w:gridCol w:w="2500"/>
       </w:tblGrid>
       <w:tr>
-        <w:tblPrEx>
-          <w:tblCellMar>
-            <w:top w:w="0" w:type="dxa"/>
-            <w:bottom w:w="0" w:type="dxa"/>
-          </w:tblCellMar>
-        </w:tblPrEx>
         <w:tc>
           <w:tcPr>
             <w:tcW w:w="2000" w:type="dxa"/>
@@ -321,12 +308,6 @@
         </w:tc>
       </w:tr>
       <w:tr>
-        <w:tblPrEx>
-          <w:tblCellMar>
-            <w:top w:w="0" w:type="dxa"/>
-            <w:bottom w:w="0" w:type="dxa"/>
-          </w:tblCellMar>
-        </w:tblPrEx>
         <w:tc>
           <w:tcPr>
             <w:tcW w:w="2000" w:type="dxa"/>
@@ -391,7 +372,7 @@
           </w:tcPr>
           <w:p>
             <w:r>
-              <w:t xml:space="preserve">ERS INVENTRA rev. 1 (48 RF) — IEEE 830</w:t>
+              <w:t>ERS INVENTRA rev. 1 (48 RF) — IEEE 830</w:t>
             </w:r>
           </w:p>
         </w:tc>
@@ -433,7 +414,11 @@
           </w:pPr>
           <w:r>
             <w:fldChar w:fldCharType="begin"/>
+          </w:r>
+          <w:r>
             <w:instrText>TOC \h \o "1-3"</w:instrText>
+          </w:r>
+          <w:r>
             <w:fldChar w:fldCharType="separate"/>
           </w:r>
           <w:hyperlink w:anchor="_Toc235640376" w:history="1">
@@ -449,10 +434,40 @@
                 <w:noProof/>
               </w:rPr>
               <w:tab/>
+            </w:r>
+            <w:r>
+              <w:rPr>
+                <w:noProof/>
+              </w:rPr>
               <w:fldChar w:fldCharType="begin"/>
+            </w:r>
+            <w:r>
+              <w:rPr>
+                <w:noProof/>
+              </w:rPr>
               <w:instrText xml:space="preserve"> PAGEREF _Toc235640376 \h </w:instrText>
+            </w:r>
+            <w:r>
+              <w:rPr>
+                <w:noProof/>
+              </w:rPr>
+            </w:r>
+            <w:r>
+              <w:rPr>
+                <w:noProof/>
+              </w:rPr>
               <w:fldChar w:fldCharType="separate"/>
+            </w:r>
+            <w:r>
+              <w:rPr>
+                <w:noProof/>
+              </w:rPr>
               <w:t>4</w:t>
+            </w:r>
+            <w:r>
+              <w:rPr>
+                <w:noProof/>
+              </w:rPr>
               <w:fldChar w:fldCharType="end"/>
             </w:r>
           </w:hyperlink>
@@ -480,10 +495,40 @@
                 <w:noProof/>
               </w:rPr>
               <w:tab/>
+            </w:r>
+            <w:r>
+              <w:rPr>
+                <w:noProof/>
+              </w:rPr>
               <w:fldChar w:fldCharType="begin"/>
+            </w:r>
+            <w:r>
+              <w:rPr>
+                <w:noProof/>
+              </w:rPr>
               <w:instrText xml:space="preserve"> PAGEREF _Toc235640377 \h </w:instrText>
+            </w:r>
+            <w:r>
+              <w:rPr>
+                <w:noProof/>
+              </w:rPr>
+            </w:r>
+            <w:r>
+              <w:rPr>
+                <w:noProof/>
+              </w:rPr>
               <w:fldChar w:fldCharType="separate"/>
+            </w:r>
+            <w:r>
+              <w:rPr>
+                <w:noProof/>
+              </w:rPr>
               <w:t>4</w:t>
+            </w:r>
+            <w:r>
+              <w:rPr>
+                <w:noProof/>
+              </w:rPr>
               <w:fldChar w:fldCharType="end"/>
             </w:r>
           </w:hyperlink>
@@ -511,10 +556,40 @@
                 <w:noProof/>
               </w:rPr>
               <w:tab/>
+            </w:r>
+            <w:r>
+              <w:rPr>
+                <w:noProof/>
+              </w:rPr>
               <w:fldChar w:fldCharType="begin"/>
+            </w:r>
+            <w:r>
+              <w:rPr>
+                <w:noProof/>
+              </w:rPr>
               <w:instrText xml:space="preserve"> PAGEREF _Toc235640378 \h </w:instrText>
+            </w:r>
+            <w:r>
+              <w:rPr>
+                <w:noProof/>
+              </w:rPr>
+            </w:r>
+            <w:r>
+              <w:rPr>
+                <w:noProof/>
+              </w:rPr>
               <w:fldChar w:fldCharType="separate"/>
+            </w:r>
+            <w:r>
+              <w:rPr>
+                <w:noProof/>
+              </w:rPr>
               <w:t>4</w:t>
+            </w:r>
+            <w:r>
+              <w:rPr>
+                <w:noProof/>
+              </w:rPr>
               <w:fldChar w:fldCharType="end"/>
             </w:r>
           </w:hyperlink>
@@ -542,10 +617,40 @@
                 <w:noProof/>
               </w:rPr>
               <w:tab/>
+            </w:r>
+            <w:r>
+              <w:rPr>
+                <w:noProof/>
+              </w:rPr>
               <w:fldChar w:fldCharType="begin"/>
+            </w:r>
+            <w:r>
+              <w:rPr>
+                <w:noProof/>
+              </w:rPr>
               <w:instrText xml:space="preserve"> PAGEREF _Toc235640379 \h </w:instrText>
+            </w:r>
+            <w:r>
+              <w:rPr>
+                <w:noProof/>
+              </w:rPr>
+            </w:r>
+            <w:r>
+              <w:rPr>
+                <w:noProof/>
+              </w:rPr>
               <w:fldChar w:fldCharType="separate"/>
+            </w:r>
+            <w:r>
+              <w:rPr>
+                <w:noProof/>
+              </w:rPr>
               <w:t>5</w:t>
+            </w:r>
+            <w:r>
+              <w:rPr>
+                <w:noProof/>
+              </w:rPr>
               <w:fldChar w:fldCharType="end"/>
             </w:r>
           </w:hyperlink>
@@ -573,10 +678,40 @@
                 <w:noProof/>
               </w:rPr>
               <w:tab/>
+            </w:r>
+            <w:r>
+              <w:rPr>
+                <w:noProof/>
+              </w:rPr>
               <w:fldChar w:fldCharType="begin"/>
+            </w:r>
+            <w:r>
+              <w:rPr>
+                <w:noProof/>
+              </w:rPr>
               <w:instrText xml:space="preserve"> PAGEREF _Toc235640380 \h </w:instrText>
+            </w:r>
+            <w:r>
+              <w:rPr>
+                <w:noProof/>
+              </w:rPr>
+            </w:r>
+            <w:r>
+              <w:rPr>
+                <w:noProof/>
+              </w:rPr>
               <w:fldChar w:fldCharType="separate"/>
+            </w:r>
+            <w:r>
+              <w:rPr>
+                <w:noProof/>
+              </w:rPr>
               <w:t>5</w:t>
+            </w:r>
+            <w:r>
+              <w:rPr>
+                <w:noProof/>
+              </w:rPr>
               <w:fldChar w:fldCharType="end"/>
             </w:r>
           </w:hyperlink>
@@ -604,10 +739,40 @@
                 <w:noProof/>
               </w:rPr>
               <w:tab/>
+            </w:r>
+            <w:r>
+              <w:rPr>
+                <w:noProof/>
+              </w:rPr>
               <w:fldChar w:fldCharType="begin"/>
+            </w:r>
+            <w:r>
+              <w:rPr>
+                <w:noProof/>
+              </w:rPr>
               <w:instrText xml:space="preserve"> PAGEREF _Toc235640381 \h </w:instrText>
+            </w:r>
+            <w:r>
+              <w:rPr>
+                <w:noProof/>
+              </w:rPr>
+            </w:r>
+            <w:r>
+              <w:rPr>
+                <w:noProof/>
+              </w:rPr>
               <w:fldChar w:fldCharType="separate"/>
+            </w:r>
+            <w:r>
+              <w:rPr>
+                <w:noProof/>
+              </w:rPr>
               <w:t>6</w:t>
+            </w:r>
+            <w:r>
+              <w:rPr>
+                <w:noProof/>
+              </w:rPr>
               <w:fldChar w:fldCharType="end"/>
             </w:r>
           </w:hyperlink>
@@ -635,10 +800,40 @@
                 <w:noProof/>
               </w:rPr>
               <w:tab/>
+            </w:r>
+            <w:r>
+              <w:rPr>
+                <w:noProof/>
+              </w:rPr>
               <w:fldChar w:fldCharType="begin"/>
+            </w:r>
+            <w:r>
+              <w:rPr>
+                <w:noProof/>
+              </w:rPr>
               <w:instrText xml:space="preserve"> PAGEREF _Toc235640382 \h </w:instrText>
+            </w:r>
+            <w:r>
+              <w:rPr>
+                <w:noProof/>
+              </w:rPr>
+            </w:r>
+            <w:r>
+              <w:rPr>
+                <w:noProof/>
+              </w:rPr>
               <w:fldChar w:fldCharType="separate"/>
+            </w:r>
+            <w:r>
+              <w:rPr>
+                <w:noProof/>
+              </w:rPr>
               <w:t>7</w:t>
+            </w:r>
+            <w:r>
+              <w:rPr>
+                <w:noProof/>
+              </w:rPr>
               <w:fldChar w:fldCharType="end"/>
             </w:r>
           </w:hyperlink>
@@ -666,10 +861,40 @@
                 <w:noProof/>
               </w:rPr>
               <w:tab/>
+            </w:r>
+            <w:r>
+              <w:rPr>
+                <w:noProof/>
+              </w:rPr>
               <w:fldChar w:fldCharType="begin"/>
+            </w:r>
+            <w:r>
+              <w:rPr>
+                <w:noProof/>
+              </w:rPr>
               <w:instrText xml:space="preserve"> PAGEREF _Toc235640383 \h </w:instrText>
+            </w:r>
+            <w:r>
+              <w:rPr>
+                <w:noProof/>
+              </w:rPr>
+            </w:r>
+            <w:r>
+              <w:rPr>
+                <w:noProof/>
+              </w:rPr>
               <w:fldChar w:fldCharType="separate"/>
+            </w:r>
+            <w:r>
+              <w:rPr>
+                <w:noProof/>
+              </w:rPr>
               <w:t>10</w:t>
+            </w:r>
+            <w:r>
+              <w:rPr>
+                <w:noProof/>
+              </w:rPr>
               <w:fldChar w:fldCharType="end"/>
             </w:r>
           </w:hyperlink>
@@ -697,10 +922,40 @@
                 <w:noProof/>
               </w:rPr>
               <w:tab/>
+            </w:r>
+            <w:r>
+              <w:rPr>
+                <w:noProof/>
+              </w:rPr>
               <w:fldChar w:fldCharType="begin"/>
+            </w:r>
+            <w:r>
+              <w:rPr>
+                <w:noProof/>
+              </w:rPr>
               <w:instrText xml:space="preserve"> PAGEREF _Toc235640384 \h </w:instrText>
+            </w:r>
+            <w:r>
+              <w:rPr>
+                <w:noProof/>
+              </w:rPr>
+            </w:r>
+            <w:r>
+              <w:rPr>
+                <w:noProof/>
+              </w:rPr>
               <w:fldChar w:fldCharType="separate"/>
+            </w:r>
+            <w:r>
+              <w:rPr>
+                <w:noProof/>
+              </w:rPr>
               <w:t>12</w:t>
+            </w:r>
+            <w:r>
+              <w:rPr>
+                <w:noProof/>
+              </w:rPr>
               <w:fldChar w:fldCharType="end"/>
             </w:r>
           </w:hyperlink>
@@ -728,10 +983,40 @@
                 <w:noProof/>
               </w:rPr>
               <w:tab/>
+            </w:r>
+            <w:r>
+              <w:rPr>
+                <w:noProof/>
+              </w:rPr>
               <w:fldChar w:fldCharType="begin"/>
+            </w:r>
+            <w:r>
+              <w:rPr>
+                <w:noProof/>
+              </w:rPr>
               <w:instrText xml:space="preserve"> PAGEREF _Toc235640385 \h </w:instrText>
+            </w:r>
+            <w:r>
+              <w:rPr>
+                <w:noProof/>
+              </w:rPr>
+            </w:r>
+            <w:r>
+              <w:rPr>
+                <w:noProof/>
+              </w:rPr>
               <w:fldChar w:fldCharType="separate"/>
+            </w:r>
+            <w:r>
+              <w:rPr>
+                <w:noProof/>
+              </w:rPr>
               <w:t>12</w:t>
+            </w:r>
+            <w:r>
+              <w:rPr>
+                <w:noProof/>
+              </w:rPr>
               <w:fldChar w:fldCharType="end"/>
             </w:r>
           </w:hyperlink>
@@ -759,10 +1044,40 @@
                 <w:noProof/>
               </w:rPr>
               <w:tab/>
+            </w:r>
+            <w:r>
+              <w:rPr>
+                <w:noProof/>
+              </w:rPr>
               <w:fldChar w:fldCharType="begin"/>
+            </w:r>
+            <w:r>
+              <w:rPr>
+                <w:noProof/>
+              </w:rPr>
               <w:instrText xml:space="preserve"> PAGEREF _Toc235640386 \h </w:instrText>
+            </w:r>
+            <w:r>
+              <w:rPr>
+                <w:noProof/>
+              </w:rPr>
+            </w:r>
+            <w:r>
+              <w:rPr>
+                <w:noProof/>
+              </w:rPr>
               <w:fldChar w:fldCharType="separate"/>
+            </w:r>
+            <w:r>
+              <w:rPr>
+                <w:noProof/>
+              </w:rPr>
               <w:t>12</w:t>
+            </w:r>
+            <w:r>
+              <w:rPr>
+                <w:noProof/>
+              </w:rPr>
               <w:fldChar w:fldCharType="end"/>
             </w:r>
           </w:hyperlink>
@@ -790,10 +1105,40 @@
                 <w:noProof/>
               </w:rPr>
               <w:tab/>
+            </w:r>
+            <w:r>
+              <w:rPr>
+                <w:noProof/>
+              </w:rPr>
               <w:fldChar w:fldCharType="begin"/>
+            </w:r>
+            <w:r>
+              <w:rPr>
+                <w:noProof/>
+              </w:rPr>
               <w:instrText xml:space="preserve"> PAGEREF _Toc235640387 \h </w:instrText>
+            </w:r>
+            <w:r>
+              <w:rPr>
+                <w:noProof/>
+              </w:rPr>
+            </w:r>
+            <w:r>
+              <w:rPr>
+                <w:noProof/>
+              </w:rPr>
               <w:fldChar w:fldCharType="separate"/>
+            </w:r>
+            <w:r>
+              <w:rPr>
+                <w:noProof/>
+              </w:rPr>
               <w:t>12</w:t>
+            </w:r>
+            <w:r>
+              <w:rPr>
+                <w:noProof/>
+              </w:rPr>
               <w:fldChar w:fldCharType="end"/>
             </w:r>
           </w:hyperlink>
@@ -821,10 +1166,40 @@
                 <w:noProof/>
               </w:rPr>
               <w:tab/>
+            </w:r>
+            <w:r>
+              <w:rPr>
+                <w:noProof/>
+              </w:rPr>
               <w:fldChar w:fldCharType="begin"/>
+            </w:r>
+            <w:r>
+              <w:rPr>
+                <w:noProof/>
+              </w:rPr>
               <w:instrText xml:space="preserve"> PAGEREF _Toc235640388 \h </w:instrText>
+            </w:r>
+            <w:r>
+              <w:rPr>
+                <w:noProof/>
+              </w:rPr>
+            </w:r>
+            <w:r>
+              <w:rPr>
+                <w:noProof/>
+              </w:rPr>
               <w:fldChar w:fldCharType="separate"/>
+            </w:r>
+            <w:r>
+              <w:rPr>
+                <w:noProof/>
+              </w:rPr>
               <w:t>13</w:t>
+            </w:r>
+            <w:r>
+              <w:rPr>
+                <w:noProof/>
+              </w:rPr>
               <w:fldChar w:fldCharType="end"/>
             </w:r>
           </w:hyperlink>
@@ -852,10 +1227,40 @@
                 <w:noProof/>
               </w:rPr>
               <w:tab/>
+            </w:r>
+            <w:r>
+              <w:rPr>
+                <w:noProof/>
+              </w:rPr>
               <w:fldChar w:fldCharType="begin"/>
+            </w:r>
+            <w:r>
+              <w:rPr>
+                <w:noProof/>
+              </w:rPr>
               <w:instrText xml:space="preserve"> PAGEREF _Toc235640389 \h </w:instrText>
+            </w:r>
+            <w:r>
+              <w:rPr>
+                <w:noProof/>
+              </w:rPr>
+            </w:r>
+            <w:r>
+              <w:rPr>
+                <w:noProof/>
+              </w:rPr>
               <w:fldChar w:fldCharType="separate"/>
+            </w:r>
+            <w:r>
+              <w:rPr>
+                <w:noProof/>
+              </w:rPr>
               <w:t>13</w:t>
+            </w:r>
+            <w:r>
+              <w:rPr>
+                <w:noProof/>
+              </w:rPr>
               <w:fldChar w:fldCharType="end"/>
             </w:r>
           </w:hyperlink>
@@ -883,10 +1288,40 @@
                 <w:noProof/>
               </w:rPr>
               <w:tab/>
+            </w:r>
+            <w:r>
+              <w:rPr>
+                <w:noProof/>
+              </w:rPr>
               <w:fldChar w:fldCharType="begin"/>
+            </w:r>
+            <w:r>
+              <w:rPr>
+                <w:noProof/>
+              </w:rPr>
               <w:instrText xml:space="preserve"> PAGEREF _Toc235640390 \h </w:instrText>
+            </w:r>
+            <w:r>
+              <w:rPr>
+                <w:noProof/>
+              </w:rPr>
+            </w:r>
+            <w:r>
+              <w:rPr>
+                <w:noProof/>
+              </w:rPr>
               <w:fldChar w:fldCharType="separate"/>
+            </w:r>
+            <w:r>
+              <w:rPr>
+                <w:noProof/>
+              </w:rPr>
               <w:t>13</w:t>
+            </w:r>
+            <w:r>
+              <w:rPr>
+                <w:noProof/>
+              </w:rPr>
               <w:fldChar w:fldCharType="end"/>
             </w:r>
           </w:hyperlink>
@@ -914,10 +1349,40 @@
                 <w:noProof/>
               </w:rPr>
               <w:tab/>
+            </w:r>
+            <w:r>
+              <w:rPr>
+                <w:noProof/>
+              </w:rPr>
               <w:fldChar w:fldCharType="begin"/>
+            </w:r>
+            <w:r>
+              <w:rPr>
+                <w:noProof/>
+              </w:rPr>
               <w:instrText xml:space="preserve"> PAGEREF _Toc235640391 \h </w:instrText>
+            </w:r>
+            <w:r>
+              <w:rPr>
+                <w:noProof/>
+              </w:rPr>
+            </w:r>
+            <w:r>
+              <w:rPr>
+                <w:noProof/>
+              </w:rPr>
               <w:fldChar w:fldCharType="separate"/>
+            </w:r>
+            <w:r>
+              <w:rPr>
+                <w:noProof/>
+              </w:rPr>
               <w:t>13</w:t>
+            </w:r>
+            <w:r>
+              <w:rPr>
+                <w:noProof/>
+              </w:rPr>
               <w:fldChar w:fldCharType="end"/>
             </w:r>
           </w:hyperlink>
@@ -945,10 +1410,40 @@
                 <w:noProof/>
               </w:rPr>
               <w:tab/>
+            </w:r>
+            <w:r>
+              <w:rPr>
+                <w:noProof/>
+              </w:rPr>
               <w:fldChar w:fldCharType="begin"/>
+            </w:r>
+            <w:r>
+              <w:rPr>
+                <w:noProof/>
+              </w:rPr>
               <w:instrText xml:space="preserve"> PAGEREF _Toc235640392 \h </w:instrText>
+            </w:r>
+            <w:r>
+              <w:rPr>
+                <w:noProof/>
+              </w:rPr>
+            </w:r>
+            <w:r>
+              <w:rPr>
+                <w:noProof/>
+              </w:rPr>
               <w:fldChar w:fldCharType="separate"/>
+            </w:r>
+            <w:r>
+              <w:rPr>
+                <w:noProof/>
+              </w:rPr>
               <w:t>14</w:t>
+            </w:r>
+            <w:r>
+              <w:rPr>
+                <w:noProof/>
+              </w:rPr>
               <w:fldChar w:fldCharType="end"/>
             </w:r>
           </w:hyperlink>
@@ -976,10 +1471,40 @@
                 <w:noProof/>
               </w:rPr>
               <w:tab/>
+            </w:r>
+            <w:r>
+              <w:rPr>
+                <w:noProof/>
+              </w:rPr>
               <w:fldChar w:fldCharType="begin"/>
+            </w:r>
+            <w:r>
+              <w:rPr>
+                <w:noProof/>
+              </w:rPr>
               <w:instrText xml:space="preserve"> PAGEREF _Toc235640393 \h </w:instrText>
+            </w:r>
+            <w:r>
+              <w:rPr>
+                <w:noProof/>
+              </w:rPr>
+            </w:r>
+            <w:r>
+              <w:rPr>
+                <w:noProof/>
+              </w:rPr>
               <w:fldChar w:fldCharType="separate"/>
+            </w:r>
+            <w:r>
+              <w:rPr>
+                <w:noProof/>
+              </w:rPr>
               <w:t>14</w:t>
+            </w:r>
+            <w:r>
+              <w:rPr>
+                <w:noProof/>
+              </w:rPr>
               <w:fldChar w:fldCharType="end"/>
             </w:r>
           </w:hyperlink>
@@ -1007,10 +1532,40 @@
                 <w:noProof/>
               </w:rPr>
               <w:tab/>
+            </w:r>
+            <w:r>
+              <w:rPr>
+                <w:noProof/>
+              </w:rPr>
               <w:fldChar w:fldCharType="begin"/>
+            </w:r>
+            <w:r>
+              <w:rPr>
+                <w:noProof/>
+              </w:rPr>
               <w:instrText xml:space="preserve"> PAGEREF _Toc235640394 \h </w:instrText>
+            </w:r>
+            <w:r>
+              <w:rPr>
+                <w:noProof/>
+              </w:rPr>
+            </w:r>
+            <w:r>
+              <w:rPr>
+                <w:noProof/>
+              </w:rPr>
               <w:fldChar w:fldCharType="separate"/>
+            </w:r>
+            <w:r>
+              <w:rPr>
+                <w:noProof/>
+              </w:rPr>
               <w:t>14</w:t>
+            </w:r>
+            <w:r>
+              <w:rPr>
+                <w:noProof/>
+              </w:rPr>
               <w:fldChar w:fldCharType="end"/>
             </w:r>
           </w:hyperlink>
@@ -1038,10 +1593,40 @@
                 <w:noProof/>
               </w:rPr>
               <w:tab/>
+            </w:r>
+            <w:r>
+              <w:rPr>
+                <w:noProof/>
+              </w:rPr>
               <w:fldChar w:fldCharType="begin"/>
+            </w:r>
+            <w:r>
+              <w:rPr>
+                <w:noProof/>
+              </w:rPr>
               <w:instrText xml:space="preserve"> PAGEREF _Toc235640395 \h </w:instrText>
+            </w:r>
+            <w:r>
+              <w:rPr>
+                <w:noProof/>
+              </w:rPr>
+            </w:r>
+            <w:r>
+              <w:rPr>
+                <w:noProof/>
+              </w:rPr>
               <w:fldChar w:fldCharType="separate"/>
+            </w:r>
+            <w:r>
+              <w:rPr>
+                <w:noProof/>
+              </w:rPr>
               <w:t>15</w:t>
+            </w:r>
+            <w:r>
+              <w:rPr>
+                <w:noProof/>
+              </w:rPr>
               <w:fldChar w:fldCharType="end"/>
             </w:r>
           </w:hyperlink>
@@ -1069,10 +1654,40 @@
                 <w:noProof/>
               </w:rPr>
               <w:tab/>
+            </w:r>
+            <w:r>
+              <w:rPr>
+                <w:noProof/>
+              </w:rPr>
               <w:fldChar w:fldCharType="begin"/>
+            </w:r>
+            <w:r>
+              <w:rPr>
+                <w:noProof/>
+              </w:rPr>
               <w:instrText xml:space="preserve"> PAGEREF _Toc235640396 \h </w:instrText>
+            </w:r>
+            <w:r>
+              <w:rPr>
+                <w:noProof/>
+              </w:rPr>
+            </w:r>
+            <w:r>
+              <w:rPr>
+                <w:noProof/>
+              </w:rPr>
               <w:fldChar w:fldCharType="separate"/>
+            </w:r>
+            <w:r>
+              <w:rPr>
+                <w:noProof/>
+              </w:rPr>
               <w:t>15</w:t>
+            </w:r>
+            <w:r>
+              <w:rPr>
+                <w:noProof/>
+              </w:rPr>
               <w:fldChar w:fldCharType="end"/>
             </w:r>
           </w:hyperlink>
@@ -1100,10 +1715,40 @@
                 <w:noProof/>
               </w:rPr>
               <w:tab/>
+            </w:r>
+            <w:r>
+              <w:rPr>
+                <w:noProof/>
+              </w:rPr>
               <w:fldChar w:fldCharType="begin"/>
+            </w:r>
+            <w:r>
+              <w:rPr>
+                <w:noProof/>
+              </w:rPr>
               <w:instrText xml:space="preserve"> PAGEREF _Toc235640397 \h </w:instrText>
+            </w:r>
+            <w:r>
+              <w:rPr>
+                <w:noProof/>
+              </w:rPr>
+            </w:r>
+            <w:r>
+              <w:rPr>
+                <w:noProof/>
+              </w:rPr>
               <w:fldChar w:fldCharType="separate"/>
+            </w:r>
+            <w:r>
+              <w:rPr>
+                <w:noProof/>
+              </w:rPr>
               <w:t>15</w:t>
+            </w:r>
+            <w:r>
+              <w:rPr>
+                <w:noProof/>
+              </w:rPr>
               <w:fldChar w:fldCharType="end"/>
             </w:r>
           </w:hyperlink>
@@ -1131,10 +1776,40 @@
                 <w:noProof/>
               </w:rPr>
               <w:tab/>
+            </w:r>
+            <w:r>
+              <w:rPr>
+                <w:noProof/>
+              </w:rPr>
               <w:fldChar w:fldCharType="begin"/>
+            </w:r>
+            <w:r>
+              <w:rPr>
+                <w:noProof/>
+              </w:rPr>
               <w:instrText xml:space="preserve"> PAGEREF _Toc235640398 \h </w:instrText>
+            </w:r>
+            <w:r>
+              <w:rPr>
+                <w:noProof/>
+              </w:rPr>
+            </w:r>
+            <w:r>
+              <w:rPr>
+                <w:noProof/>
+              </w:rPr>
               <w:fldChar w:fldCharType="separate"/>
+            </w:r>
+            <w:r>
+              <w:rPr>
+                <w:noProof/>
+              </w:rPr>
               <w:t>15</w:t>
+            </w:r>
+            <w:r>
+              <w:rPr>
+                <w:noProof/>
+              </w:rPr>
               <w:fldChar w:fldCharType="end"/>
             </w:r>
           </w:hyperlink>
@@ -1162,10 +1837,40 @@
                 <w:noProof/>
               </w:rPr>
               <w:tab/>
+            </w:r>
+            <w:r>
+              <w:rPr>
+                <w:noProof/>
+              </w:rPr>
               <w:fldChar w:fldCharType="begin"/>
+            </w:r>
+            <w:r>
+              <w:rPr>
+                <w:noProof/>
+              </w:rPr>
               <w:instrText xml:space="preserve"> PAGEREF _Toc235640399 \h </w:instrText>
+            </w:r>
+            <w:r>
+              <w:rPr>
+                <w:noProof/>
+              </w:rPr>
+            </w:r>
+            <w:r>
+              <w:rPr>
+                <w:noProof/>
+              </w:rPr>
               <w:fldChar w:fldCharType="separate"/>
+            </w:r>
+            <w:r>
+              <w:rPr>
+                <w:noProof/>
+              </w:rPr>
               <w:t>16</w:t>
+            </w:r>
+            <w:r>
+              <w:rPr>
+                <w:noProof/>
+              </w:rPr>
               <w:fldChar w:fldCharType="end"/>
             </w:r>
           </w:hyperlink>
@@ -1193,10 +1898,40 @@
                 <w:noProof/>
               </w:rPr>
               <w:tab/>
+            </w:r>
+            <w:r>
+              <w:rPr>
+                <w:noProof/>
+              </w:rPr>
               <w:fldChar w:fldCharType="begin"/>
+            </w:r>
+            <w:r>
+              <w:rPr>
+                <w:noProof/>
+              </w:rPr>
               <w:instrText xml:space="preserve"> PAGEREF _Toc235640400 \h </w:instrText>
+            </w:r>
+            <w:r>
+              <w:rPr>
+                <w:noProof/>
+              </w:rPr>
+            </w:r>
+            <w:r>
+              <w:rPr>
+                <w:noProof/>
+              </w:rPr>
               <w:fldChar w:fldCharType="separate"/>
+            </w:r>
+            <w:r>
+              <w:rPr>
+                <w:noProof/>
+              </w:rPr>
               <w:t>16</w:t>
+            </w:r>
+            <w:r>
+              <w:rPr>
+                <w:noProof/>
+              </w:rPr>
               <w:fldChar w:fldCharType="end"/>
             </w:r>
           </w:hyperlink>
@@ -1224,10 +1959,40 @@
                 <w:noProof/>
               </w:rPr>
               <w:tab/>
+            </w:r>
+            <w:r>
+              <w:rPr>
+                <w:noProof/>
+              </w:rPr>
               <w:fldChar w:fldCharType="begin"/>
+            </w:r>
+            <w:r>
+              <w:rPr>
+                <w:noProof/>
+              </w:rPr>
               <w:instrText xml:space="preserve"> PAGEREF _Toc235640401 \h </w:instrText>
+            </w:r>
+            <w:r>
+              <w:rPr>
+                <w:noProof/>
+              </w:rPr>
+            </w:r>
+            <w:r>
+              <w:rPr>
+                <w:noProof/>
+              </w:rPr>
               <w:fldChar w:fldCharType="separate"/>
+            </w:r>
+            <w:r>
+              <w:rPr>
+                <w:noProof/>
+              </w:rPr>
               <w:t>17</w:t>
+            </w:r>
+            <w:r>
+              <w:rPr>
+                <w:noProof/>
+              </w:rPr>
               <w:fldChar w:fldCharType="end"/>
             </w:r>
           </w:hyperlink>
@@ -1255,10 +2020,40 @@
                 <w:noProof/>
               </w:rPr>
               <w:tab/>
+            </w:r>
+            <w:r>
+              <w:rPr>
+                <w:noProof/>
+              </w:rPr>
               <w:fldChar w:fldCharType="begin"/>
+            </w:r>
+            <w:r>
+              <w:rPr>
+                <w:noProof/>
+              </w:rPr>
               <w:instrText xml:space="preserve"> PAGEREF _Toc235640402 \h </w:instrText>
+            </w:r>
+            <w:r>
+              <w:rPr>
+                <w:noProof/>
+              </w:rPr>
+            </w:r>
+            <w:r>
+              <w:rPr>
+                <w:noProof/>
+              </w:rPr>
               <w:fldChar w:fldCharType="separate"/>
+            </w:r>
+            <w:r>
+              <w:rPr>
+                <w:noProof/>
+              </w:rPr>
               <w:t>18</w:t>
+            </w:r>
+            <w:r>
+              <w:rPr>
+                <w:noProof/>
+              </w:rPr>
               <w:fldChar w:fldCharType="end"/>
             </w:r>
           </w:hyperlink>
@@ -1286,10 +2081,40 @@
                 <w:noProof/>
               </w:rPr>
               <w:tab/>
+            </w:r>
+            <w:r>
+              <w:rPr>
+                <w:noProof/>
+              </w:rPr>
               <w:fldChar w:fldCharType="begin"/>
+            </w:r>
+            <w:r>
+              <w:rPr>
+                <w:noProof/>
+              </w:rPr>
               <w:instrText xml:space="preserve"> PAGEREF _Toc235640403 \h </w:instrText>
+            </w:r>
+            <w:r>
+              <w:rPr>
+                <w:noProof/>
+              </w:rPr>
+            </w:r>
+            <w:r>
+              <w:rPr>
+                <w:noProof/>
+              </w:rPr>
               <w:fldChar w:fldCharType="separate"/>
+            </w:r>
+            <w:r>
+              <w:rPr>
+                <w:noProof/>
+              </w:rPr>
               <w:t>19</w:t>
+            </w:r>
+            <w:r>
+              <w:rPr>
+                <w:noProof/>
+              </w:rPr>
               <w:fldChar w:fldCharType="end"/>
             </w:r>
           </w:hyperlink>
@@ -1317,10 +2142,40 @@
                 <w:noProof/>
               </w:rPr>
               <w:tab/>
+            </w:r>
+            <w:r>
+              <w:rPr>
+                <w:noProof/>
+              </w:rPr>
               <w:fldChar w:fldCharType="begin"/>
+            </w:r>
+            <w:r>
+              <w:rPr>
+                <w:noProof/>
+              </w:rPr>
               <w:instrText xml:space="preserve"> PAGEREF _Toc235640404 \h </w:instrText>
+            </w:r>
+            <w:r>
+              <w:rPr>
+                <w:noProof/>
+              </w:rPr>
+            </w:r>
+            <w:r>
+              <w:rPr>
+                <w:noProof/>
+              </w:rPr>
               <w:fldChar w:fldCharType="separate"/>
+            </w:r>
+            <w:r>
+              <w:rPr>
+                <w:noProof/>
+              </w:rPr>
               <w:t>19</w:t>
+            </w:r>
+            <w:r>
+              <w:rPr>
+                <w:noProof/>
+              </w:rPr>
               <w:fldChar w:fldCharType="end"/>
             </w:r>
           </w:hyperlink>
@@ -1348,10 +2203,40 @@
                 <w:noProof/>
               </w:rPr>
               <w:tab/>
+            </w:r>
+            <w:r>
+              <w:rPr>
+                <w:noProof/>
+              </w:rPr>
               <w:fldChar w:fldCharType="begin"/>
+            </w:r>
+            <w:r>
+              <w:rPr>
+                <w:noProof/>
+              </w:rPr>
               <w:instrText xml:space="preserve"> PAGEREF _Toc235640405 \h </w:instrText>
+            </w:r>
+            <w:r>
+              <w:rPr>
+                <w:noProof/>
+              </w:rPr>
+            </w:r>
+            <w:r>
+              <w:rPr>
+                <w:noProof/>
+              </w:rPr>
               <w:fldChar w:fldCharType="separate"/>
+            </w:r>
+            <w:r>
+              <w:rPr>
+                <w:noProof/>
+              </w:rPr>
               <w:t>19</w:t>
+            </w:r>
+            <w:r>
+              <w:rPr>
+                <w:noProof/>
+              </w:rPr>
               <w:fldChar w:fldCharType="end"/>
             </w:r>
           </w:hyperlink>
@@ -1379,10 +2264,40 @@
                 <w:noProof/>
               </w:rPr>
               <w:tab/>
+            </w:r>
+            <w:r>
+              <w:rPr>
+                <w:noProof/>
+              </w:rPr>
               <w:fldChar w:fldCharType="begin"/>
+            </w:r>
+            <w:r>
+              <w:rPr>
+                <w:noProof/>
+              </w:rPr>
               <w:instrText xml:space="preserve"> PAGEREF _Toc235640406 \h </w:instrText>
+            </w:r>
+            <w:r>
+              <w:rPr>
+                <w:noProof/>
+              </w:rPr>
+            </w:r>
+            <w:r>
+              <w:rPr>
+                <w:noProof/>
+              </w:rPr>
               <w:fldChar w:fldCharType="separate"/>
+            </w:r>
+            <w:r>
+              <w:rPr>
+                <w:noProof/>
+              </w:rPr>
               <w:t>20</w:t>
+            </w:r>
+            <w:r>
+              <w:rPr>
+                <w:noProof/>
+              </w:rPr>
               <w:fldChar w:fldCharType="end"/>
             </w:r>
           </w:hyperlink>
@@ -1410,10 +2325,40 @@
                 <w:noProof/>
               </w:rPr>
               <w:tab/>
+            </w:r>
+            <w:r>
+              <w:rPr>
+                <w:noProof/>
+              </w:rPr>
               <w:fldChar w:fldCharType="begin"/>
+            </w:r>
+            <w:r>
+              <w:rPr>
+                <w:noProof/>
+              </w:rPr>
               <w:instrText xml:space="preserve"> PAGEREF _Toc235640407 \h </w:instrText>
+            </w:r>
+            <w:r>
+              <w:rPr>
+                <w:noProof/>
+              </w:rPr>
+            </w:r>
+            <w:r>
+              <w:rPr>
+                <w:noProof/>
+              </w:rPr>
               <w:fldChar w:fldCharType="separate"/>
+            </w:r>
+            <w:r>
+              <w:rPr>
+                <w:noProof/>
+              </w:rPr>
               <w:t>20</w:t>
+            </w:r>
+            <w:r>
+              <w:rPr>
+                <w:noProof/>
+              </w:rPr>
               <w:fldChar w:fldCharType="end"/>
             </w:r>
           </w:hyperlink>
@@ -1441,10 +2386,40 @@
                 <w:noProof/>
               </w:rPr>
               <w:tab/>
+            </w:r>
+            <w:r>
+              <w:rPr>
+                <w:noProof/>
+              </w:rPr>
               <w:fldChar w:fldCharType="begin"/>
+            </w:r>
+            <w:r>
+              <w:rPr>
+                <w:noProof/>
+              </w:rPr>
               <w:instrText xml:space="preserve"> PAGEREF _Toc235640408 \h </w:instrText>
+            </w:r>
+            <w:r>
+              <w:rPr>
+                <w:noProof/>
+              </w:rPr>
+            </w:r>
+            <w:r>
+              <w:rPr>
+                <w:noProof/>
+              </w:rPr>
               <w:fldChar w:fldCharType="separate"/>
+            </w:r>
+            <w:r>
+              <w:rPr>
+                <w:noProof/>
+              </w:rPr>
               <w:t>21</w:t>
+            </w:r>
+            <w:r>
+              <w:rPr>
+                <w:noProof/>
+              </w:rPr>
               <w:fldChar w:fldCharType="end"/>
             </w:r>
           </w:hyperlink>
@@ -1472,10 +2447,40 @@
                 <w:noProof/>
               </w:rPr>
               <w:tab/>
+            </w:r>
+            <w:r>
+              <w:rPr>
+                <w:noProof/>
+              </w:rPr>
               <w:fldChar w:fldCharType="begin"/>
+            </w:r>
+            <w:r>
+              <w:rPr>
+                <w:noProof/>
+              </w:rPr>
               <w:instrText xml:space="preserve"> PAGEREF _Toc235640409 \h </w:instrText>
+            </w:r>
+            <w:r>
+              <w:rPr>
+                <w:noProof/>
+              </w:rPr>
+            </w:r>
+            <w:r>
+              <w:rPr>
+                <w:noProof/>
+              </w:rPr>
               <w:fldChar w:fldCharType="separate"/>
+            </w:r>
+            <w:r>
+              <w:rPr>
+                <w:noProof/>
+              </w:rPr>
               <w:t>21</w:t>
+            </w:r>
+            <w:r>
+              <w:rPr>
+                <w:noProof/>
+              </w:rPr>
               <w:fldChar w:fldCharType="end"/>
             </w:r>
           </w:hyperlink>
@@ -1503,10 +2508,40 @@
                 <w:noProof/>
               </w:rPr>
               <w:tab/>
+            </w:r>
+            <w:r>
+              <w:rPr>
+                <w:noProof/>
+              </w:rPr>
               <w:fldChar w:fldCharType="begin"/>
+            </w:r>
+            <w:r>
+              <w:rPr>
+                <w:noProof/>
+              </w:rPr>
               <w:instrText xml:space="preserve"> PAGEREF _Toc235640410 \h </w:instrText>
+            </w:r>
+            <w:r>
+              <w:rPr>
+                <w:noProof/>
+              </w:rPr>
+            </w:r>
+            <w:r>
+              <w:rPr>
+                <w:noProof/>
+              </w:rPr>
               <w:fldChar w:fldCharType="separate"/>
+            </w:r>
+            <w:r>
+              <w:rPr>
+                <w:noProof/>
+              </w:rPr>
               <w:t>21</w:t>
+            </w:r>
+            <w:r>
+              <w:rPr>
+                <w:noProof/>
+              </w:rPr>
               <w:fldChar w:fldCharType="end"/>
             </w:r>
           </w:hyperlink>
@@ -1534,10 +2569,40 @@
                 <w:noProof/>
               </w:rPr>
               <w:tab/>
+            </w:r>
+            <w:r>
+              <w:rPr>
+                <w:noProof/>
+              </w:rPr>
               <w:fldChar w:fldCharType="begin"/>
+            </w:r>
+            <w:r>
+              <w:rPr>
+                <w:noProof/>
+              </w:rPr>
               <w:instrText xml:space="preserve"> PAGEREF _Toc235640411 \h </w:instrText>
+            </w:r>
+            <w:r>
+              <w:rPr>
+                <w:noProof/>
+              </w:rPr>
+            </w:r>
+            <w:r>
+              <w:rPr>
+                <w:noProof/>
+              </w:rPr>
               <w:fldChar w:fldCharType="separate"/>
+            </w:r>
+            <w:r>
+              <w:rPr>
+                <w:noProof/>
+              </w:rPr>
               <w:t>22</w:t>
+            </w:r>
+            <w:r>
+              <w:rPr>
+                <w:noProof/>
+              </w:rPr>
               <w:fldChar w:fldCharType="end"/>
             </w:r>
           </w:hyperlink>
@@ -1565,10 +2630,40 @@
                 <w:noProof/>
               </w:rPr>
               <w:tab/>
+            </w:r>
+            <w:r>
+              <w:rPr>
+                <w:noProof/>
+              </w:rPr>
               <w:fldChar w:fldCharType="begin"/>
+            </w:r>
+            <w:r>
+              <w:rPr>
+                <w:noProof/>
+              </w:rPr>
               <w:instrText xml:space="preserve"> PAGEREF _Toc235640412 \h </w:instrText>
+            </w:r>
+            <w:r>
+              <w:rPr>
+                <w:noProof/>
+              </w:rPr>
+            </w:r>
+            <w:r>
+              <w:rPr>
+                <w:noProof/>
+              </w:rPr>
               <w:fldChar w:fldCharType="separate"/>
+            </w:r>
+            <w:r>
+              <w:rPr>
+                <w:noProof/>
+              </w:rPr>
               <w:t>23</w:t>
+            </w:r>
+            <w:r>
+              <w:rPr>
+                <w:noProof/>
+              </w:rPr>
               <w:fldChar w:fldCharType="end"/>
             </w:r>
           </w:hyperlink>
@@ -1596,10 +2691,40 @@
                 <w:noProof/>
               </w:rPr>
               <w:tab/>
+            </w:r>
+            <w:r>
+              <w:rPr>
+                <w:noProof/>
+              </w:rPr>
               <w:fldChar w:fldCharType="begin"/>
+            </w:r>
+            <w:r>
+              <w:rPr>
+                <w:noProof/>
+              </w:rPr>
               <w:instrText xml:space="preserve"> PAGEREF _Toc235640413 \h </w:instrText>
+            </w:r>
+            <w:r>
+              <w:rPr>
+                <w:noProof/>
+              </w:rPr>
+            </w:r>
+            <w:r>
+              <w:rPr>
+                <w:noProof/>
+              </w:rPr>
               <w:fldChar w:fldCharType="separate"/>
+            </w:r>
+            <w:r>
+              <w:rPr>
+                <w:noProof/>
+              </w:rPr>
               <w:t>23</w:t>
+            </w:r>
+            <w:r>
+              <w:rPr>
+                <w:noProof/>
+              </w:rPr>
               <w:fldChar w:fldCharType="end"/>
             </w:r>
           </w:hyperlink>
@@ -1627,10 +2752,40 @@
                 <w:noProof/>
               </w:rPr>
               <w:tab/>
+            </w:r>
+            <w:r>
+              <w:rPr>
+                <w:noProof/>
+              </w:rPr>
               <w:fldChar w:fldCharType="begin"/>
+            </w:r>
+            <w:r>
+              <w:rPr>
+                <w:noProof/>
+              </w:rPr>
               <w:instrText xml:space="preserve"> PAGEREF _Toc235640414 \h </w:instrText>
+            </w:r>
+            <w:r>
+              <w:rPr>
+                <w:noProof/>
+              </w:rPr>
+            </w:r>
+            <w:r>
+              <w:rPr>
+                <w:noProof/>
+              </w:rPr>
               <w:fldChar w:fldCharType="separate"/>
+            </w:r>
+            <w:r>
+              <w:rPr>
+                <w:noProof/>
+              </w:rPr>
               <w:t>23</w:t>
+            </w:r>
+            <w:r>
+              <w:rPr>
+                <w:noProof/>
+              </w:rPr>
               <w:fldChar w:fldCharType="end"/>
             </w:r>
           </w:hyperlink>
@@ -1658,10 +2813,40 @@
                 <w:noProof/>
               </w:rPr>
               <w:tab/>
+            </w:r>
+            <w:r>
+              <w:rPr>
+                <w:noProof/>
+              </w:rPr>
               <w:fldChar w:fldCharType="begin"/>
+            </w:r>
+            <w:r>
+              <w:rPr>
+                <w:noProof/>
+              </w:rPr>
               <w:instrText xml:space="preserve"> PAGEREF _Toc235640415 \h </w:instrText>
+            </w:r>
+            <w:r>
+              <w:rPr>
+                <w:noProof/>
+              </w:rPr>
+            </w:r>
+            <w:r>
+              <w:rPr>
+                <w:noProof/>
+              </w:rPr>
               <w:fldChar w:fldCharType="separate"/>
+            </w:r>
+            <w:r>
+              <w:rPr>
+                <w:noProof/>
+              </w:rPr>
               <w:t>23</w:t>
+            </w:r>
+            <w:r>
+              <w:rPr>
+                <w:noProof/>
+              </w:rPr>
               <w:fldChar w:fldCharType="end"/>
             </w:r>
           </w:hyperlink>
@@ -1689,10 +2874,40 @@
                 <w:noProof/>
               </w:rPr>
               <w:tab/>
+            </w:r>
+            <w:r>
+              <w:rPr>
+                <w:noProof/>
+              </w:rPr>
               <w:fldChar w:fldCharType="begin"/>
+            </w:r>
+            <w:r>
+              <w:rPr>
+                <w:noProof/>
+              </w:rPr>
               <w:instrText xml:space="preserve"> PAGEREF _Toc235640416 \h </w:instrText>
+            </w:r>
+            <w:r>
+              <w:rPr>
+                <w:noProof/>
+              </w:rPr>
+            </w:r>
+            <w:r>
+              <w:rPr>
+                <w:noProof/>
+              </w:rPr>
               <w:fldChar w:fldCharType="separate"/>
+            </w:r>
+            <w:r>
+              <w:rPr>
+                <w:noProof/>
+              </w:rPr>
               <w:t>25</w:t>
+            </w:r>
+            <w:r>
+              <w:rPr>
+                <w:noProof/>
+              </w:rPr>
               <w:fldChar w:fldCharType="end"/>
             </w:r>
           </w:hyperlink>
@@ -1720,10 +2935,40 @@
                 <w:noProof/>
               </w:rPr>
               <w:tab/>
+            </w:r>
+            <w:r>
+              <w:rPr>
+                <w:noProof/>
+              </w:rPr>
               <w:fldChar w:fldCharType="begin"/>
+            </w:r>
+            <w:r>
+              <w:rPr>
+                <w:noProof/>
+              </w:rPr>
               <w:instrText xml:space="preserve"> PAGEREF _Toc235640417 \h </w:instrText>
+            </w:r>
+            <w:r>
+              <w:rPr>
+                <w:noProof/>
+              </w:rPr>
+            </w:r>
+            <w:r>
+              <w:rPr>
+                <w:noProof/>
+              </w:rPr>
               <w:fldChar w:fldCharType="separate"/>
+            </w:r>
+            <w:r>
+              <w:rPr>
+                <w:noProof/>
+              </w:rPr>
               <w:t>26</w:t>
+            </w:r>
+            <w:r>
+              <w:rPr>
+                <w:noProof/>
+              </w:rPr>
               <w:fldChar w:fldCharType="end"/>
             </w:r>
           </w:hyperlink>
@@ -1751,10 +2996,40 @@
                 <w:noProof/>
               </w:rPr>
               <w:tab/>
+            </w:r>
+            <w:r>
+              <w:rPr>
+                <w:noProof/>
+              </w:rPr>
               <w:fldChar w:fldCharType="begin"/>
+            </w:r>
+            <w:r>
+              <w:rPr>
+                <w:noProof/>
+              </w:rPr>
               <w:instrText xml:space="preserve"> PAGEREF _Toc235640418 \h </w:instrText>
+            </w:r>
+            <w:r>
+              <w:rPr>
+                <w:noProof/>
+              </w:rPr>
+            </w:r>
+            <w:r>
+              <w:rPr>
+                <w:noProof/>
+              </w:rPr>
               <w:fldChar w:fldCharType="separate"/>
+            </w:r>
+            <w:r>
+              <w:rPr>
+                <w:noProof/>
+              </w:rPr>
               <w:t>26</w:t>
+            </w:r>
+            <w:r>
+              <w:rPr>
+                <w:noProof/>
+              </w:rPr>
               <w:fldChar w:fldCharType="end"/>
             </w:r>
           </w:hyperlink>
@@ -1782,10 +3057,40 @@
                 <w:noProof/>
               </w:rPr>
               <w:tab/>
+            </w:r>
+            <w:r>
+              <w:rPr>
+                <w:noProof/>
+              </w:rPr>
               <w:fldChar w:fldCharType="begin"/>
+            </w:r>
+            <w:r>
+              <w:rPr>
+                <w:noProof/>
+              </w:rPr>
               <w:instrText xml:space="preserve"> PAGEREF _Toc235640419 \h </w:instrText>
+            </w:r>
+            <w:r>
+              <w:rPr>
+                <w:noProof/>
+              </w:rPr>
+            </w:r>
+            <w:r>
+              <w:rPr>
+                <w:noProof/>
+              </w:rPr>
               <w:fldChar w:fldCharType="separate"/>
+            </w:r>
+            <w:r>
+              <w:rPr>
+                <w:noProof/>
+              </w:rPr>
               <w:t>26</w:t>
+            </w:r>
+            <w:r>
+              <w:rPr>
+                <w:noProof/>
+              </w:rPr>
               <w:fldChar w:fldCharType="end"/>
             </w:r>
           </w:hyperlink>
@@ -1797,18 +3102,13 @@
         </w:p>
       </w:sdtContent>
     </w:sdt>
-    <w:p>
-      <w:r>
-        <w:br w:type="page"/>
-      </w:r>
-    </w:p>
+    <w:p/>
     <w:p>
       <w:pPr>
         <w:pStyle w:val="Ttulo1"/>
       </w:pPr>
       <w:bookmarkStart w:id="0" w:name="_Toc235640376"/>
       <w:r>
-        <w:lastRenderedPageBreak/>
         <w:t>1. Introducción</w:t>
       </w:r>
       <w:bookmarkEnd w:id="0"/>
@@ -1818,7 +3118,7 @@
         <w:spacing w:after="120" w:line="276" w:lineRule="auto"/>
       </w:pPr>
       <w:r>
-        <w:t xml:space="preserve">Este documento presenta el diseño lógico y físico de la base de datos de INVENTRA: el Modelo Entidad–Relación (MER), el Modelo Relacional (MR) y el Diccionario de Datos. Todas las entidades se derivan de los 48 requisitos funcionales de la Especificación de Requisitos de Software (ERS IEEE 830, revisión 1): cada tabla existe porque uno o más requisitos la exigen, y cada requisito que guarda información tiene su tabla.</w:t>
+        <w:t>Este documento presenta el diseño lógico y físico de la base de datos de INVENTRA: el Modelo Entidad–Relación (MER), el Modelo Relacional (MR) y el Diccionario de Datos. Todas las entidades se derivan de los 48 requisitos funcionales de la Especificación de Requisitos de Software (ERS IEEE 830, revisión 1): cada tabla existe porque uno o más requisitos la exigen, y cada requisito que guarda información tiene su tabla.</w:t>
       </w:r>
     </w:p>
     <w:p>
@@ -1841,7 +3141,10 @@
         <w:spacing w:after="80"/>
       </w:pPr>
       <w:r>
-        <w:t xml:space="preserve">Motor: MySQL 8 (relacional, gratuito, estándar en hosting económico). Motor de almacenamiento InnoDB por su soporte de transacciones y llaves foráneas (exigido por RNF-03).</w:t>
+        <w:t>Motor: MySQL 8 (relacional, gratuito, estándar en hosting económico). Motor de almacenamiento InnoDB por su soporte de transacciones y llaves foráneas (exigido por RNF-03)</w:t>
+      </w:r>
+      <w:r>
+        <w:t>.</w:t>
       </w:r>
     </w:p>
     <w:p>
@@ -1854,7 +3157,7 @@
         <w:spacing w:after="80"/>
       </w:pPr>
       <w:r>
-        <w:t xml:space="preserve">Nombres de tablas y columnas en español, en minúsculas y con guion bajo (snake_case): venta, detalle_venta, lote_inventario.</w:t>
+        <w:t>Nombres de tablas y columnas en español, en minúsculas y con guion bajo (snake_case): venta, detalle_venta, lote_inventario.</w:t>
       </w:r>
     </w:p>
     <w:p>
@@ -1867,7 +3170,7 @@
         <w:spacing w:after="80"/>
       </w:pPr>
       <w:r>
-        <w:t xml:space="preserve">Toda tabla tiene llave primaria artificial «id» autoincremental; las llaves foráneas se nombran tabla_id (producto_id, sede_id).</w:t>
+        <w:t>Toda tabla tiene llave primaria artificial «id» autoincremental; las llaves foráneas se nombran tabla_id (producto_id, sede_id).</w:t>
       </w:r>
     </w:p>
     <w:p>
@@ -1880,7 +3183,7 @@
         <w:spacing w:after="80"/>
       </w:pPr>
       <w:r>
-        <w:t xml:space="preserve">Dinero en DECIMAL(12,2) — nunca FLOAT, que introduce errores de redondeo en cálculos monetarios.</w:t>
+        <w:t>Dinero en DECIMAL(12,2) — nunca FLOAT, que introduce errores de redondeo en cálculos monetarios.</w:t>
       </w:r>
     </w:p>
     <w:p>
@@ -1906,7 +3209,7 @@
         <w:spacing w:after="80"/>
       </w:pPr>
       <w:r>
-        <w:t xml:space="preserve">Aislamiento multiempresa: las tablas de negocio llevan licorera_id; toda consulta del sistema filtra por ese campo.</w:t>
+        <w:t>Aislamiento multiempresa: las tablas de negocio llevan licorera_id; toda consulta del sistema filtra por ese campo.</w:t>
       </w:r>
     </w:p>
     <w:p>
@@ -1919,7 +3222,7 @@
         <w:spacing w:after="80"/>
       </w:pPr>
       <w:r>
-        <w:t xml:space="preserve">Materialización de los tipos: las llaves primarias y foráneas se crean como BIGINT, que es el tipo que aplica el marco de trabajo a los identificadores automáticos para no agotar el rango en tablas de crecimiento continuo (kardex, ventas). Una llave foránea adopta el tipo de la llave a la que apunta, de modo que la convención se propaga a todo el modelo.</w:t>
+        <w:t>Materialización de los tipos: las llaves primarias y foráneas se crean como BIGINT, que es el tipo que aplica el marco de trabajo a los identificadores automáticos para no agotar el rango en tablas de crecimiento continuo (kardex, ventas). Una llave foránea adopta el tipo de la llave a la que apunta, de modo que la convención se propaga a todo el modelo.</w:t>
       </w:r>
     </w:p>
     <w:p>
@@ -1932,7 +3235,7 @@
         <w:spacing w:after="80"/>
       </w:pPr>
       <w:r>
-        <w:t xml:space="preserve">Las columnas de lista cerrada descritas en este documento como ENUM se materializan como VARCHAR con la lista de valores válidos comprobada en la aplicación: alterar un ENUM en MySQL obliga a reescribir la tabla completa y no es portable entre motores. El comportamiento para el usuario es el mismo y permite incorporar un valor nuevo con una migración sencilla.</w:t>
+        <w:t>Las columnas de lista cerrada descritas en este documento como ENUM se materializan como VARCHAR con la lista de valores válidos comprobada en la aplicación: alterar un ENUM en MySQL obliga a reescribir la tabla completa y no es portable entre motores. El comportamiento para el usuario es el mismo y permite incorporar un valor nuevo con una migración sencilla.</w:t>
       </w:r>
     </w:p>
     <w:p>
@@ -1945,7 +3248,8 @@
         <w:spacing w:after="80"/>
       </w:pPr>
       <w:r>
-        <w:t xml:space="preserve">El detalle columna por columna de las tablas ya construidas, con su tipo real, está en el anexo INVENTRA_Diccionario_Datos_Construido.md, que se genera desde los modelos del proyecto y por tanto no puede contradecir a la base de datos.</w:t>
+        <w:lastRenderedPageBreak/>
+        <w:t>El detalle columna por columna de las tablas ya construidas, con su tipo real, está en el anexo INVENTRA_Diccionario_Datos_Construido.md, que se genera desde los modelos del proyecto y por tanto no puede contradecir a la base de datos.</w:t>
       </w:r>
     </w:p>
     <w:p>
@@ -1963,7 +3267,7 @@
         <w:spacing w:after="120" w:line="276" w:lineRule="auto"/>
       </w:pPr>
       <w:r>
-        <w:t xml:space="preserve">El stock actual de un producto NO se guarda en la tabla producto: se calcula como la suma de cantidad_disponible de sus lotes. Guardarlo duplicado en dos lugares invitaría a la inconsistencia (¿a cuál creerle si difieren?). Lo mismo aplica a las alertas de stock bajo y baja rotación: son consultas sobre los datos, no tablas. Si en producción la consulta resultara costosa, se optimizaría con vistas o campos calculados manteniendo los lotes como fuente de verdad.</w:t>
+        <w:t>El stock actual de un producto NO se guarda en la tabla producto: se calcula como la suma de cantidad_disponible de sus lotes. Guardarlo duplicado en dos lugares invitaría a la inconsistencia (¿a cuál creerle si difieren?). Lo mismo aplica a las alertas de stock bajo y baja rotación: son consultas sobre los datos, no tablas. Si en producción la consulta resultara costosa, se optimizaría con vistas o campos calculados manteniendo los lotes como fuente de verdad.</w:t>
       </w:r>
     </w:p>
     <w:p>
@@ -2024,12 +3328,6 @@
         <w:gridCol w:w="5860"/>
       </w:tblGrid>
       <w:tr>
-        <w:tblPrEx>
-          <w:tblCellMar>
-            <w:top w:w="0" w:type="dxa"/>
-            <w:bottom w:w="0" w:type="dxa"/>
-          </w:tblCellMar>
-        </w:tblPrEx>
         <w:tc>
           <w:tcPr>
             <w:tcW w:w="1100" w:type="dxa"/>
@@ -2104,12 +3402,6 @@
         </w:tc>
       </w:tr>
       <w:tr>
-        <w:tblPrEx>
-          <w:tblCellMar>
-            <w:top w:w="0" w:type="dxa"/>
-            <w:bottom w:w="0" w:type="dxa"/>
-          </w:tblCellMar>
-        </w:tblPrEx>
         <w:tc>
           <w:tcPr>
             <w:tcW w:w="1100" w:type="dxa"/>
@@ -2175,12 +3467,6 @@
         </w:tc>
       </w:tr>
       <w:tr>
-        <w:tblPrEx>
-          <w:tblCellMar>
-            <w:top w:w="0" w:type="dxa"/>
-            <w:bottom w:w="0" w:type="dxa"/>
-          </w:tblCellMar>
-        </w:tblPrEx>
         <w:tc>
           <w:tcPr>
             <w:tcW w:w="1100" w:type="dxa"/>
@@ -2240,18 +3526,12 @@
                 <w:sz w:val="20"/>
                 <w:szCs w:val="20"/>
               </w:rPr>
-              <w:t xml:space="preserve">El cliente B2B de INVENTRA: cada licorera es un tenant con datos aislados. Materializa RF-SUS-01.</w:t>
+              <w:t>El cliente B2B de INVENTRA: cada licorera es un tenant con datos aislados. Materializa RF-SUS-01.</w:t>
             </w:r>
           </w:p>
         </w:tc>
       </w:tr>
       <w:tr>
-        <w:tblPrEx>
-          <w:tblCellMar>
-            <w:top w:w="0" w:type="dxa"/>
-            <w:bottom w:w="0" w:type="dxa"/>
-          </w:tblCellMar>
-        </w:tblPrEx>
         <w:tc>
           <w:tcPr>
             <w:tcW w:w="1100" w:type="dxa"/>
@@ -2317,12 +3597,6 @@
         </w:tc>
       </w:tr>
       <w:tr>
-        <w:tblPrEx>
-          <w:tblCellMar>
-            <w:top w:w="0" w:type="dxa"/>
-            <w:bottom w:w="0" w:type="dxa"/>
-          </w:tblCellMar>
-        </w:tblPrEx>
         <w:tc>
           <w:tcPr>
             <w:tcW w:w="1100" w:type="dxa"/>
@@ -2388,12 +3662,6 @@
         </w:tc>
       </w:tr>
       <w:tr>
-        <w:tblPrEx>
-          <w:tblCellMar>
-            <w:top w:w="0" w:type="dxa"/>
-            <w:bottom w:w="0" w:type="dxa"/>
-          </w:tblCellMar>
-        </w:tblPrEx>
         <w:tc>
           <w:tcPr>
             <w:tcW w:w="1100" w:type="dxa"/>
@@ -2459,12 +3727,6 @@
         </w:tc>
       </w:tr>
       <w:tr>
-        <w:tblPrEx>
-          <w:tblCellMar>
-            <w:top w:w="0" w:type="dxa"/>
-            <w:bottom w:w="0" w:type="dxa"/>
-          </w:tblCellMar>
-        </w:tblPrEx>
         <w:tc>
           <w:tcPr>
             <w:tcW w:w="1100" w:type="dxa"/>
@@ -2530,12 +3792,6 @@
         </w:tc>
       </w:tr>
       <w:tr>
-        <w:tblPrEx>
-          <w:tblCellMar>
-            <w:top w:w="0" w:type="dxa"/>
-            <w:bottom w:w="0" w:type="dxa"/>
-          </w:tblCellMar>
-        </w:tblPrEx>
         <w:tc>
           <w:tcPr>
             <w:tcW w:w="1100" w:type="dxa"/>
@@ -2601,12 +3857,6 @@
         </w:tc>
       </w:tr>
       <w:tr>
-        <w:tblPrEx>
-          <w:tblCellMar>
-            <w:top w:w="0" w:type="dxa"/>
-            <w:bottom w:w="0" w:type="dxa"/>
-          </w:tblCellMar>
-        </w:tblPrEx>
         <w:tc>
           <w:tcPr>
             <w:tcW w:w="1100" w:type="dxa"/>
@@ -2672,12 +3922,6 @@
         </w:tc>
       </w:tr>
       <w:tr>
-        <w:tblPrEx>
-          <w:tblCellMar>
-            <w:top w:w="0" w:type="dxa"/>
-            <w:bottom w:w="0" w:type="dxa"/>
-          </w:tblCellMar>
-        </w:tblPrEx>
         <w:tc>
           <w:tcPr>
             <w:tcW w:w="1100" w:type="dxa"/>
@@ -2743,12 +3987,6 @@
         </w:tc>
       </w:tr>
       <w:tr>
-        <w:tblPrEx>
-          <w:tblCellMar>
-            <w:top w:w="0" w:type="dxa"/>
-            <w:bottom w:w="0" w:type="dxa"/>
-          </w:tblCellMar>
-        </w:tblPrEx>
         <w:tc>
           <w:tcPr>
             <w:tcW w:w="1100" w:type="dxa"/>
@@ -2808,18 +4046,12 @@
                 <w:sz w:val="20"/>
                 <w:szCs w:val="20"/>
               </w:rPr>
-              <w:t xml:space="preserve">Categorías del catálogo de cada licorera (aguardiente, ron, cerveza…). Se crean con valores por defecto al registrar el tenant.</w:t>
+              <w:t>Categorías del catálogo de cada licorera (aguardiente, ron, cerveza…). Se crean con valores por defecto al registrar el tenant.</w:t>
             </w:r>
           </w:p>
         </w:tc>
       </w:tr>
       <w:tr>
-        <w:tblPrEx>
-          <w:tblCellMar>
-            <w:top w:w="0" w:type="dxa"/>
-            <w:bottom w:w="0" w:type="dxa"/>
-          </w:tblCellMar>
-        </w:tblPrEx>
         <w:tc>
           <w:tcPr>
             <w:tcW w:w="1100" w:type="dxa"/>
@@ -2885,12 +4117,6 @@
         </w:tc>
       </w:tr>
       <w:tr>
-        <w:tblPrEx>
-          <w:tblCellMar>
-            <w:top w:w="0" w:type="dxa"/>
-            <w:bottom w:w="0" w:type="dxa"/>
-          </w:tblCellMar>
-        </w:tblPrEx>
         <w:tc>
           <w:tcPr>
             <w:tcW w:w="1100" w:type="dxa"/>
@@ -2956,12 +4182,6 @@
         </w:tc>
       </w:tr>
       <w:tr>
-        <w:tblPrEx>
-          <w:tblCellMar>
-            <w:top w:w="0" w:type="dxa"/>
-            <w:bottom w:w="0" w:type="dxa"/>
-          </w:tblCellMar>
-        </w:tblPrEx>
         <w:tc>
           <w:tcPr>
             <w:tcW w:w="1100" w:type="dxa"/>
@@ -3027,12 +4247,6 @@
         </w:tc>
       </w:tr>
       <w:tr>
-        <w:tblPrEx>
-          <w:tblCellMar>
-            <w:top w:w="0" w:type="dxa"/>
-            <w:bottom w:w="0" w:type="dxa"/>
-          </w:tblCellMar>
-        </w:tblPrEx>
         <w:tc>
           <w:tcPr>
             <w:tcW w:w="1100" w:type="dxa"/>
@@ -3098,12 +4312,6 @@
         </w:tc>
       </w:tr>
       <w:tr>
-        <w:tblPrEx>
-          <w:tblCellMar>
-            <w:top w:w="0" w:type="dxa"/>
-            <w:bottom w:w="0" w:type="dxa"/>
-          </w:tblCellMar>
-        </w:tblPrEx>
         <w:tc>
           <w:tcPr>
             <w:tcW w:w="1100" w:type="dxa"/>
@@ -3169,12 +4377,6 @@
         </w:tc>
       </w:tr>
       <w:tr>
-        <w:tblPrEx>
-          <w:tblCellMar>
-            <w:top w:w="0" w:type="dxa"/>
-            <w:bottom w:w="0" w:type="dxa"/>
-          </w:tblCellMar>
-        </w:tblPrEx>
         <w:tc>
           <w:tcPr>
             <w:tcW w:w="1100" w:type="dxa"/>
@@ -3240,12 +4442,6 @@
         </w:tc>
       </w:tr>
       <w:tr>
-        <w:tblPrEx>
-          <w:tblCellMar>
-            <w:top w:w="0" w:type="dxa"/>
-            <w:bottom w:w="0" w:type="dxa"/>
-          </w:tblCellMar>
-        </w:tblPrEx>
         <w:tc>
           <w:tcPr>
             <w:tcW w:w="1100" w:type="dxa"/>
@@ -3311,12 +4507,6 @@
         </w:tc>
       </w:tr>
       <w:tr>
-        <w:tblPrEx>
-          <w:tblCellMar>
-            <w:top w:w="0" w:type="dxa"/>
-            <w:bottom w:w="0" w:type="dxa"/>
-          </w:tblCellMar>
-        </w:tblPrEx>
         <w:tc>
           <w:tcPr>
             <w:tcW w:w="1100" w:type="dxa"/>
@@ -3382,12 +4572,6 @@
         </w:tc>
       </w:tr>
       <w:tr>
-        <w:tblPrEx>
-          <w:tblCellMar>
-            <w:top w:w="0" w:type="dxa"/>
-            <w:bottom w:w="0" w:type="dxa"/>
-          </w:tblCellMar>
-        </w:tblPrEx>
         <w:tc>
           <w:tcPr>
             <w:tcW w:w="1100" w:type="dxa"/>
@@ -3454,12 +4638,6 @@
         </w:tc>
       </w:tr>
       <w:tr>
-        <w:tblPrEx>
-          <w:tblCellMar>
-            <w:top w:w="0" w:type="dxa"/>
-            <w:bottom w:w="0" w:type="dxa"/>
-          </w:tblCellMar>
-        </w:tblPrEx>
         <w:tc>
           <w:tcPr>
             <w:tcW w:w="1100" w:type="dxa"/>
@@ -3525,12 +4703,6 @@
         </w:tc>
       </w:tr>
       <w:tr>
-        <w:tblPrEx>
-          <w:tblCellMar>
-            <w:top w:w="0" w:type="dxa"/>
-            <w:bottom w:w="0" w:type="dxa"/>
-          </w:tblCellMar>
-        </w:tblPrEx>
         <w:tc>
           <w:tcPr>
             <w:tcW w:w="1100" w:type="dxa"/>
@@ -3596,12 +4768,6 @@
         </w:tc>
       </w:tr>
       <w:tr>
-        <w:tblPrEx>
-          <w:tblCellMar>
-            <w:top w:w="0" w:type="dxa"/>
-            <w:bottom w:w="0" w:type="dxa"/>
-          </w:tblCellMar>
-        </w:tblPrEx>
         <w:tc>
           <w:tcPr>
             <w:tcW w:w="1100" w:type="dxa"/>
@@ -3667,12 +4833,6 @@
         </w:tc>
       </w:tr>
       <w:tr>
-        <w:tblPrEx>
-          <w:tblCellMar>
-            <w:top w:w="0" w:type="dxa"/>
-            <w:bottom w:w="0" w:type="dxa"/>
-          </w:tblCellMar>
-        </w:tblPrEx>
         <w:tc>
           <w:tcPr>
             <w:tcW w:w="1100" w:type="dxa"/>
@@ -3738,12 +4898,6 @@
         </w:tc>
       </w:tr>
       <w:tr>
-        <w:tblPrEx>
-          <w:tblCellMar>
-            <w:top w:w="0" w:type="dxa"/>
-            <w:bottom w:w="0" w:type="dxa"/>
-          </w:tblCellMar>
-        </w:tblPrEx>
         <w:tc>
           <w:tcPr>
             <w:tcW w:w="1100" w:type="dxa"/>
@@ -3843,18 +4997,12 @@
         <w:tblLook w:val="04A0" w:firstRow="1" w:lastRow="0" w:firstColumn="1" w:lastColumn="0" w:noHBand="0" w:noVBand="1"/>
       </w:tblPr>
       <w:tblGrid>
-        <w:gridCol w:w="1899"/>
-        <w:gridCol w:w="2181"/>
-        <w:gridCol w:w="1489"/>
-        <w:gridCol w:w="3791"/>
+        <w:gridCol w:w="1900"/>
+        <w:gridCol w:w="1900"/>
+        <w:gridCol w:w="1500"/>
+        <w:gridCol w:w="4060"/>
       </w:tblGrid>
       <w:tr>
-        <w:tblPrEx>
-          <w:tblCellMar>
-            <w:top w:w="0" w:type="dxa"/>
-            <w:bottom w:w="0" w:type="dxa"/>
-          </w:tblCellMar>
-        </w:tblPrEx>
         <w:tc>
           <w:tcPr>
             <w:tcW w:w="1900" w:type="dxa"/>
@@ -3953,12 +5101,6 @@
         </w:tc>
       </w:tr>
       <w:tr>
-        <w:tblPrEx>
-          <w:tblCellMar>
-            <w:top w:w="0" w:type="dxa"/>
-            <w:bottom w:w="0" w:type="dxa"/>
-          </w:tblCellMar>
-        </w:tblPrEx>
         <w:tc>
           <w:tcPr>
             <w:tcW w:w="1900" w:type="dxa"/>
@@ -4045,12 +5187,6 @@
         </w:tc>
       </w:tr>
       <w:tr>
-        <w:tblPrEx>
-          <w:tblCellMar>
-            <w:top w:w="0" w:type="dxa"/>
-            <w:bottom w:w="0" w:type="dxa"/>
-          </w:tblCellMar>
-        </w:tblPrEx>
         <w:tc>
           <w:tcPr>
             <w:tcW w:w="1900" w:type="dxa"/>
@@ -4137,12 +5273,6 @@
         </w:tc>
       </w:tr>
       <w:tr>
-        <w:tblPrEx>
-          <w:tblCellMar>
-            <w:top w:w="0" w:type="dxa"/>
-            <w:bottom w:w="0" w:type="dxa"/>
-          </w:tblCellMar>
-        </w:tblPrEx>
         <w:tc>
           <w:tcPr>
             <w:tcW w:w="1900" w:type="dxa"/>
@@ -4229,12 +5359,6 @@
         </w:tc>
       </w:tr>
       <w:tr>
-        <w:tblPrEx>
-          <w:tblCellMar>
-            <w:top w:w="0" w:type="dxa"/>
-            <w:bottom w:w="0" w:type="dxa"/>
-          </w:tblCellMar>
-        </w:tblPrEx>
         <w:tc>
           <w:tcPr>
             <w:tcW w:w="1900" w:type="dxa"/>
@@ -4321,12 +5445,6 @@
         </w:tc>
       </w:tr>
       <w:tr>
-        <w:tblPrEx>
-          <w:tblCellMar>
-            <w:top w:w="0" w:type="dxa"/>
-            <w:bottom w:w="0" w:type="dxa"/>
-          </w:tblCellMar>
-        </w:tblPrEx>
         <w:tc>
           <w:tcPr>
             <w:tcW w:w="1900" w:type="dxa"/>
@@ -4413,12 +5531,6 @@
         </w:tc>
       </w:tr>
       <w:tr>
-        <w:tblPrEx>
-          <w:tblCellMar>
-            <w:top w:w="0" w:type="dxa"/>
-            <w:bottom w:w="0" w:type="dxa"/>
-          </w:tblCellMar>
-        </w:tblPrEx>
         <w:tc>
           <w:tcPr>
             <w:tcW w:w="1900" w:type="dxa"/>
@@ -4505,12 +5617,6 @@
         </w:tc>
       </w:tr>
       <w:tr>
-        <w:tblPrEx>
-          <w:tblCellMar>
-            <w:top w:w="0" w:type="dxa"/>
-            <w:bottom w:w="0" w:type="dxa"/>
-          </w:tblCellMar>
-        </w:tblPrEx>
         <w:tc>
           <w:tcPr>
             <w:tcW w:w="1900" w:type="dxa"/>
@@ -4597,12 +5703,6 @@
         </w:tc>
       </w:tr>
       <w:tr>
-        <w:tblPrEx>
-          <w:tblCellMar>
-            <w:top w:w="0" w:type="dxa"/>
-            <w:bottom w:w="0" w:type="dxa"/>
-          </w:tblCellMar>
-        </w:tblPrEx>
         <w:tc>
           <w:tcPr>
             <w:tcW w:w="1900" w:type="dxa"/>
@@ -4689,12 +5789,6 @@
         </w:tc>
       </w:tr>
       <w:tr>
-        <w:tblPrEx>
-          <w:tblCellMar>
-            <w:top w:w="0" w:type="dxa"/>
-            <w:bottom w:w="0" w:type="dxa"/>
-          </w:tblCellMar>
-        </w:tblPrEx>
         <w:tc>
           <w:tcPr>
             <w:tcW w:w="1900" w:type="dxa"/>
@@ -4781,12 +5875,6 @@
         </w:tc>
       </w:tr>
       <w:tr>
-        <w:tblPrEx>
-          <w:tblCellMar>
-            <w:top w:w="0" w:type="dxa"/>
-            <w:bottom w:w="0" w:type="dxa"/>
-          </w:tblCellMar>
-        </w:tblPrEx>
         <w:tc>
           <w:tcPr>
             <w:tcW w:w="1900" w:type="dxa"/>
@@ -4873,12 +5961,6 @@
         </w:tc>
       </w:tr>
       <w:tr>
-        <w:tblPrEx>
-          <w:tblCellMar>
-            <w:top w:w="0" w:type="dxa"/>
-            <w:bottom w:w="0" w:type="dxa"/>
-          </w:tblCellMar>
-        </w:tblPrEx>
         <w:tc>
           <w:tcPr>
             <w:tcW w:w="1900" w:type="dxa"/>
@@ -4965,12 +6047,6 @@
         </w:tc>
       </w:tr>
       <w:tr>
-        <w:tblPrEx>
-          <w:tblCellMar>
-            <w:top w:w="0" w:type="dxa"/>
-            <w:bottom w:w="0" w:type="dxa"/>
-          </w:tblCellMar>
-        </w:tblPrEx>
         <w:tc>
           <w:tcPr>
             <w:tcW w:w="1900" w:type="dxa"/>
@@ -5057,12 +6133,6 @@
         </w:tc>
       </w:tr>
       <w:tr>
-        <w:tblPrEx>
-          <w:tblCellMar>
-            <w:top w:w="0" w:type="dxa"/>
-            <w:bottom w:w="0" w:type="dxa"/>
-          </w:tblCellMar>
-        </w:tblPrEx>
         <w:tc>
           <w:tcPr>
             <w:tcW w:w="1900" w:type="dxa"/>
@@ -5149,12 +6219,6 @@
         </w:tc>
       </w:tr>
       <w:tr>
-        <w:tblPrEx>
-          <w:tblCellMar>
-            <w:top w:w="0" w:type="dxa"/>
-            <w:bottom w:w="0" w:type="dxa"/>
-          </w:tblCellMar>
-        </w:tblPrEx>
         <w:tc>
           <w:tcPr>
             <w:tcW w:w="1900" w:type="dxa"/>
@@ -5241,12 +6305,6 @@
         </w:tc>
       </w:tr>
       <w:tr>
-        <w:tblPrEx>
-          <w:tblCellMar>
-            <w:top w:w="0" w:type="dxa"/>
-            <w:bottom w:w="0" w:type="dxa"/>
-          </w:tblCellMar>
-        </w:tblPrEx>
         <w:tc>
           <w:tcPr>
             <w:tcW w:w="1900" w:type="dxa"/>
@@ -5327,18 +6385,12 @@
                 <w:sz w:val="20"/>
                 <w:szCs w:val="20"/>
               </w:rPr>
-              <w:t xml:space="preserve">El kardex registra todos los movimientos del producto.</w:t>
+              <w:t>El kardex registra todos los movimientos del producto.</w:t>
             </w:r>
           </w:p>
         </w:tc>
       </w:tr>
       <w:tr>
-        <w:tblPrEx>
-          <w:tblCellMar>
-            <w:top w:w="0" w:type="dxa"/>
-            <w:bottom w:w="0" w:type="dxa"/>
-          </w:tblCellMar>
-        </w:tblPrEx>
         <w:tc>
           <w:tcPr>
             <w:tcW w:w="1900" w:type="dxa"/>
@@ -5425,12 +6477,6 @@
         </w:tc>
       </w:tr>
       <w:tr>
-        <w:tblPrEx>
-          <w:tblCellMar>
-            <w:top w:w="0" w:type="dxa"/>
-            <w:bottom w:w="0" w:type="dxa"/>
-          </w:tblCellMar>
-        </w:tblPrEx>
         <w:tc>
           <w:tcPr>
             <w:tcW w:w="1900" w:type="dxa"/>
@@ -5448,7 +6494,6 @@
                 <w:sz w:val="20"/>
                 <w:szCs w:val="20"/>
               </w:rPr>
-              <w:lastRenderedPageBreak/>
               <w:t>traslado</w:t>
             </w:r>
           </w:p>
@@ -5518,12 +6563,6 @@
         </w:tc>
       </w:tr>
       <w:tr>
-        <w:tblPrEx>
-          <w:tblCellMar>
-            <w:top w:w="0" w:type="dxa"/>
-            <w:bottom w:w="0" w:type="dxa"/>
-          </w:tblCellMar>
-        </w:tblPrEx>
         <w:tc>
           <w:tcPr>
             <w:tcW w:w="1900" w:type="dxa"/>
@@ -5541,6 +6580,7 @@
                 <w:sz w:val="20"/>
                 <w:szCs w:val="20"/>
               </w:rPr>
+              <w:lastRenderedPageBreak/>
               <w:t>sede</w:t>
             </w:r>
           </w:p>
@@ -5610,12 +6650,6 @@
         </w:tc>
       </w:tr>
       <w:tr>
-        <w:tblPrEx>
-          <w:tblCellMar>
-            <w:top w:w="0" w:type="dxa"/>
-            <w:bottom w:w="0" w:type="dxa"/>
-          </w:tblCellMar>
-        </w:tblPrEx>
         <w:tc>
           <w:tcPr>
             <w:tcW w:w="1900" w:type="dxa"/>
@@ -5702,12 +6736,6 @@
         </w:tc>
       </w:tr>
       <w:tr>
-        <w:tblPrEx>
-          <w:tblCellMar>
-            <w:top w:w="0" w:type="dxa"/>
-            <w:bottom w:w="0" w:type="dxa"/>
-          </w:tblCellMar>
-        </w:tblPrEx>
         <w:tc>
           <w:tcPr>
             <w:tcW w:w="1900" w:type="dxa"/>
@@ -5794,12 +6822,6 @@
         </w:tc>
       </w:tr>
       <w:tr>
-        <w:tblPrEx>
-          <w:tblCellMar>
-            <w:top w:w="0" w:type="dxa"/>
-            <w:bottom w:w="0" w:type="dxa"/>
-          </w:tblCellMar>
-        </w:tblPrEx>
         <w:tc>
           <w:tcPr>
             <w:tcW w:w="1900" w:type="dxa"/>
@@ -5886,12 +6908,6 @@
         </w:tc>
       </w:tr>
       <w:tr>
-        <w:tblPrEx>
-          <w:tblCellMar>
-            <w:top w:w="0" w:type="dxa"/>
-            <w:bottom w:w="0" w:type="dxa"/>
-          </w:tblCellMar>
-        </w:tblPrEx>
         <w:tc>
           <w:tcPr>
             <w:tcW w:w="1900" w:type="dxa"/>
@@ -5978,12 +6994,6 @@
         </w:tc>
       </w:tr>
       <w:tr>
-        <w:tblPrEx>
-          <w:tblCellMar>
-            <w:top w:w="0" w:type="dxa"/>
-            <w:bottom w:w="0" w:type="dxa"/>
-          </w:tblCellMar>
-        </w:tblPrEx>
         <w:tc>
           <w:tcPr>
             <w:tcW w:w="1900" w:type="dxa"/>
@@ -6070,12 +7080,6 @@
         </w:tc>
       </w:tr>
       <w:tr>
-        <w:tblPrEx>
-          <w:tblCellMar>
-            <w:top w:w="0" w:type="dxa"/>
-            <w:bottom w:w="0" w:type="dxa"/>
-          </w:tblCellMar>
-        </w:tblPrEx>
         <w:tc>
           <w:tcPr>
             <w:tcW w:w="1900" w:type="dxa"/>
@@ -6162,12 +7166,6 @@
         </w:tc>
       </w:tr>
       <w:tr>
-        <w:tblPrEx>
-          <w:tblCellMar>
-            <w:top w:w="0" w:type="dxa"/>
-            <w:bottom w:w="0" w:type="dxa"/>
-          </w:tblCellMar>
-        </w:tblPrEx>
         <w:tc>
           <w:tcPr>
             <w:tcW w:w="1900" w:type="dxa"/>
@@ -6254,12 +7252,6 @@
         </w:tc>
       </w:tr>
       <w:tr>
-        <w:tblPrEx>
-          <w:tblCellMar>
-            <w:top w:w="0" w:type="dxa"/>
-            <w:bottom w:w="0" w:type="dxa"/>
-          </w:tblCellMar>
-        </w:tblPrEx>
         <w:tc>
           <w:tcPr>
             <w:tcW w:w="1900" w:type="dxa"/>
@@ -6346,12 +7338,6 @@
         </w:tc>
       </w:tr>
       <w:tr>
-        <w:tblPrEx>
-          <w:tblCellMar>
-            <w:top w:w="0" w:type="dxa"/>
-            <w:bottom w:w="0" w:type="dxa"/>
-          </w:tblCellMar>
-        </w:tblPrEx>
         <w:tc>
           <w:tcPr>
             <w:tcW w:w="1900" w:type="dxa"/>
@@ -6438,12 +7424,6 @@
         </w:tc>
       </w:tr>
       <w:tr>
-        <w:tblPrEx>
-          <w:tblCellMar>
-            <w:top w:w="0" w:type="dxa"/>
-            <w:bottom w:w="0" w:type="dxa"/>
-          </w:tblCellMar>
-        </w:tblPrEx>
         <w:tc>
           <w:tcPr>
             <w:tcW w:w="1900" w:type="dxa"/>
@@ -6530,12 +7510,6 @@
         </w:tc>
       </w:tr>
       <w:tr>
-        <w:tblPrEx>
-          <w:tblCellMar>
-            <w:top w:w="0" w:type="dxa"/>
-            <w:bottom w:w="0" w:type="dxa"/>
-          </w:tblCellMar>
-        </w:tblPrEx>
         <w:tc>
           <w:tcPr>
             <w:tcW w:w="1900" w:type="dxa"/>
@@ -6622,12 +7596,6 @@
         </w:tc>
       </w:tr>
       <w:tr>
-        <w:tblPrEx>
-          <w:tblCellMar>
-            <w:top w:w="0" w:type="dxa"/>
-            <w:bottom w:w="0" w:type="dxa"/>
-          </w:tblCellMar>
-        </w:tblPrEx>
         <w:tc>
           <w:tcPr>
             <w:tcW w:w="1900" w:type="dxa"/>
@@ -6734,7 +7702,7 @@
         <w:spacing w:after="120" w:line="276" w:lineRule="auto"/>
       </w:pPr>
       <w:r>
-        <w:t xml:space="preserve">El modelo entidad–relación se presenta en dos vistas: la Figura 1 muestra la vista general de las entidades y sus relaciones, y la Figura 2 detalla la cadena de valoración PEPS (entrada → lote → consumo por venta). Ambas figuras se elaboraron a partir de la representación textual del modelo, escrita en el lenguaje de diagramación Mermaid, que se incluye en el Apéndice A para dejar constancia de su origen, permitir su reproducción y mantener la coherencia entre el diagrama y el diccionario de datos.</w:t>
+        <w:t>El modelo entidad–relación se presenta en dos vistas: la Figura 1 muestra la vista general de las entidades y sus relaciones, y la Figura 2 detalla la cadena de valoración PEPS (entrada → lote → consumo por venta). Ambas figuras se elaboraron a partir de la representación textual del modelo, escrita en el lenguaje de diagramación Mermaid, que se incluye en el Apéndice A para dejar constancia de su origen, permitir su reproducción y mantener la coherencia entre el diagrama y el diccionario de datos.</w:t>
       </w:r>
     </w:p>
     <w:p>
@@ -6862,6 +7830,7 @@
           <w:b/>
           <w:bCs/>
         </w:rPr>
+        <w:lastRenderedPageBreak/>
         <w:t>Figura 2. Detalle de la cadena PEPS: entrada → lote → consumo por venta (código fuente en el Apéndice A).</w:t>
       </w:r>
     </w:p>
@@ -6871,7 +7840,6 @@
       </w:pPr>
       <w:bookmarkStart w:id="7" w:name="_Toc235640383"/>
       <w:r>
-        <w:lastRenderedPageBreak/>
         <w:t>3. Modelo Relacional (MR)</w:t>
       </w:r>
       <w:bookmarkEnd w:id="7"/>
@@ -6881,7 +7849,7 @@
         <w:spacing w:after="120" w:line="276" w:lineRule="auto"/>
       </w:pPr>
       <w:r>
-        <w:t xml:space="preserve">Notación: nombre_tabla(columnas). PK = llave primaria (subrayada por convención), FK = llave foránea, UQ = única, UQ* = única compuesta.</w:t>
+        <w:t>Notación: nombre_tabla(columnas). PK = llave primaria (subrayada por convención), FK = llave foránea, UQ = única, UQ* = única compuesta.</w:t>
       </w:r>
     </w:p>
     <w:p>
@@ -6889,7 +7857,7 @@
         <w:spacing w:after="160" w:line="276" w:lineRule="auto"/>
       </w:pPr>
       <w:r>
-        <w:t xml:space="preserve">plan (id [PK], nombre [UQ], precio_mensual, maximo_sedes, maximo_usuarios, permite_facturacion, permite_reportes_avanzados, activo)</w:t>
+        <w:t>plan (id [PK], nombre [UQ], precio_mensual, maximo_sedes, maximo_usuarios, permite_facturacion, permite_reportes_avanzados, activo)</w:t>
       </w:r>
     </w:p>
     <w:p>
@@ -6897,7 +7865,7 @@
         <w:spacing w:after="160" w:line="276" w:lineRule="auto"/>
       </w:pPr>
       <w:r>
-        <w:t xml:space="preserve">licorera (id [PK], nombre, nit [UQ], direccion, telefono, correo, fecha_registro, activo)</w:t>
+        <w:t>licorera (id [PK], nombre, nit [UQ], direccion, telefono, correo, fecha_registro, activo)</w:t>
       </w:r>
     </w:p>
     <w:p>
@@ -6905,7 +7873,7 @@
         <w:spacing w:after="160" w:line="276" w:lineRule="auto"/>
       </w:pPr>
       <w:r>
-        <w:t xml:space="preserve">suscripcion (id [PK], licorera_id [FK→licorera], plan_id [FK→plan], estado, fecha_inicio, fecha_fin, precio_pactado)</w:t>
+        <w:t>suscripcion (id [PK], licorera_id [FK→licorera], plan_id [FK→plan], estado, fecha_inicio, fecha_fin, precio_pactado)</w:t>
       </w:r>
     </w:p>
     <w:p>
@@ -6913,7 +7881,7 @@
         <w:spacing w:after="160" w:line="276" w:lineRule="auto"/>
       </w:pPr>
       <w:r>
-        <w:t xml:space="preserve">rol (id [PK], nombre [UQ], descripcion)</w:t>
+        <w:t>rol (id [PK], nombre [UQ], descripcion)</w:t>
       </w:r>
     </w:p>
     <w:p>
@@ -6921,7 +7889,7 @@
         <w:spacing w:after="160" w:line="276" w:lineRule="auto"/>
       </w:pPr>
       <w:r>
-        <w:t xml:space="preserve">usuario (id [PK], licorera_id [FK→licorera], rol_id [FK→rol], nombre_completo, correo [UQ], telefono, contrasena_hash, intentos_fallidos, bloqueado_hasta, activo, fecha_creacion)</w:t>
+        <w:t>usuario (id [PK], licorera_id [FK→licorera], rol_id [FK→rol], nombre_completo, correo [UQ], telefono, contrasena_hash, intentos_fallidos, bloqueado_hasta, activo, fecha_creacion)</w:t>
       </w:r>
     </w:p>
     <w:p>
@@ -6929,7 +7897,7 @@
         <w:spacing w:after="160" w:line="276" w:lineRule="auto"/>
       </w:pPr>
       <w:r>
-        <w:t xml:space="preserve">usuario_sede (id [PK], usuario_id [FK→usuario, UQ*], sede_id [FK→sede, UQ*])</w:t>
+        <w:t>usuario_sede (id [PK], usuario_id [FK→usuario, UQ*], sede_id [FK→sede, UQ*])</w:t>
       </w:r>
     </w:p>
     <w:p>
@@ -6937,7 +7905,7 @@
         <w:spacing w:after="160" w:line="276" w:lineRule="auto"/>
       </w:pPr>
       <w:r>
-        <w:t xml:space="preserve">sede (id [PK], licorera_id [FK→licorera], nombre, direccion, telefono, activo)</w:t>
+        <w:t>sede (id [PK], licorera_id [FK→licorera], nombre, direccion, telefono, activo)</w:t>
       </w:r>
     </w:p>
     <w:p>
@@ -6945,7 +7913,7 @@
         <w:spacing w:after="160" w:line="276" w:lineRule="auto"/>
       </w:pPr>
       <w:r>
-        <w:t xml:space="preserve">traslado (id [PK], licorera_id [FK→licorera], sede_origen_id [FK→sede], sede_destino_id [FK→sede], usuario_id [FK→usuario], fecha, observacion)</w:t>
+        <w:t>traslado (id [PK], licorera_id [FK→licorera], sede_origen_id [FK→sede], sede_destino_id [FK→sede], usuario_id [FK→usuario], fecha, observacion)</w:t>
       </w:r>
     </w:p>
     <w:p>
@@ -6953,7 +7921,7 @@
         <w:spacing w:after="160" w:line="276" w:lineRule="auto"/>
       </w:pPr>
       <w:r>
-        <w:t xml:space="preserve">detalle_traslado (id [PK], traslado_id [FK→traslado], producto_id [FK→producto], cantidad)</w:t>
+        <w:t>detalle_traslado (id [PK], traslado_id [FK→traslado], producto_id [FK→producto], cantidad)</w:t>
       </w:r>
     </w:p>
     <w:p>
@@ -6961,7 +7929,7 @@
         <w:spacing w:after="160" w:line="276" w:lineRule="auto"/>
       </w:pPr>
       <w:r>
-        <w:t xml:space="preserve">categoria (id [PK], licorera_id [FK→licorera, UQ*], nombre [UQ*], activo)</w:t>
+        <w:t>categoria (id [PK], licorera_id [FK→licorera, UQ*], nombre [UQ*], activo)</w:t>
       </w:r>
     </w:p>
     <w:p>
@@ -6969,7 +7937,7 @@
         <w:spacing w:after="160" w:line="276" w:lineRule="auto"/>
       </w:pPr>
       <w:r>
-        <w:t xml:space="preserve">producto (id [PK], licorera_id [FK→licorera], categoria_id [FK→categoria], nombre, presentacion, codigo_barras [UQ*], precio_venta, stock_minimo, activo, fecha_creacion)</w:t>
+        <w:t>producto (id [PK], licorera_id [FK→licorera], categoria_id [FK→categoria], nombre, presentacion, codigo_barras [UQ*], precio_venta, stock_minimo, activo, fecha_creacion)</w:t>
       </w:r>
     </w:p>
     <w:p>
@@ -6977,7 +7945,7 @@
         <w:spacing w:after="160" w:line="276" w:lineRule="auto"/>
       </w:pPr>
       <w:r>
-        <w:t xml:space="preserve">entrada_mercancia (id [PK], licorera_id [FK→licorera], sede_id [FK→sede], usuario_id [FK→usuario], proveedor, fecha, observacion)</w:t>
+        <w:t>entrada_mercancia (id [PK], licorera_id [FK→licorera], sede_id [FK→sede], usuario_id [FK→usuario], proveedor, fecha, observacion)</w:t>
       </w:r>
     </w:p>
     <w:p>
@@ -6985,7 +7953,7 @@
         <w:spacing w:after="160" w:line="276" w:lineRule="auto"/>
       </w:pPr>
       <w:r>
-        <w:t xml:space="preserve">lote_inventario (id [PK], producto_id [FK→producto], sede_id [FK→sede], origen, entrada_id [FK→entrada_mercancia], traslado_id [FK→traslado], cantidad_inicial, cantidad_disponible, costo_unitario, fecha_ingreso)</w:t>
+        <w:t>lote_inventario (id [PK], producto_id [FK→producto], sede_id [FK→sede], origen, entrada_id [FK→entrada_mercancia], traslado_id [FK→traslado], cantidad_inicial, cantidad_disponible, costo_unitario, fecha_ingreso)</w:t>
       </w:r>
     </w:p>
     <w:p>
@@ -6993,7 +7961,7 @@
         <w:spacing w:after="160" w:line="276" w:lineRule="auto"/>
       </w:pPr>
       <w:r>
-        <w:t xml:space="preserve">movimiento_inventario (id [PK], licorera_id [FK→licorera], producto_id [FK→producto], sede_id [FK→sede], lote_id [FK→lote_inventario], tipo, cantidad, costo_unitario, documento_tipo, documento_id, usuario_id [FK→usuario], motivo, saldo_resultante, fecha)</w:t>
+        <w:t>movimiento_inventario (id [PK], licorera_id [FK→licorera], producto_id [FK→producto], sede_id [FK→sede], lote_id [FK→lote_inventario], tipo, cantidad, costo_unitario, documento_tipo, documento_id, usuario_id [FK→usuario], motivo, saldo_resultante, fecha)</w:t>
       </w:r>
     </w:p>
     <w:p>
@@ -7001,7 +7969,7 @@
         <w:spacing w:after="160" w:line="276" w:lineRule="auto"/>
       </w:pPr>
       <w:r>
-        <w:t xml:space="preserve">medio_pago (id [PK], nombre [UQ], activo)</w:t>
+        <w:t>medio_pago (id [PK], nombre [UQ], activo)</w:t>
       </w:r>
     </w:p>
     <w:p>
@@ -7009,15 +7977,7 @@
         <w:spacing w:after="160" w:line="276" w:lineRule="auto"/>
       </w:pPr>
       <w:r>
-        <w:t xml:space="preserve">venta (id [PK], licorera_id [FK→licorera], sede_id [FK→sede], usuario_id [FK→usuario], consecutivo [UQ*], fecha, total, medio_pago_id [FK→medio_pago], monto_recibido, estado, motivo_anulacion, anulada_por [FK→usuario], fecha_anulacion)</w:t>
-      </w:r>
-    </w:p>
-    <w:p>
-      <w:pPr>
-        <w:spacing w:after="160" w:line="276" w:lineRule="auto"/>
-      </w:pPr>
-      <w:r>
-        <w:t xml:space="preserve">detalle_venta (id [PK], venta_id [FK→venta], producto_id [FK→producto], cantidad, precio_unitario, subtotal)</w:t>
+        <w:t>venta (id [PK], licorera_id [FK→licorera], sede_id [FK→sede], usuario_id [FK→usuario], consecutivo [UQ*], fecha, total, medio_pago_id [FK→medio_pago], monto_recibido, estado, motivo_anulacion, anulada_por [FK→usuario], fecha_anulacion)</w:t>
       </w:r>
     </w:p>
     <w:p>
@@ -7026,7 +7986,7 @@
       </w:pPr>
       <w:r>
         <w:lastRenderedPageBreak/>
-        <w:t xml:space="preserve">consumo_lote (id [PK], detalle_venta_id [FK→detalle_venta], lote_id [FK→lote_inventario], cantidad, costo_unitario)</w:t>
+        <w:t>detalle_venta (id [PK], venta_id [FK→venta], producto_id [FK→producto], cantidad, precio_unitario, subtotal)</w:t>
       </w:r>
     </w:p>
     <w:p>
@@ -7034,7 +7994,7 @@
         <w:spacing w:after="160" w:line="276" w:lineRule="auto"/>
       </w:pPr>
       <w:r>
-        <w:t xml:space="preserve">cierre_caja (id [PK], licorera_id [FK→licorera], sede_id [FK→sede, UQ*], fecha [UQ*], total_efectivo, total_transferencia, total_tarjeta, efectivo_contado, diferencia, usuario_id [FK→usuario], observacion)</w:t>
+        <w:t>consumo_lote (id [PK], detalle_venta_id [FK→detalle_venta], lote_id [FK→lote_inventario], cantidad, costo_unitario)</w:t>
       </w:r>
     </w:p>
     <w:p>
@@ -7042,7 +8002,7 @@
         <w:spacing w:after="160" w:line="276" w:lineRule="auto"/>
       </w:pPr>
       <w:r>
-        <w:t xml:space="preserve">datos_fiscales (id [PK], licorera_id [FK→licorera, UQ], razon_social, nit, regimen, direccion_fiscal, resolucion_facturacion, prefijo, ambiente)</w:t>
+        <w:t>cierre_caja (id [PK], licorera_id [FK→licorera], sede_id [FK→sede, UQ*], fecha [UQ*], total_efectivo, total_transferencia, total_tarjeta, efectivo_contado, diferencia, usuario_id [FK→usuario], observacion)</w:t>
       </w:r>
     </w:p>
     <w:p>
@@ -7050,7 +8010,7 @@
         <w:spacing w:after="160" w:line="276" w:lineRule="auto"/>
       </w:pPr>
       <w:r>
-        <w:t xml:space="preserve">factura_electronica (id [PK], venta_id [FK→venta, UQ], numero, cufe, estado, motivo_rechazo, url_xml, url_pdf, correo_cliente, fecha_emision)</w:t>
+        <w:t>datos_fiscales (id [PK], licorera_id [FK→licorera, UQ], razon_social, nit, regimen, direccion_fiscal, resolucion_facturacion, prefijo, ambiente)</w:t>
       </w:r>
     </w:p>
     <w:p>
@@ -7058,7 +8018,7 @@
         <w:spacing w:after="160" w:line="276" w:lineRule="auto"/>
       </w:pPr>
       <w:r>
-        <w:t xml:space="preserve">nota_credito (id [PK], factura_id [FK→factura_electronica], cufe, estado, motivo, fecha_emision)</w:t>
+        <w:t>factura_electronica (id [PK], venta_id [FK→venta, UQ], numero, cufe, estado, motivo_rechazo, url_xml, url_pdf, correo_cliente, fecha_emision)</w:t>
       </w:r>
     </w:p>
     <w:p>
@@ -7066,7 +8026,7 @@
         <w:spacing w:after="160" w:line="276" w:lineRule="auto"/>
       </w:pPr>
       <w:r>
-        <w:t xml:space="preserve">log_auditoria (id [PK], licorera_id [FK→licorera], usuario_id [FK→usuario], accion, entidad, entidad_id, detalle, direccion_ip, fecha)</w:t>
+        <w:t>nota_credito (id [PK], factura_id [FK→factura_electronica], cufe, estado, motivo, fecha_emision)</w:t>
       </w:r>
     </w:p>
     <w:p>
@@ -7074,7 +8034,15 @@
         <w:spacing w:after="160" w:line="276" w:lineRule="auto"/>
       </w:pPr>
       <w:r>
-        <w:t xml:space="preserve">copia_seguridad (id [PK], tipo, estado, ubicacion, tamano_mb, usuario_id [FK→usuario], fecha)</w:t>
+        <w:t>log_auditoria (id [PK], licorera_id [FK→licorera], usuario_id [FK→usuario], accion, entidad, entidad_id, detalle, direccion_ip, fecha)</w:t>
+      </w:r>
+    </w:p>
+    <w:p>
+      <w:pPr>
+        <w:spacing w:after="160" w:line="276" w:lineRule="auto"/>
+      </w:pPr>
+      <w:r>
+        <w:t>copia_seguridad (id [PK], tipo, estado, ubicacion, tamano_mb, usuario_id [FK→usuario], fecha)</w:t>
       </w:r>
     </w:p>
     <w:p>
@@ -7148,19 +8116,13 @@
         <w:tblLook w:val="04A0" w:firstRow="1" w:lastRow="0" w:firstColumn="1" w:lastColumn="0" w:noHBand="0" w:noVBand="1"/>
       </w:tblPr>
       <w:tblGrid>
-        <w:gridCol w:w="2512"/>
-        <w:gridCol w:w="2236"/>
-        <w:gridCol w:w="595"/>
-        <w:gridCol w:w="1380"/>
-        <w:gridCol w:w="2637"/>
+        <w:gridCol w:w="1750"/>
+        <w:gridCol w:w="2350"/>
+        <w:gridCol w:w="600"/>
+        <w:gridCol w:w="1600"/>
+        <w:gridCol w:w="3060"/>
       </w:tblGrid>
       <w:tr>
-        <w:tblPrEx>
-          <w:tblCellMar>
-            <w:top w:w="0" w:type="dxa"/>
-            <w:bottom w:w="0" w:type="dxa"/>
-          </w:tblCellMar>
-        </w:tblPrEx>
         <w:tc>
           <w:tcPr>
             <w:tcW w:w="1750" w:type="dxa"/>
@@ -7283,12 +8245,6 @@
         </w:tc>
       </w:tr>
       <w:tr>
-        <w:tblPrEx>
-          <w:tblCellMar>
-            <w:top w:w="0" w:type="dxa"/>
-            <w:bottom w:w="0" w:type="dxa"/>
-          </w:tblCellMar>
-        </w:tblPrEx>
         <w:tc>
           <w:tcPr>
             <w:tcW w:w="1750" w:type="dxa"/>
@@ -7396,12 +8352,6 @@
         </w:tc>
       </w:tr>
       <w:tr>
-        <w:tblPrEx>
-          <w:tblCellMar>
-            <w:top w:w="0" w:type="dxa"/>
-            <w:bottom w:w="0" w:type="dxa"/>
-          </w:tblCellMar>
-        </w:tblPrEx>
         <w:tc>
           <w:tcPr>
             <w:tcW w:w="1750" w:type="dxa"/>
@@ -7509,12 +8459,6 @@
         </w:tc>
       </w:tr>
       <w:tr>
-        <w:tblPrEx>
-          <w:tblCellMar>
-            <w:top w:w="0" w:type="dxa"/>
-            <w:bottom w:w="0" w:type="dxa"/>
-          </w:tblCellMar>
-        </w:tblPrEx>
         <w:tc>
           <w:tcPr>
             <w:tcW w:w="1750" w:type="dxa"/>
@@ -7622,12 +8566,6 @@
         </w:tc>
       </w:tr>
       <w:tr>
-        <w:tblPrEx>
-          <w:tblCellMar>
-            <w:top w:w="0" w:type="dxa"/>
-            <w:bottom w:w="0" w:type="dxa"/>
-          </w:tblCellMar>
-        </w:tblPrEx>
         <w:tc>
           <w:tcPr>
             <w:tcW w:w="1750" w:type="dxa"/>
@@ -7735,12 +8673,6 @@
         </w:tc>
       </w:tr>
       <w:tr>
-        <w:tblPrEx>
-          <w:tblCellMar>
-            <w:top w:w="0" w:type="dxa"/>
-            <w:bottom w:w="0" w:type="dxa"/>
-          </w:tblCellMar>
-        </w:tblPrEx>
         <w:tc>
           <w:tcPr>
             <w:tcW w:w="1750" w:type="dxa"/>
@@ -7848,12 +8780,6 @@
         </w:tc>
       </w:tr>
       <w:tr>
-        <w:tblPrEx>
-          <w:tblCellMar>
-            <w:top w:w="0" w:type="dxa"/>
-            <w:bottom w:w="0" w:type="dxa"/>
-          </w:tblCellMar>
-        </w:tblPrEx>
         <w:tc>
           <w:tcPr>
             <w:tcW w:w="1750" w:type="dxa"/>
@@ -7961,12 +8887,6 @@
         </w:tc>
       </w:tr>
       <w:tr>
-        <w:tblPrEx>
-          <w:tblCellMar>
-            <w:top w:w="0" w:type="dxa"/>
-            <w:bottom w:w="0" w:type="dxa"/>
-          </w:tblCellMar>
-        </w:tblPrEx>
         <w:tc>
           <w:tcPr>
             <w:tcW w:w="1750" w:type="dxa"/>
@@ -8074,12 +8994,6 @@
         </w:tc>
       </w:tr>
       <w:tr>
-        <w:tblPrEx>
-          <w:tblCellMar>
-            <w:top w:w="0" w:type="dxa"/>
-            <w:bottom w:w="0" w:type="dxa"/>
-          </w:tblCellMar>
-        </w:tblPrEx>
         <w:tc>
           <w:tcPr>
             <w:tcW w:w="1750" w:type="dxa"/>
@@ -8207,7 +9121,7 @@
         <w:spacing w:after="120" w:line="276" w:lineRule="auto"/>
       </w:pPr>
       <w:r>
-        <w:t xml:space="preserve">El cliente B2B de INVENTRA: cada licorera es un tenant con datos aislados. Materializa RF-SUS-01.</w:t>
+        <w:t>El cliente B2B de INVENTRA: cada licorera es un tenant con datos aislados. Materializa RF-SUS-01.</w:t>
       </w:r>
     </w:p>
     <w:tbl>
@@ -8236,12 +9150,6 @@
         <w:gridCol w:w="3060"/>
       </w:tblGrid>
       <w:tr>
-        <w:tblPrEx>
-          <w:tblCellMar>
-            <w:top w:w="0" w:type="dxa"/>
-            <w:bottom w:w="0" w:type="dxa"/>
-          </w:tblCellMar>
-        </w:tblPrEx>
         <w:tc>
           <w:tcPr>
             <w:tcW w:w="1750" w:type="dxa"/>
@@ -8364,12 +9272,6 @@
         </w:tc>
       </w:tr>
       <w:tr>
-        <w:tblPrEx>
-          <w:tblCellMar>
-            <w:top w:w="0" w:type="dxa"/>
-            <w:bottom w:w="0" w:type="dxa"/>
-          </w:tblCellMar>
-        </w:tblPrEx>
         <w:tc>
           <w:tcPr>
             <w:tcW w:w="1750" w:type="dxa"/>
@@ -8477,12 +9379,6 @@
         </w:tc>
       </w:tr>
       <w:tr>
-        <w:tblPrEx>
-          <w:tblCellMar>
-            <w:top w:w="0" w:type="dxa"/>
-            <w:bottom w:w="0" w:type="dxa"/>
-          </w:tblCellMar>
-        </w:tblPrEx>
         <w:tc>
           <w:tcPr>
             <w:tcW w:w="1750" w:type="dxa"/>
@@ -8590,12 +9486,6 @@
         </w:tc>
       </w:tr>
       <w:tr>
-        <w:tblPrEx>
-          <w:tblCellMar>
-            <w:top w:w="0" w:type="dxa"/>
-            <w:bottom w:w="0" w:type="dxa"/>
-          </w:tblCellMar>
-        </w:tblPrEx>
         <w:tc>
           <w:tcPr>
             <w:tcW w:w="1750" w:type="dxa"/>
@@ -8703,12 +9593,6 @@
         </w:tc>
       </w:tr>
       <w:tr>
-        <w:tblPrEx>
-          <w:tblCellMar>
-            <w:top w:w="0" w:type="dxa"/>
-            <w:bottom w:w="0" w:type="dxa"/>
-          </w:tblCellMar>
-        </w:tblPrEx>
         <w:tc>
           <w:tcPr>
             <w:tcW w:w="1750" w:type="dxa"/>
@@ -8816,12 +9700,6 @@
         </w:tc>
       </w:tr>
       <w:tr>
-        <w:tblPrEx>
-          <w:tblCellMar>
-            <w:top w:w="0" w:type="dxa"/>
-            <w:bottom w:w="0" w:type="dxa"/>
-          </w:tblCellMar>
-        </w:tblPrEx>
         <w:tc>
           <w:tcPr>
             <w:tcW w:w="1750" w:type="dxa"/>
@@ -8929,12 +9807,6 @@
         </w:tc>
       </w:tr>
       <w:tr>
-        <w:tblPrEx>
-          <w:tblCellMar>
-            <w:top w:w="0" w:type="dxa"/>
-            <w:bottom w:w="0" w:type="dxa"/>
-          </w:tblCellMar>
-        </w:tblPrEx>
         <w:tc>
           <w:tcPr>
             <w:tcW w:w="1750" w:type="dxa"/>
@@ -9042,12 +9914,6 @@
         </w:tc>
       </w:tr>
       <w:tr>
-        <w:tblPrEx>
-          <w:tblCellMar>
-            <w:top w:w="0" w:type="dxa"/>
-            <w:bottom w:w="0" w:type="dxa"/>
-          </w:tblCellMar>
-        </w:tblPrEx>
         <w:tc>
           <w:tcPr>
             <w:tcW w:w="1750" w:type="dxa"/>
@@ -9149,18 +10015,12 @@
                 <w:sz w:val="18"/>
                 <w:szCs w:val="18"/>
               </w:rPr>
-              <w:t xml:space="preserve">Cuándo se creó la cuenta en la plataforma.</w:t>
+              <w:t>Cuándo se creó la cuenta en la plataforma.</w:t>
             </w:r>
           </w:p>
         </w:tc>
       </w:tr>
       <w:tr>
-        <w:tblPrEx>
-          <w:tblCellMar>
-            <w:top w:w="0" w:type="dxa"/>
-            <w:bottom w:w="0" w:type="dxa"/>
-          </w:tblCellMar>
-        </w:tblPrEx>
         <w:tc>
           <w:tcPr>
             <w:tcW w:w="1750" w:type="dxa"/>
@@ -9178,7 +10038,6 @@
                 <w:sz w:val="18"/>
                 <w:szCs w:val="18"/>
               </w:rPr>
-              <w:lastRenderedPageBreak/>
               <w:t>activo</w:t>
             </w:r>
           </w:p>
@@ -9280,7 +10139,8 @@
       </w:pPr>
       <w:bookmarkStart w:id="12" w:name="_Toc235640388"/>
       <w:r>
-        <w:t xml:space="preserve">Tabla: suscripcion</w:t>
+        <w:lastRenderedPageBreak/>
+        <w:t>Tabla: suscripcion</w:t>
       </w:r>
       <w:bookmarkEnd w:id="12"/>
     </w:p>
@@ -9311,19 +10171,13 @@
         <w:tblLook w:val="04A0" w:firstRow="1" w:lastRow="0" w:firstColumn="1" w:lastColumn="0" w:noHBand="0" w:noVBand="1"/>
       </w:tblPr>
       <w:tblGrid>
-        <w:gridCol w:w="1505"/>
-        <w:gridCol w:w="4177"/>
-        <w:gridCol w:w="586"/>
-        <w:gridCol w:w="1297"/>
-        <w:gridCol w:w="1795"/>
+        <w:gridCol w:w="1750"/>
+        <w:gridCol w:w="2350"/>
+        <w:gridCol w:w="600"/>
+        <w:gridCol w:w="1600"/>
+        <w:gridCol w:w="3060"/>
       </w:tblGrid>
       <w:tr>
-        <w:tblPrEx>
-          <w:tblCellMar>
-            <w:top w:w="0" w:type="dxa"/>
-            <w:bottom w:w="0" w:type="dxa"/>
-          </w:tblCellMar>
-        </w:tblPrEx>
         <w:tc>
           <w:tcPr>
             <w:tcW w:w="1750" w:type="dxa"/>
@@ -9446,12 +10300,6 @@
         </w:tc>
       </w:tr>
       <w:tr>
-        <w:tblPrEx>
-          <w:tblCellMar>
-            <w:top w:w="0" w:type="dxa"/>
-            <w:bottom w:w="0" w:type="dxa"/>
-          </w:tblCellMar>
-        </w:tblPrEx>
         <w:tc>
           <w:tcPr>
             <w:tcW w:w="1750" w:type="dxa"/>
@@ -9559,12 +10407,6 @@
         </w:tc>
       </w:tr>
       <w:tr>
-        <w:tblPrEx>
-          <w:tblCellMar>
-            <w:top w:w="0" w:type="dxa"/>
-            <w:bottom w:w="0" w:type="dxa"/>
-          </w:tblCellMar>
-        </w:tblPrEx>
         <w:tc>
           <w:tcPr>
             <w:tcW w:w="1750" w:type="dxa"/>
@@ -9672,12 +10514,6 @@
         </w:tc>
       </w:tr>
       <w:tr>
-        <w:tblPrEx>
-          <w:tblCellMar>
-            <w:top w:w="0" w:type="dxa"/>
-            <w:bottom w:w="0" w:type="dxa"/>
-          </w:tblCellMar>
-        </w:tblPrEx>
         <w:tc>
           <w:tcPr>
             <w:tcW w:w="1750" w:type="dxa"/>
@@ -9785,12 +10621,6 @@
         </w:tc>
       </w:tr>
       <w:tr>
-        <w:tblPrEx>
-          <w:tblCellMar>
-            <w:top w:w="0" w:type="dxa"/>
-            <w:bottom w:w="0" w:type="dxa"/>
-          </w:tblCellMar>
-        </w:tblPrEx>
         <w:tc>
           <w:tcPr>
             <w:tcW w:w="1750" w:type="dxa"/>
@@ -9898,12 +10728,6 @@
         </w:tc>
       </w:tr>
       <w:tr>
-        <w:tblPrEx>
-          <w:tblCellMar>
-            <w:top w:w="0" w:type="dxa"/>
-            <w:bottom w:w="0" w:type="dxa"/>
-          </w:tblCellMar>
-        </w:tblPrEx>
         <w:tc>
           <w:tcPr>
             <w:tcW w:w="1750" w:type="dxa"/>
@@ -10011,12 +10835,6 @@
         </w:tc>
       </w:tr>
       <w:tr>
-        <w:tblPrEx>
-          <w:tblCellMar>
-            <w:top w:w="0" w:type="dxa"/>
-            <w:bottom w:w="0" w:type="dxa"/>
-          </w:tblCellMar>
-        </w:tblPrEx>
         <w:tc>
           <w:tcPr>
             <w:tcW w:w="1750" w:type="dxa"/>
@@ -10124,12 +10942,6 @@
         </w:tc>
       </w:tr>
       <w:tr>
-        <w:tblPrEx>
-          <w:tblCellMar>
-            <w:top w:w="0" w:type="dxa"/>
-            <w:bottom w:w="0" w:type="dxa"/>
-          </w:tblCellMar>
-        </w:tblPrEx>
         <w:tc>
           <w:tcPr>
             <w:tcW w:w="1750" w:type="dxa"/>
@@ -10296,12 +11108,6 @@
         <w:gridCol w:w="3060"/>
       </w:tblGrid>
       <w:tr>
-        <w:tblPrEx>
-          <w:tblCellMar>
-            <w:top w:w="0" w:type="dxa"/>
-            <w:bottom w:w="0" w:type="dxa"/>
-          </w:tblCellMar>
-        </w:tblPrEx>
         <w:tc>
           <w:tcPr>
             <w:tcW w:w="1750" w:type="dxa"/>
@@ -10424,12 +11230,6 @@
         </w:tc>
       </w:tr>
       <w:tr>
-        <w:tblPrEx>
-          <w:tblCellMar>
-            <w:top w:w="0" w:type="dxa"/>
-            <w:bottom w:w="0" w:type="dxa"/>
-          </w:tblCellMar>
-        </w:tblPrEx>
         <w:tc>
           <w:tcPr>
             <w:tcW w:w="1750" w:type="dxa"/>
@@ -10537,12 +11337,6 @@
         </w:tc>
       </w:tr>
       <w:tr>
-        <w:tblPrEx>
-          <w:tblCellMar>
-            <w:top w:w="0" w:type="dxa"/>
-            <w:bottom w:w="0" w:type="dxa"/>
-          </w:tblCellMar>
-        </w:tblPrEx>
         <w:tc>
           <w:tcPr>
             <w:tcW w:w="1750" w:type="dxa"/>
@@ -10650,12 +11444,6 @@
         </w:tc>
       </w:tr>
       <w:tr>
-        <w:tblPrEx>
-          <w:tblCellMar>
-            <w:top w:w="0" w:type="dxa"/>
-            <w:bottom w:w="0" w:type="dxa"/>
-          </w:tblCellMar>
-        </w:tblPrEx>
         <w:tc>
           <w:tcPr>
             <w:tcW w:w="1750" w:type="dxa"/>
@@ -10812,12 +11600,6 @@
         <w:gridCol w:w="3060"/>
       </w:tblGrid>
       <w:tr>
-        <w:tblPrEx>
-          <w:tblCellMar>
-            <w:top w:w="0" w:type="dxa"/>
-            <w:bottom w:w="0" w:type="dxa"/>
-          </w:tblCellMar>
-        </w:tblPrEx>
         <w:tc>
           <w:tcPr>
             <w:tcW w:w="1750" w:type="dxa"/>
@@ -10838,7 +11620,6 @@
                 <w:sz w:val="18"/>
                 <w:szCs w:val="18"/>
               </w:rPr>
-              <w:lastRenderedPageBreak/>
               <w:t>Columna</w:t>
             </w:r>
           </w:p>
@@ -10941,12 +11722,6 @@
         </w:tc>
       </w:tr>
       <w:tr>
-        <w:tblPrEx>
-          <w:tblCellMar>
-            <w:top w:w="0" w:type="dxa"/>
-            <w:bottom w:w="0" w:type="dxa"/>
-          </w:tblCellMar>
-        </w:tblPrEx>
         <w:tc>
           <w:tcPr>
             <w:tcW w:w="1750" w:type="dxa"/>
@@ -11054,12 +11829,6 @@
         </w:tc>
       </w:tr>
       <w:tr>
-        <w:tblPrEx>
-          <w:tblCellMar>
-            <w:top w:w="0" w:type="dxa"/>
-            <w:bottom w:w="0" w:type="dxa"/>
-          </w:tblCellMar>
-        </w:tblPrEx>
         <w:tc>
           <w:tcPr>
             <w:tcW w:w="1750" w:type="dxa"/>
@@ -11167,12 +11936,6 @@
         </w:tc>
       </w:tr>
       <w:tr>
-        <w:tblPrEx>
-          <w:tblCellMar>
-            <w:top w:w="0" w:type="dxa"/>
-            <w:bottom w:w="0" w:type="dxa"/>
-          </w:tblCellMar>
-        </w:tblPrEx>
         <w:tc>
           <w:tcPr>
             <w:tcW w:w="1750" w:type="dxa"/>
@@ -11280,12 +12043,6 @@
         </w:tc>
       </w:tr>
       <w:tr>
-        <w:tblPrEx>
-          <w:tblCellMar>
-            <w:top w:w="0" w:type="dxa"/>
-            <w:bottom w:w="0" w:type="dxa"/>
-          </w:tblCellMar>
-        </w:tblPrEx>
         <w:tc>
           <w:tcPr>
             <w:tcW w:w="1750" w:type="dxa"/>
@@ -11393,12 +12150,6 @@
         </w:tc>
       </w:tr>
       <w:tr>
-        <w:tblPrEx>
-          <w:tblCellMar>
-            <w:top w:w="0" w:type="dxa"/>
-            <w:bottom w:w="0" w:type="dxa"/>
-          </w:tblCellMar>
-        </w:tblPrEx>
         <w:tc>
           <w:tcPr>
             <w:tcW w:w="1750" w:type="dxa"/>
@@ -11506,12 +12257,6 @@
         </w:tc>
       </w:tr>
       <w:tr>
-        <w:tblPrEx>
-          <w:tblCellMar>
-            <w:top w:w="0" w:type="dxa"/>
-            <w:bottom w:w="0" w:type="dxa"/>
-          </w:tblCellMar>
-        </w:tblPrEx>
         <w:tc>
           <w:tcPr>
             <w:tcW w:w="1750" w:type="dxa"/>
@@ -11529,7 +12274,8 @@
                 <w:sz w:val="18"/>
                 <w:szCs w:val="18"/>
               </w:rPr>
-              <w:t>telefono</w:t>
+              <w:lastRenderedPageBreak/>
+              <w:t>correo_verificado</w:t>
             </w:r>
           </w:p>
         </w:tc>
@@ -11550,7 +12296,7 @@
                 <w:sz w:val="18"/>
                 <w:szCs w:val="18"/>
               </w:rPr>
-              <w:t>VARCHAR(20)</w:t>
+              <w:t>BOOLEAN</w:t>
             </w:r>
           </w:p>
         </w:tc>
@@ -11571,7 +12317,7 @@
                 <w:sz w:val="18"/>
                 <w:szCs w:val="18"/>
               </w:rPr>
-              <w:t>Sí</w:t>
+              <w:t>No</w:t>
             </w:r>
           </w:p>
         </w:tc>
@@ -11613,18 +12359,12 @@
                 <w:sz w:val="18"/>
                 <w:szCs w:val="18"/>
               </w:rPr>
-              <w:t>Teléfono de contacto.</w:t>
+              <w:t>Si la persona confirmó su correo abriendo el enlace que se le envió (RF-SUS-01). Una cuenta sin verificar entra al sistema, pero ve un aviso.</w:t>
             </w:r>
           </w:p>
         </w:tc>
       </w:tr>
       <w:tr>
-        <w:tblPrEx>
-          <w:tblCellMar>
-            <w:top w:w="0" w:type="dxa"/>
-            <w:bottom w:w="0" w:type="dxa"/>
-          </w:tblCellMar>
-        </w:tblPrEx>
         <w:tc>
           <w:tcPr>
             <w:tcW w:w="1750" w:type="dxa"/>
@@ -11642,7 +12382,7 @@
                 <w:sz w:val="18"/>
                 <w:szCs w:val="18"/>
               </w:rPr>
-              <w:t>contrasena_hash</w:t>
+              <w:t>telefono</w:t>
             </w:r>
           </w:p>
         </w:tc>
@@ -11663,7 +12403,7 @@
                 <w:sz w:val="18"/>
                 <w:szCs w:val="18"/>
               </w:rPr>
-              <w:t>VARCHAR(255)</w:t>
+              <w:t>VARCHAR(20)</w:t>
             </w:r>
           </w:p>
         </w:tc>
@@ -11684,7 +12424,7 @@
                 <w:sz w:val="18"/>
                 <w:szCs w:val="18"/>
               </w:rPr>
-              <w:t>No</w:t>
+              <w:t>Sí</w:t>
             </w:r>
           </w:p>
         </w:tc>
@@ -11726,18 +12466,12 @@
                 <w:sz w:val="18"/>
                 <w:szCs w:val="18"/>
               </w:rPr>
-              <w:t>Contraseña cifrada con hash adaptativo (bcrypt); NUNCA texto plano (RNF-02).</w:t>
+              <w:t>Teléfono de contacto.</w:t>
             </w:r>
           </w:p>
         </w:tc>
       </w:tr>
       <w:tr>
-        <w:tblPrEx>
-          <w:tblCellMar>
-            <w:top w:w="0" w:type="dxa"/>
-            <w:bottom w:w="0" w:type="dxa"/>
-          </w:tblCellMar>
-        </w:tblPrEx>
         <w:tc>
           <w:tcPr>
             <w:tcW w:w="1750" w:type="dxa"/>
@@ -11755,7 +12489,7 @@
                 <w:sz w:val="18"/>
                 <w:szCs w:val="18"/>
               </w:rPr>
-              <w:t>intentos_fallidos</w:t>
+              <w:t>contrasena_hash</w:t>
             </w:r>
           </w:p>
         </w:tc>
@@ -11776,7 +12510,7 @@
                 <w:sz w:val="18"/>
                 <w:szCs w:val="18"/>
               </w:rPr>
-              <w:t>TINYINT UNSIGNED</w:t>
+              <w:t>VARCHAR(255)</w:t>
             </w:r>
           </w:p>
         </w:tc>
@@ -11839,18 +12573,12 @@
                 <w:sz w:val="18"/>
                 <w:szCs w:val="18"/>
               </w:rPr>
-              <w:t>Contador para el bloqueo tras 5 intentos (RF-SEG-02).</w:t>
+              <w:t>Contraseña cifrada con hash adaptativo (bcrypt); NUNCA texto plano (RNF-02).</w:t>
             </w:r>
           </w:p>
         </w:tc>
       </w:tr>
       <w:tr>
-        <w:tblPrEx>
-          <w:tblCellMar>
-            <w:top w:w="0" w:type="dxa"/>
-            <w:bottom w:w="0" w:type="dxa"/>
-          </w:tblCellMar>
-        </w:tblPrEx>
         <w:tc>
           <w:tcPr>
             <w:tcW w:w="1750" w:type="dxa"/>
@@ -11868,7 +12596,7 @@
                 <w:sz w:val="18"/>
                 <w:szCs w:val="18"/>
               </w:rPr>
-              <w:t>bloqueado_hasta</w:t>
+              <w:t>intentos_fallidos</w:t>
             </w:r>
           </w:p>
         </w:tc>
@@ -11889,7 +12617,7 @@
                 <w:sz w:val="18"/>
                 <w:szCs w:val="18"/>
               </w:rPr>
-              <w:t>DATETIME</w:t>
+              <w:t>TINYINT UNSIGNED</w:t>
             </w:r>
           </w:p>
         </w:tc>
@@ -11910,7 +12638,7 @@
                 <w:sz w:val="18"/>
                 <w:szCs w:val="18"/>
               </w:rPr>
-              <w:t>Sí</w:t>
+              <w:t>No</w:t>
             </w:r>
           </w:p>
         </w:tc>
@@ -11952,18 +12680,12 @@
                 <w:sz w:val="18"/>
                 <w:szCs w:val="18"/>
               </w:rPr>
-              <w:t>Fin del bloqueo temporal; NULL si no está bloqueado.</w:t>
+              <w:t>Contador para el bloqueo tras 5 intentos (RF-SEG-02).</w:t>
             </w:r>
           </w:p>
         </w:tc>
       </w:tr>
       <w:tr>
-        <w:tblPrEx>
-          <w:tblCellMar>
-            <w:top w:w="0" w:type="dxa"/>
-            <w:bottom w:w="0" w:type="dxa"/>
-          </w:tblCellMar>
-        </w:tblPrEx>
         <w:tc>
           <w:tcPr>
             <w:tcW w:w="1750" w:type="dxa"/>
@@ -11981,7 +12703,7 @@
                 <w:sz w:val="18"/>
                 <w:szCs w:val="18"/>
               </w:rPr>
-              <w:t>activo</w:t>
+              <w:t>bloqueado_hasta</w:t>
             </w:r>
           </w:p>
         </w:tc>
@@ -12002,7 +12724,7 @@
                 <w:sz w:val="18"/>
                 <w:szCs w:val="18"/>
               </w:rPr>
-              <w:t>BOOLEAN</w:t>
+              <w:t>DATETIME</w:t>
             </w:r>
           </w:p>
         </w:tc>
@@ -12023,7 +12745,7 @@
                 <w:sz w:val="18"/>
                 <w:szCs w:val="18"/>
               </w:rPr>
-              <w:t>No</w:t>
+              <w:t>Sí</w:t>
             </w:r>
           </w:p>
         </w:tc>
@@ -12065,18 +12787,12 @@
                 <w:sz w:val="18"/>
                 <w:szCs w:val="18"/>
               </w:rPr>
-              <w:t>Baja lógica (RF-SEG-07): el inactivo no entra, su historial permanece.</w:t>
+              <w:t>Fin del bloqueo temporal; NULL si no está bloqueado.</w:t>
             </w:r>
           </w:p>
         </w:tc>
       </w:tr>
       <w:tr>
-        <w:tblPrEx>
-          <w:tblCellMar>
-            <w:top w:w="0" w:type="dxa"/>
-            <w:bottom w:w="0" w:type="dxa"/>
-          </w:tblCellMar>
-        </w:tblPrEx>
         <w:tc>
           <w:tcPr>
             <w:tcW w:w="1750" w:type="dxa"/>
@@ -12094,6 +12810,113 @@
                 <w:sz w:val="18"/>
                 <w:szCs w:val="18"/>
               </w:rPr>
+              <w:t>activo</w:t>
+            </w:r>
+          </w:p>
+        </w:tc>
+        <w:tc>
+          <w:tcPr>
+            <w:tcW w:w="2350" w:type="dxa"/>
+            <w:tcMar>
+              <w:top w:w="50" w:type="dxa"/>
+              <w:left w:w="90" w:type="dxa"/>
+              <w:bottom w:w="50" w:type="dxa"/>
+              <w:right w:w="90" w:type="dxa"/>
+            </w:tcMar>
+            <w:vAlign w:val="center"/>
+          </w:tcPr>
+          <w:p>
+            <w:r>
+              <w:rPr>
+                <w:sz w:val="18"/>
+                <w:szCs w:val="18"/>
+              </w:rPr>
+              <w:t>BOOLEAN</w:t>
+            </w:r>
+          </w:p>
+        </w:tc>
+        <w:tc>
+          <w:tcPr>
+            <w:tcW w:w="600" w:type="dxa"/>
+            <w:tcMar>
+              <w:top w:w="50" w:type="dxa"/>
+              <w:left w:w="90" w:type="dxa"/>
+              <w:bottom w:w="50" w:type="dxa"/>
+              <w:right w:w="90" w:type="dxa"/>
+            </w:tcMar>
+            <w:vAlign w:val="center"/>
+          </w:tcPr>
+          <w:p>
+            <w:r>
+              <w:rPr>
+                <w:sz w:val="18"/>
+                <w:szCs w:val="18"/>
+              </w:rPr>
+              <w:t>No</w:t>
+            </w:r>
+          </w:p>
+        </w:tc>
+        <w:tc>
+          <w:tcPr>
+            <w:tcW w:w="1600" w:type="dxa"/>
+            <w:tcMar>
+              <w:top w:w="50" w:type="dxa"/>
+              <w:left w:w="90" w:type="dxa"/>
+              <w:bottom w:w="50" w:type="dxa"/>
+              <w:right w:w="90" w:type="dxa"/>
+            </w:tcMar>
+            <w:vAlign w:val="center"/>
+          </w:tcPr>
+          <w:p>
+            <w:r>
+              <w:rPr>
+                <w:sz w:val="18"/>
+                <w:szCs w:val="18"/>
+              </w:rPr>
+              <w:t>—</w:t>
+            </w:r>
+          </w:p>
+        </w:tc>
+        <w:tc>
+          <w:tcPr>
+            <w:tcW w:w="3060" w:type="dxa"/>
+            <w:tcMar>
+              <w:top w:w="50" w:type="dxa"/>
+              <w:left w:w="90" w:type="dxa"/>
+              <w:bottom w:w="50" w:type="dxa"/>
+              <w:right w:w="90" w:type="dxa"/>
+            </w:tcMar>
+            <w:vAlign w:val="center"/>
+          </w:tcPr>
+          <w:p>
+            <w:r>
+              <w:rPr>
+                <w:sz w:val="18"/>
+                <w:szCs w:val="18"/>
+              </w:rPr>
+              <w:t>Baja lógica (RF-SEG-07): el inactivo no entra, su historial permanece.</w:t>
+            </w:r>
+          </w:p>
+        </w:tc>
+      </w:tr>
+      <w:tr>
+        <w:tc>
+          <w:tcPr>
+            <w:tcW w:w="1750" w:type="dxa"/>
+            <w:tcMar>
+              <w:top w:w="50" w:type="dxa"/>
+              <w:left w:w="90" w:type="dxa"/>
+              <w:bottom w:w="50" w:type="dxa"/>
+              <w:right w:w="90" w:type="dxa"/>
+            </w:tcMar>
+            <w:vAlign w:val="center"/>
+          </w:tcPr>
+          <w:p>
+            <w:r>
+              <w:rPr>
+                <w:sz w:val="18"/>
+                <w:szCs w:val="18"/>
+              </w:rPr>
               <w:t>fecha_creacion</w:t>
             </w:r>
           </w:p>
@@ -12178,7 +13001,114 @@
                 <w:sz w:val="18"/>
                 <w:szCs w:val="18"/>
               </w:rPr>
-              <w:t xml:space="preserve">Cuándo se creó la cuenta.</w:t>
+              <w:t>Cuándo se creó la cuenta.</w:t>
+            </w:r>
+          </w:p>
+        </w:tc>
+      </w:tr>
+      <w:tr>
+        <w:tc>
+          <w:tcPr>
+            <w:tcW w:w="1750" w:type="dxa"/>
+            <w:tcMar>
+              <w:top w:w="50" w:type="dxa"/>
+              <w:left w:w="90" w:type="dxa"/>
+              <w:bottom w:w="50" w:type="dxa"/>
+              <w:right w:w="90" w:type="dxa"/>
+            </w:tcMar>
+            <w:vAlign w:val="center"/>
+          </w:tcPr>
+          <w:p>
+            <w:r>
+              <w:rPr>
+                <w:sz w:val="18"/>
+                <w:szCs w:val="18"/>
+              </w:rPr>
+              <w:t>ultimo_acceso</w:t>
+            </w:r>
+          </w:p>
+        </w:tc>
+        <w:tc>
+          <w:tcPr>
+            <w:tcW w:w="2350" w:type="dxa"/>
+            <w:tcMar>
+              <w:top w:w="50" w:type="dxa"/>
+              <w:left w:w="90" w:type="dxa"/>
+              <w:bottom w:w="50" w:type="dxa"/>
+              <w:right w:w="90" w:type="dxa"/>
+            </w:tcMar>
+            <w:vAlign w:val="center"/>
+          </w:tcPr>
+          <w:p>
+            <w:r>
+              <w:rPr>
+                <w:sz w:val="18"/>
+                <w:szCs w:val="18"/>
+              </w:rPr>
+              <w:t>DATETIME</w:t>
+            </w:r>
+          </w:p>
+        </w:tc>
+        <w:tc>
+          <w:tcPr>
+            <w:tcW w:w="600" w:type="dxa"/>
+            <w:tcMar>
+              <w:top w:w="50" w:type="dxa"/>
+              <w:left w:w="90" w:type="dxa"/>
+              <w:bottom w:w="50" w:type="dxa"/>
+              <w:right w:w="90" w:type="dxa"/>
+            </w:tcMar>
+            <w:vAlign w:val="center"/>
+          </w:tcPr>
+          <w:p>
+            <w:r>
+              <w:rPr>
+                <w:sz w:val="18"/>
+                <w:szCs w:val="18"/>
+              </w:rPr>
+              <w:t>Sí</w:t>
+            </w:r>
+          </w:p>
+        </w:tc>
+        <w:tc>
+          <w:tcPr>
+            <w:tcW w:w="1600" w:type="dxa"/>
+            <w:tcMar>
+              <w:top w:w="50" w:type="dxa"/>
+              <w:left w:w="90" w:type="dxa"/>
+              <w:bottom w:w="50" w:type="dxa"/>
+              <w:right w:w="90" w:type="dxa"/>
+            </w:tcMar>
+            <w:vAlign w:val="center"/>
+          </w:tcPr>
+          <w:p>
+            <w:r>
+              <w:rPr>
+                <w:sz w:val="18"/>
+                <w:szCs w:val="18"/>
+              </w:rPr>
+              <w:t>—</w:t>
+            </w:r>
+          </w:p>
+        </w:tc>
+        <w:tc>
+          <w:tcPr>
+            <w:tcW w:w="3060" w:type="dxa"/>
+            <w:tcMar>
+              <w:top w:w="50" w:type="dxa"/>
+              <w:left w:w="90" w:type="dxa"/>
+              <w:bottom w:w="50" w:type="dxa"/>
+              <w:right w:w="90" w:type="dxa"/>
+            </w:tcMar>
+            <w:vAlign w:val="center"/>
+          </w:tcPr>
+          <w:p>
+            <w:r>
+              <w:rPr>
+                <w:sz w:val="18"/>
+                <w:szCs w:val="18"/>
+              </w:rPr>
+              <w:t>Última vez que la persona entró al sistema.</w:t>
             </w:r>
           </w:p>
         </w:tc>
@@ -12195,7 +13125,7 @@
       </w:pPr>
       <w:bookmarkStart w:id="16" w:name="_Toc235640392"/>
       <w:r>
-        <w:t xml:space="preserve">Tabla: usuario_sede</w:t>
+        <w:t>Tabla: usuario_sede</w:t>
       </w:r>
       <w:bookmarkEnd w:id="16"/>
     </w:p>
@@ -12233,12 +13163,6 @@
         <w:gridCol w:w="3060"/>
       </w:tblGrid>
       <w:tr>
-        <w:tblPrEx>
-          <w:tblCellMar>
-            <w:top w:w="0" w:type="dxa"/>
-            <w:bottom w:w="0" w:type="dxa"/>
-          </w:tblCellMar>
-        </w:tblPrEx>
         <w:tc>
           <w:tcPr>
             <w:tcW w:w="1750" w:type="dxa"/>
@@ -12361,12 +13285,6 @@
         </w:tc>
       </w:tr>
       <w:tr>
-        <w:tblPrEx>
-          <w:tblCellMar>
-            <w:top w:w="0" w:type="dxa"/>
-            <w:bottom w:w="0" w:type="dxa"/>
-          </w:tblCellMar>
-        </w:tblPrEx>
         <w:tc>
           <w:tcPr>
             <w:tcW w:w="1750" w:type="dxa"/>
@@ -12474,12 +13392,6 @@
         </w:tc>
       </w:tr>
       <w:tr>
-        <w:tblPrEx>
-          <w:tblCellMar>
-            <w:top w:w="0" w:type="dxa"/>
-            <w:bottom w:w="0" w:type="dxa"/>
-          </w:tblCellMar>
-        </w:tblPrEx>
         <w:tc>
           <w:tcPr>
             <w:tcW w:w="1750" w:type="dxa"/>
@@ -12581,18 +13493,12 @@
                 <w:sz w:val="18"/>
                 <w:szCs w:val="18"/>
               </w:rPr>
-              <w:t xml:space="preserve">Usuario asignado. Única junto con sede_id (no se asigna dos veces).</w:t>
+              <w:t>Usuario asignado. Única junto con sede_id (no se asigna dos veces).</w:t>
             </w:r>
           </w:p>
         </w:tc>
       </w:tr>
       <w:tr>
-        <w:tblPrEx>
-          <w:tblCellMar>
-            <w:top w:w="0" w:type="dxa"/>
-            <w:bottom w:w="0" w:type="dxa"/>
-          </w:tblCellMar>
-        </w:tblPrEx>
         <w:tc>
           <w:tcPr>
             <w:tcW w:w="1750" w:type="dxa"/>
@@ -12759,12 +13665,6 @@
         <w:gridCol w:w="3060"/>
       </w:tblGrid>
       <w:tr>
-        <w:tblPrEx>
-          <w:tblCellMar>
-            <w:top w:w="0" w:type="dxa"/>
-            <w:bottom w:w="0" w:type="dxa"/>
-          </w:tblCellMar>
-        </w:tblPrEx>
         <w:tc>
           <w:tcPr>
             <w:tcW w:w="1750" w:type="dxa"/>
@@ -12887,12 +13787,6 @@
         </w:tc>
       </w:tr>
       <w:tr>
-        <w:tblPrEx>
-          <w:tblCellMar>
-            <w:top w:w="0" w:type="dxa"/>
-            <w:bottom w:w="0" w:type="dxa"/>
-          </w:tblCellMar>
-        </w:tblPrEx>
         <w:tc>
           <w:tcPr>
             <w:tcW w:w="1750" w:type="dxa"/>
@@ -13000,12 +13894,6 @@
         </w:tc>
       </w:tr>
       <w:tr>
-        <w:tblPrEx>
-          <w:tblCellMar>
-            <w:top w:w="0" w:type="dxa"/>
-            <w:bottom w:w="0" w:type="dxa"/>
-          </w:tblCellMar>
-        </w:tblPrEx>
         <w:tc>
           <w:tcPr>
             <w:tcW w:w="1750" w:type="dxa"/>
@@ -13113,12 +14001,6 @@
         </w:tc>
       </w:tr>
       <w:tr>
-        <w:tblPrEx>
-          <w:tblCellMar>
-            <w:top w:w="0" w:type="dxa"/>
-            <w:bottom w:w="0" w:type="dxa"/>
-          </w:tblCellMar>
-        </w:tblPrEx>
         <w:tc>
           <w:tcPr>
             <w:tcW w:w="1750" w:type="dxa"/>
@@ -13136,7 +14018,6 @@
                 <w:sz w:val="18"/>
                 <w:szCs w:val="18"/>
               </w:rPr>
-              <w:lastRenderedPageBreak/>
               <w:t>nombre</w:t>
             </w:r>
           </w:p>
@@ -13221,18 +14102,12 @@
                 <w:sz w:val="18"/>
                 <w:szCs w:val="18"/>
               </w:rPr>
-              <w:t xml:space="preserve">Nombre de la sede («Principal», «Sucursal Centro»…).</w:t>
+              <w:t>Nombre de la sede («Principal», «Sucursal Centro»…).</w:t>
             </w:r>
           </w:p>
         </w:tc>
       </w:tr>
       <w:tr>
-        <w:tblPrEx>
-          <w:tblCellMar>
-            <w:top w:w="0" w:type="dxa"/>
-            <w:bottom w:w="0" w:type="dxa"/>
-          </w:tblCellMar>
-        </w:tblPrEx>
         <w:tc>
           <w:tcPr>
             <w:tcW w:w="1750" w:type="dxa"/>
@@ -13340,12 +14215,6 @@
         </w:tc>
       </w:tr>
       <w:tr>
-        <w:tblPrEx>
-          <w:tblCellMar>
-            <w:top w:w="0" w:type="dxa"/>
-            <w:bottom w:w="0" w:type="dxa"/>
-          </w:tblCellMar>
-        </w:tblPrEx>
         <w:tc>
           <w:tcPr>
             <w:tcW w:w="1750" w:type="dxa"/>
@@ -13453,12 +14322,6 @@
         </w:tc>
       </w:tr>
       <w:tr>
-        <w:tblPrEx>
-          <w:tblCellMar>
-            <w:top w:w="0" w:type="dxa"/>
-            <w:bottom w:w="0" w:type="dxa"/>
-          </w:tblCellMar>
-        </w:tblPrEx>
         <w:tc>
           <w:tcPr>
             <w:tcW w:w="1750" w:type="dxa"/>
@@ -13476,6 +14339,7 @@
                 <w:sz w:val="18"/>
                 <w:szCs w:val="18"/>
               </w:rPr>
+              <w:lastRenderedPageBreak/>
               <w:t>activo</w:t>
             </w:r>
           </w:p>
@@ -13615,12 +14479,6 @@
         <w:gridCol w:w="3060"/>
       </w:tblGrid>
       <w:tr>
-        <w:tblPrEx>
-          <w:tblCellMar>
-            <w:top w:w="0" w:type="dxa"/>
-            <w:bottom w:w="0" w:type="dxa"/>
-          </w:tblCellMar>
-        </w:tblPrEx>
         <w:tc>
           <w:tcPr>
             <w:tcW w:w="1750" w:type="dxa"/>
@@ -13743,12 +14601,6 @@
         </w:tc>
       </w:tr>
       <w:tr>
-        <w:tblPrEx>
-          <w:tblCellMar>
-            <w:top w:w="0" w:type="dxa"/>
-            <w:bottom w:w="0" w:type="dxa"/>
-          </w:tblCellMar>
-        </w:tblPrEx>
         <w:tc>
           <w:tcPr>
             <w:tcW w:w="1750" w:type="dxa"/>
@@ -13856,12 +14708,6 @@
         </w:tc>
       </w:tr>
       <w:tr>
-        <w:tblPrEx>
-          <w:tblCellMar>
-            <w:top w:w="0" w:type="dxa"/>
-            <w:bottom w:w="0" w:type="dxa"/>
-          </w:tblCellMar>
-        </w:tblPrEx>
         <w:tc>
           <w:tcPr>
             <w:tcW w:w="1750" w:type="dxa"/>
@@ -13969,12 +14815,6 @@
         </w:tc>
       </w:tr>
       <w:tr>
-        <w:tblPrEx>
-          <w:tblCellMar>
-            <w:top w:w="0" w:type="dxa"/>
-            <w:bottom w:w="0" w:type="dxa"/>
-          </w:tblCellMar>
-        </w:tblPrEx>
         <w:tc>
           <w:tcPr>
             <w:tcW w:w="1750" w:type="dxa"/>
@@ -14082,12 +14922,6 @@
         </w:tc>
       </w:tr>
       <w:tr>
-        <w:tblPrEx>
-          <w:tblCellMar>
-            <w:top w:w="0" w:type="dxa"/>
-            <w:bottom w:w="0" w:type="dxa"/>
-          </w:tblCellMar>
-        </w:tblPrEx>
         <w:tc>
           <w:tcPr>
             <w:tcW w:w="1750" w:type="dxa"/>
@@ -14189,18 +15023,12 @@
                 <w:sz w:val="18"/>
                 <w:szCs w:val="18"/>
               </w:rPr>
-              <w:t xml:space="preserve">Sede que la recibe (debe ser distinta de la origen).</w:t>
+              <w:t>Sede que la recibe (debe ser distinta de la origen).</w:t>
             </w:r>
           </w:p>
         </w:tc>
       </w:tr>
       <w:tr>
-        <w:tblPrEx>
-          <w:tblCellMar>
-            <w:top w:w="0" w:type="dxa"/>
-            <w:bottom w:w="0" w:type="dxa"/>
-          </w:tblCellMar>
-        </w:tblPrEx>
         <w:tc>
           <w:tcPr>
             <w:tcW w:w="1750" w:type="dxa"/>
@@ -14308,12 +15136,6 @@
         </w:tc>
       </w:tr>
       <w:tr>
-        <w:tblPrEx>
-          <w:tblCellMar>
-            <w:top w:w="0" w:type="dxa"/>
-            <w:bottom w:w="0" w:type="dxa"/>
-          </w:tblCellMar>
-        </w:tblPrEx>
         <w:tc>
           <w:tcPr>
             <w:tcW w:w="1750" w:type="dxa"/>
@@ -14415,18 +15237,12 @@
                 <w:sz w:val="18"/>
                 <w:szCs w:val="18"/>
               </w:rPr>
-              <w:t xml:space="preserve">Cuándo se realizó.</w:t>
+              <w:t>Cuándo se realizó.</w:t>
             </w:r>
           </w:p>
         </w:tc>
       </w:tr>
       <w:tr>
-        <w:tblPrEx>
-          <w:tblCellMar>
-            <w:top w:w="0" w:type="dxa"/>
-            <w:bottom w:w="0" w:type="dxa"/>
-          </w:tblCellMar>
-        </w:tblPrEx>
         <w:tc>
           <w:tcPr>
             <w:tcW w:w="1750" w:type="dxa"/>
@@ -14545,7 +15361,7 @@
       </w:pPr>
       <w:bookmarkStart w:id="20" w:name="_Toc235640396"/>
       <w:r>
-        <w:t xml:space="preserve">Tabla: detalle_traslado</w:t>
+        <w:t>Tabla: detalle_traslado</w:t>
       </w:r>
       <w:bookmarkEnd w:id="20"/>
     </w:p>
@@ -14583,12 +15399,6 @@
         <w:gridCol w:w="3060"/>
       </w:tblGrid>
       <w:tr>
-        <w:tblPrEx>
-          <w:tblCellMar>
-            <w:top w:w="0" w:type="dxa"/>
-            <w:bottom w:w="0" w:type="dxa"/>
-          </w:tblCellMar>
-        </w:tblPrEx>
         <w:tc>
           <w:tcPr>
             <w:tcW w:w="1750" w:type="dxa"/>
@@ -14711,12 +15521,6 @@
         </w:tc>
       </w:tr>
       <w:tr>
-        <w:tblPrEx>
-          <w:tblCellMar>
-            <w:top w:w="0" w:type="dxa"/>
-            <w:bottom w:w="0" w:type="dxa"/>
-          </w:tblCellMar>
-        </w:tblPrEx>
         <w:tc>
           <w:tcPr>
             <w:tcW w:w="1750" w:type="dxa"/>
@@ -14824,12 +15628,6 @@
         </w:tc>
       </w:tr>
       <w:tr>
-        <w:tblPrEx>
-          <w:tblCellMar>
-            <w:top w:w="0" w:type="dxa"/>
-            <w:bottom w:w="0" w:type="dxa"/>
-          </w:tblCellMar>
-        </w:tblPrEx>
         <w:tc>
           <w:tcPr>
             <w:tcW w:w="1750" w:type="dxa"/>
@@ -14937,12 +15735,6 @@
         </w:tc>
       </w:tr>
       <w:tr>
-        <w:tblPrEx>
-          <w:tblCellMar>
-            <w:top w:w="0" w:type="dxa"/>
-            <w:bottom w:w="0" w:type="dxa"/>
-          </w:tblCellMar>
-        </w:tblPrEx>
         <w:tc>
           <w:tcPr>
             <w:tcW w:w="1750" w:type="dxa"/>
@@ -15050,12 +15842,6 @@
         </w:tc>
       </w:tr>
       <w:tr>
-        <w:tblPrEx>
-          <w:tblCellMar>
-            <w:top w:w="0" w:type="dxa"/>
-            <w:bottom w:w="0" w:type="dxa"/>
-          </w:tblCellMar>
-        </w:tblPrEx>
         <w:tc>
           <w:tcPr>
             <w:tcW w:w="1750" w:type="dxa"/>
@@ -15184,7 +15970,7 @@
       </w:pPr>
       <w:bookmarkStart w:id="22" w:name="_Toc235640398"/>
       <w:r>
-        <w:t xml:space="preserve">Tabla: categoria</w:t>
+        <w:t>Tabla: categoria</w:t>
       </w:r>
       <w:bookmarkEnd w:id="22"/>
     </w:p>
@@ -15193,7 +15979,7 @@
         <w:spacing w:after="120" w:line="276" w:lineRule="auto"/>
       </w:pPr>
       <w:r>
-        <w:t xml:space="preserve">Categorías del catálogo de cada licorera (aguardiente, ron, cerveza…). Se crean con valores por defecto al registrar el tenant.</w:t>
+        <w:t>Categorías del catálogo de cada licorera (aguardiente, ron, cerveza…). Se crean con valores por defecto al registrar el tenant.</w:t>
       </w:r>
     </w:p>
     <w:tbl>
@@ -15222,12 +16008,6 @@
         <w:gridCol w:w="3060"/>
       </w:tblGrid>
       <w:tr>
-        <w:tblPrEx>
-          <w:tblCellMar>
-            <w:top w:w="0" w:type="dxa"/>
-            <w:bottom w:w="0" w:type="dxa"/>
-          </w:tblCellMar>
-        </w:tblPrEx>
         <w:tc>
           <w:tcPr>
             <w:tcW w:w="1750" w:type="dxa"/>
@@ -15350,12 +16130,6 @@
         </w:tc>
       </w:tr>
       <w:tr>
-        <w:tblPrEx>
-          <w:tblCellMar>
-            <w:top w:w="0" w:type="dxa"/>
-            <w:bottom w:w="0" w:type="dxa"/>
-          </w:tblCellMar>
-        </w:tblPrEx>
         <w:tc>
           <w:tcPr>
             <w:tcW w:w="1750" w:type="dxa"/>
@@ -15463,12 +16237,6 @@
         </w:tc>
       </w:tr>
       <w:tr>
-        <w:tblPrEx>
-          <w:tblCellMar>
-            <w:top w:w="0" w:type="dxa"/>
-            <w:bottom w:w="0" w:type="dxa"/>
-          </w:tblCellMar>
-        </w:tblPrEx>
         <w:tc>
           <w:tcPr>
             <w:tcW w:w="1750" w:type="dxa"/>
@@ -15486,7 +16254,6 @@
                 <w:sz w:val="18"/>
                 <w:szCs w:val="18"/>
               </w:rPr>
-              <w:lastRenderedPageBreak/>
               <w:t>licorera_id</w:t>
             </w:r>
           </w:p>
@@ -15577,12 +16344,6 @@
         </w:tc>
       </w:tr>
       <w:tr>
-        <w:tblPrEx>
-          <w:tblCellMar>
-            <w:top w:w="0" w:type="dxa"/>
-            <w:bottom w:w="0" w:type="dxa"/>
-          </w:tblCellMar>
-        </w:tblPrEx>
         <w:tc>
           <w:tcPr>
             <w:tcW w:w="1750" w:type="dxa"/>
@@ -15690,12 +16451,6 @@
         </w:tc>
       </w:tr>
       <w:tr>
-        <w:tblPrEx>
-          <w:tblCellMar>
-            <w:top w:w="0" w:type="dxa"/>
-            <w:bottom w:w="0" w:type="dxa"/>
-          </w:tblCellMar>
-        </w:tblPrEx>
         <w:tc>
           <w:tcPr>
             <w:tcW w:w="1750" w:type="dxa"/>
@@ -15713,6 +16468,7 @@
                 <w:sz w:val="18"/>
                 <w:szCs w:val="18"/>
               </w:rPr>
+              <w:lastRenderedPageBreak/>
               <w:t>activo</w:t>
             </w:r>
           </w:p>
@@ -15845,19 +16601,13 @@
         <w:tblLook w:val="04A0" w:firstRow="1" w:lastRow="0" w:firstColumn="1" w:lastColumn="0" w:noHBand="0" w:noVBand="1"/>
       </w:tblPr>
       <w:tblGrid>
-        <w:gridCol w:w="1538"/>
-        <w:gridCol w:w="3796"/>
-        <w:gridCol w:w="588"/>
-        <w:gridCol w:w="1436"/>
-        <w:gridCol w:w="2002"/>
+        <w:gridCol w:w="1750"/>
+        <w:gridCol w:w="2350"/>
+        <w:gridCol w:w="600"/>
+        <w:gridCol w:w="1600"/>
+        <w:gridCol w:w="3060"/>
       </w:tblGrid>
       <w:tr>
-        <w:tblPrEx>
-          <w:tblCellMar>
-            <w:top w:w="0" w:type="dxa"/>
-            <w:bottom w:w="0" w:type="dxa"/>
-          </w:tblCellMar>
-        </w:tblPrEx>
         <w:tc>
           <w:tcPr>
             <w:tcW w:w="1750" w:type="dxa"/>
@@ -15980,12 +16730,6 @@
         </w:tc>
       </w:tr>
       <w:tr>
-        <w:tblPrEx>
-          <w:tblCellMar>
-            <w:top w:w="0" w:type="dxa"/>
-            <w:bottom w:w="0" w:type="dxa"/>
-          </w:tblCellMar>
-        </w:tblPrEx>
         <w:tc>
           <w:tcPr>
             <w:tcW w:w="1750" w:type="dxa"/>
@@ -16093,12 +16837,6 @@
         </w:tc>
       </w:tr>
       <w:tr>
-        <w:tblPrEx>
-          <w:tblCellMar>
-            <w:top w:w="0" w:type="dxa"/>
-            <w:bottom w:w="0" w:type="dxa"/>
-          </w:tblCellMar>
-        </w:tblPrEx>
         <w:tc>
           <w:tcPr>
             <w:tcW w:w="1750" w:type="dxa"/>
@@ -16206,12 +16944,6 @@
         </w:tc>
       </w:tr>
       <w:tr>
-        <w:tblPrEx>
-          <w:tblCellMar>
-            <w:top w:w="0" w:type="dxa"/>
-            <w:bottom w:w="0" w:type="dxa"/>
-          </w:tblCellMar>
-        </w:tblPrEx>
         <w:tc>
           <w:tcPr>
             <w:tcW w:w="1750" w:type="dxa"/>
@@ -16319,12 +17051,6 @@
         </w:tc>
       </w:tr>
       <w:tr>
-        <w:tblPrEx>
-          <w:tblCellMar>
-            <w:top w:w="0" w:type="dxa"/>
-            <w:bottom w:w="0" w:type="dxa"/>
-          </w:tblCellMar>
-        </w:tblPrEx>
         <w:tc>
           <w:tcPr>
             <w:tcW w:w="1750" w:type="dxa"/>
@@ -16432,12 +17158,6 @@
         </w:tc>
       </w:tr>
       <w:tr>
-        <w:tblPrEx>
-          <w:tblCellMar>
-            <w:top w:w="0" w:type="dxa"/>
-            <w:bottom w:w="0" w:type="dxa"/>
-          </w:tblCellMar>
-        </w:tblPrEx>
         <w:tc>
           <w:tcPr>
             <w:tcW w:w="1750" w:type="dxa"/>
@@ -16545,12 +17265,6 @@
         </w:tc>
       </w:tr>
       <w:tr>
-        <w:tblPrEx>
-          <w:tblCellMar>
-            <w:top w:w="0" w:type="dxa"/>
-            <w:bottom w:w="0" w:type="dxa"/>
-          </w:tblCellMar>
-        </w:tblPrEx>
         <w:tc>
           <w:tcPr>
             <w:tcW w:w="1750" w:type="dxa"/>
@@ -16658,12 +17372,6 @@
         </w:tc>
       </w:tr>
       <w:tr>
-        <w:tblPrEx>
-          <w:tblCellMar>
-            <w:top w:w="0" w:type="dxa"/>
-            <w:bottom w:w="0" w:type="dxa"/>
-          </w:tblCellMar>
-        </w:tblPrEx>
         <w:tc>
           <w:tcPr>
             <w:tcW w:w="1750" w:type="dxa"/>
@@ -16771,12 +17479,6 @@
         </w:tc>
       </w:tr>
       <w:tr>
-        <w:tblPrEx>
-          <w:tblCellMar>
-            <w:top w:w="0" w:type="dxa"/>
-            <w:bottom w:w="0" w:type="dxa"/>
-          </w:tblCellMar>
-        </w:tblPrEx>
         <w:tc>
           <w:tcPr>
             <w:tcW w:w="1750" w:type="dxa"/>
@@ -16884,12 +17586,6 @@
         </w:tc>
       </w:tr>
       <w:tr>
-        <w:tblPrEx>
-          <w:tblCellMar>
-            <w:top w:w="0" w:type="dxa"/>
-            <w:bottom w:w="0" w:type="dxa"/>
-          </w:tblCellMar>
-        </w:tblPrEx>
         <w:tc>
           <w:tcPr>
             <w:tcW w:w="1750" w:type="dxa"/>
@@ -16991,18 +17687,12 @@
                 <w:sz w:val="18"/>
                 <w:szCs w:val="18"/>
               </w:rPr>
-              <w:t xml:space="preserve">Baja lógica (RF-INV-04): no aparece en el POS pero conserva historial.</w:t>
+              <w:t>Baja lógica (RF-INV-04): no aparece en el POS pero conserva historial.</w:t>
             </w:r>
           </w:p>
         </w:tc>
       </w:tr>
       <w:tr>
-        <w:tblPrEx>
-          <w:tblCellMar>
-            <w:top w:w="0" w:type="dxa"/>
-            <w:bottom w:w="0" w:type="dxa"/>
-          </w:tblCellMar>
-        </w:tblPrEx>
         <w:tc>
           <w:tcPr>
             <w:tcW w:w="1750" w:type="dxa"/>
@@ -17104,7 +17794,7 @@
                 <w:sz w:val="18"/>
                 <w:szCs w:val="18"/>
               </w:rPr>
-              <w:t xml:space="preserve">Cuándo se creó la referencia.</w:t>
+              <w:t>Cuándo se creó la referencia.</w:t>
             </w:r>
           </w:p>
         </w:tc>
@@ -17121,7 +17811,7 @@
       </w:pPr>
       <w:bookmarkStart w:id="24" w:name="_Toc235640400"/>
       <w:r>
-        <w:t xml:space="preserve">Tabla: entrada_mercancia</w:t>
+        <w:t>Tabla: entrada_mercancia</w:t>
       </w:r>
       <w:bookmarkEnd w:id="24"/>
     </w:p>
@@ -17159,12 +17849,6 @@
         <w:gridCol w:w="3060"/>
       </w:tblGrid>
       <w:tr>
-        <w:tblPrEx>
-          <w:tblCellMar>
-            <w:top w:w="0" w:type="dxa"/>
-            <w:bottom w:w="0" w:type="dxa"/>
-          </w:tblCellMar>
-        </w:tblPrEx>
         <w:tc>
           <w:tcPr>
             <w:tcW w:w="1750" w:type="dxa"/>
@@ -17185,7 +17869,6 @@
                 <w:sz w:val="18"/>
                 <w:szCs w:val="18"/>
               </w:rPr>
-              <w:lastRenderedPageBreak/>
               <w:t>Columna</w:t>
             </w:r>
           </w:p>
@@ -17288,12 +17971,6 @@
         </w:tc>
       </w:tr>
       <w:tr>
-        <w:tblPrEx>
-          <w:tblCellMar>
-            <w:top w:w="0" w:type="dxa"/>
-            <w:bottom w:w="0" w:type="dxa"/>
-          </w:tblCellMar>
-        </w:tblPrEx>
         <w:tc>
           <w:tcPr>
             <w:tcW w:w="1750" w:type="dxa"/>
@@ -17401,12 +18078,6 @@
         </w:tc>
       </w:tr>
       <w:tr>
-        <w:tblPrEx>
-          <w:tblCellMar>
-            <w:top w:w="0" w:type="dxa"/>
-            <w:bottom w:w="0" w:type="dxa"/>
-          </w:tblCellMar>
-        </w:tblPrEx>
         <w:tc>
           <w:tcPr>
             <w:tcW w:w="1750" w:type="dxa"/>
@@ -17514,12 +18185,6 @@
         </w:tc>
       </w:tr>
       <w:tr>
-        <w:tblPrEx>
-          <w:tblCellMar>
-            <w:top w:w="0" w:type="dxa"/>
-            <w:bottom w:w="0" w:type="dxa"/>
-          </w:tblCellMar>
-        </w:tblPrEx>
         <w:tc>
           <w:tcPr>
             <w:tcW w:w="1750" w:type="dxa"/>
@@ -17627,12 +18292,6 @@
         </w:tc>
       </w:tr>
       <w:tr>
-        <w:tblPrEx>
-          <w:tblCellMar>
-            <w:top w:w="0" w:type="dxa"/>
-            <w:bottom w:w="0" w:type="dxa"/>
-          </w:tblCellMar>
-        </w:tblPrEx>
         <w:tc>
           <w:tcPr>
             <w:tcW w:w="1750" w:type="dxa"/>
@@ -17740,12 +18399,6 @@
         </w:tc>
       </w:tr>
       <w:tr>
-        <w:tblPrEx>
-          <w:tblCellMar>
-            <w:top w:w="0" w:type="dxa"/>
-            <w:bottom w:w="0" w:type="dxa"/>
-          </w:tblCellMar>
-        </w:tblPrEx>
         <w:tc>
           <w:tcPr>
             <w:tcW w:w="1750" w:type="dxa"/>
@@ -17853,12 +18506,6 @@
         </w:tc>
       </w:tr>
       <w:tr>
-        <w:tblPrEx>
-          <w:tblCellMar>
-            <w:top w:w="0" w:type="dxa"/>
-            <w:bottom w:w="0" w:type="dxa"/>
-          </w:tblCellMar>
-        </w:tblPrEx>
         <w:tc>
           <w:tcPr>
             <w:tcW w:w="1750" w:type="dxa"/>
@@ -17966,12 +18613,6 @@
         </w:tc>
       </w:tr>
       <w:tr>
-        <w:tblPrEx>
-          <w:tblCellMar>
-            <w:top w:w="0" w:type="dxa"/>
-            <w:bottom w:w="0" w:type="dxa"/>
-          </w:tblCellMar>
-        </w:tblPrEx>
         <w:tc>
           <w:tcPr>
             <w:tcW w:w="1750" w:type="dxa"/>
@@ -18090,7 +18731,7 @@
       </w:pPr>
       <w:bookmarkStart w:id="25" w:name="_Toc235640401"/>
       <w:r>
-        <w:t xml:space="preserve">Tabla: lote_inventario</w:t>
+        <w:t>Tabla: lote_inventario</w:t>
       </w:r>
       <w:bookmarkEnd w:id="25"/>
     </w:p>
@@ -18128,12 +18769,6 @@
         <w:gridCol w:w="3060"/>
       </w:tblGrid>
       <w:tr>
-        <w:tblPrEx>
-          <w:tblCellMar>
-            <w:top w:w="0" w:type="dxa"/>
-            <w:bottom w:w="0" w:type="dxa"/>
-          </w:tblCellMar>
-        </w:tblPrEx>
         <w:tc>
           <w:tcPr>
             <w:tcW w:w="1750" w:type="dxa"/>
@@ -18256,12 +18891,6 @@
         </w:tc>
       </w:tr>
       <w:tr>
-        <w:tblPrEx>
-          <w:tblCellMar>
-            <w:top w:w="0" w:type="dxa"/>
-            <w:bottom w:w="0" w:type="dxa"/>
-          </w:tblCellMar>
-        </w:tblPrEx>
         <w:tc>
           <w:tcPr>
             <w:tcW w:w="1750" w:type="dxa"/>
@@ -18369,12 +18998,6 @@
         </w:tc>
       </w:tr>
       <w:tr>
-        <w:tblPrEx>
-          <w:tblCellMar>
-            <w:top w:w="0" w:type="dxa"/>
-            <w:bottom w:w="0" w:type="dxa"/>
-          </w:tblCellMar>
-        </w:tblPrEx>
         <w:tc>
           <w:tcPr>
             <w:tcW w:w="1750" w:type="dxa"/>
@@ -18482,12 +19105,6 @@
         </w:tc>
       </w:tr>
       <w:tr>
-        <w:tblPrEx>
-          <w:tblCellMar>
-            <w:top w:w="0" w:type="dxa"/>
-            <w:bottom w:w="0" w:type="dxa"/>
-          </w:tblCellMar>
-        </w:tblPrEx>
         <w:tc>
           <w:tcPr>
             <w:tcW w:w="1750" w:type="dxa"/>
@@ -18595,12 +19212,6 @@
         </w:tc>
       </w:tr>
       <w:tr>
-        <w:tblPrEx>
-          <w:tblCellMar>
-            <w:top w:w="0" w:type="dxa"/>
-            <w:bottom w:w="0" w:type="dxa"/>
-          </w:tblCellMar>
-        </w:tblPrEx>
         <w:tc>
           <w:tcPr>
             <w:tcW w:w="1750" w:type="dxa"/>
@@ -18708,12 +19319,6 @@
         </w:tc>
       </w:tr>
       <w:tr>
-        <w:tblPrEx>
-          <w:tblCellMar>
-            <w:top w:w="0" w:type="dxa"/>
-            <w:bottom w:w="0" w:type="dxa"/>
-          </w:tblCellMar>
-        </w:tblPrEx>
         <w:tc>
           <w:tcPr>
             <w:tcW w:w="1750" w:type="dxa"/>
@@ -18821,12 +19426,6 @@
         </w:tc>
       </w:tr>
       <w:tr>
-        <w:tblPrEx>
-          <w:tblCellMar>
-            <w:top w:w="0" w:type="dxa"/>
-            <w:bottom w:w="0" w:type="dxa"/>
-          </w:tblCellMar>
-        </w:tblPrEx>
         <w:tc>
           <w:tcPr>
             <w:tcW w:w="1750" w:type="dxa"/>
@@ -18934,12 +19533,6 @@
         </w:tc>
       </w:tr>
       <w:tr>
-        <w:tblPrEx>
-          <w:tblCellMar>
-            <w:top w:w="0" w:type="dxa"/>
-            <w:bottom w:w="0" w:type="dxa"/>
-          </w:tblCellMar>
-        </w:tblPrEx>
         <w:tc>
           <w:tcPr>
             <w:tcW w:w="1750" w:type="dxa"/>
@@ -19047,12 +19640,6 @@
         </w:tc>
       </w:tr>
       <w:tr>
-        <w:tblPrEx>
-          <w:tblCellMar>
-            <w:top w:w="0" w:type="dxa"/>
-            <w:bottom w:w="0" w:type="dxa"/>
-          </w:tblCellMar>
-        </w:tblPrEx>
         <w:tc>
           <w:tcPr>
             <w:tcW w:w="1750" w:type="dxa"/>
@@ -19154,20 +19741,12 @@
                 <w:sz w:val="18"/>
                 <w:szCs w:val="18"/>
               </w:rPr>
-              <w:t xml:space="preserve">Unidades que aún quedan; el PEPS consume </w:t>
-              <w:lastRenderedPageBreak/>
-              <w:t xml:space="preserve">primero los lotes con fecha_ingreso más antigua.</w:t>
+              <w:t>Unidades que aún quedan; el PEPS consume primero los lotes con fecha_ingreso más antigua.</w:t>
             </w:r>
           </w:p>
         </w:tc>
       </w:tr>
       <w:tr>
-        <w:tblPrEx>
-          <w:tblCellMar>
-            <w:top w:w="0" w:type="dxa"/>
-            <w:bottom w:w="0" w:type="dxa"/>
-          </w:tblCellMar>
-        </w:tblPrEx>
         <w:tc>
           <w:tcPr>
             <w:tcW w:w="1750" w:type="dxa"/>
@@ -19275,12 +19854,6 @@
         </w:tc>
       </w:tr>
       <w:tr>
-        <w:tblPrEx>
-          <w:tblCellMar>
-            <w:top w:w="0" w:type="dxa"/>
-            <w:bottom w:w="0" w:type="dxa"/>
-          </w:tblCellMar>
-        </w:tblPrEx>
         <w:tc>
           <w:tcPr>
             <w:tcW w:w="1750" w:type="dxa"/>
@@ -19399,7 +19972,7 @@
       </w:pPr>
       <w:bookmarkStart w:id="26" w:name="_Toc235640402"/>
       <w:r>
-        <w:t xml:space="preserve">Tabla: movimiento_inventario</w:t>
+        <w:t>Tabla: movimiento_inventario</w:t>
       </w:r>
       <w:bookmarkEnd w:id="26"/>
     </w:p>
@@ -19437,12 +20010,6 @@
         <w:gridCol w:w="3060"/>
       </w:tblGrid>
       <w:tr>
-        <w:tblPrEx>
-          <w:tblCellMar>
-            <w:top w:w="0" w:type="dxa"/>
-            <w:bottom w:w="0" w:type="dxa"/>
-          </w:tblCellMar>
-        </w:tblPrEx>
         <w:tc>
           <w:tcPr>
             <w:tcW w:w="1750" w:type="dxa"/>
@@ -19565,12 +20132,6 @@
         </w:tc>
       </w:tr>
       <w:tr>
-        <w:tblPrEx>
-          <w:tblCellMar>
-            <w:top w:w="0" w:type="dxa"/>
-            <w:bottom w:w="0" w:type="dxa"/>
-          </w:tblCellMar>
-        </w:tblPrEx>
         <w:tc>
           <w:tcPr>
             <w:tcW w:w="1750" w:type="dxa"/>
@@ -19678,12 +20239,6 @@
         </w:tc>
       </w:tr>
       <w:tr>
-        <w:tblPrEx>
-          <w:tblCellMar>
-            <w:top w:w="0" w:type="dxa"/>
-            <w:bottom w:w="0" w:type="dxa"/>
-          </w:tblCellMar>
-        </w:tblPrEx>
         <w:tc>
           <w:tcPr>
             <w:tcW w:w="1750" w:type="dxa"/>
@@ -19791,12 +20346,6 @@
         </w:tc>
       </w:tr>
       <w:tr>
-        <w:tblPrEx>
-          <w:tblCellMar>
-            <w:top w:w="0" w:type="dxa"/>
-            <w:bottom w:w="0" w:type="dxa"/>
-          </w:tblCellMar>
-        </w:tblPrEx>
         <w:tc>
           <w:tcPr>
             <w:tcW w:w="1750" w:type="dxa"/>
@@ -19904,12 +20453,6 @@
         </w:tc>
       </w:tr>
       <w:tr>
-        <w:tblPrEx>
-          <w:tblCellMar>
-            <w:top w:w="0" w:type="dxa"/>
-            <w:bottom w:w="0" w:type="dxa"/>
-          </w:tblCellMar>
-        </w:tblPrEx>
         <w:tc>
           <w:tcPr>
             <w:tcW w:w="1750" w:type="dxa"/>
@@ -20017,12 +20560,6 @@
         </w:tc>
       </w:tr>
       <w:tr>
-        <w:tblPrEx>
-          <w:tblCellMar>
-            <w:top w:w="0" w:type="dxa"/>
-            <w:bottom w:w="0" w:type="dxa"/>
-          </w:tblCellMar>
-        </w:tblPrEx>
         <w:tc>
           <w:tcPr>
             <w:tcW w:w="1750" w:type="dxa"/>
@@ -20130,12 +20667,6 @@
         </w:tc>
       </w:tr>
       <w:tr>
-        <w:tblPrEx>
-          <w:tblCellMar>
-            <w:top w:w="0" w:type="dxa"/>
-            <w:bottom w:w="0" w:type="dxa"/>
-          </w:tblCellMar>
-        </w:tblPrEx>
         <w:tc>
           <w:tcPr>
             <w:tcW w:w="1750" w:type="dxa"/>
@@ -20243,12 +20774,6 @@
         </w:tc>
       </w:tr>
       <w:tr>
-        <w:tblPrEx>
-          <w:tblCellMar>
-            <w:top w:w="0" w:type="dxa"/>
-            <w:bottom w:w="0" w:type="dxa"/>
-          </w:tblCellMar>
-        </w:tblPrEx>
         <w:tc>
           <w:tcPr>
             <w:tcW w:w="1750" w:type="dxa"/>
@@ -20266,6 +20791,7 @@
                 <w:sz w:val="18"/>
                 <w:szCs w:val="18"/>
               </w:rPr>
+              <w:lastRenderedPageBreak/>
               <w:t>cantidad</w:t>
             </w:r>
           </w:p>
@@ -20356,12 +20882,6 @@
         </w:tc>
       </w:tr>
       <w:tr>
-        <w:tblPrEx>
-          <w:tblCellMar>
-            <w:top w:w="0" w:type="dxa"/>
-            <w:bottom w:w="0" w:type="dxa"/>
-          </w:tblCellMar>
-        </w:tblPrEx>
         <w:tc>
           <w:tcPr>
             <w:tcW w:w="1750" w:type="dxa"/>
@@ -20463,20 +20983,12 @@
                 <w:sz w:val="18"/>
                 <w:szCs w:val="18"/>
               </w:rPr>
-              <w:t xml:space="preserve">Costo asociado al </w:t>
-              <w:lastRenderedPageBreak/>
-              <w:t xml:space="preserve">movimiento (del lote), para el kardex valorizado.</w:t>
+              <w:t>Costo asociado al movimiento (del lote), para el kardex valorizado.</w:t>
             </w:r>
           </w:p>
         </w:tc>
       </w:tr>
       <w:tr>
-        <w:tblPrEx>
-          <w:tblCellMar>
-            <w:top w:w="0" w:type="dxa"/>
-            <w:bottom w:w="0" w:type="dxa"/>
-          </w:tblCellMar>
-        </w:tblPrEx>
         <w:tc>
           <w:tcPr>
             <w:tcW w:w="1750" w:type="dxa"/>
@@ -20494,7 +21006,6 @@
                 <w:sz w:val="18"/>
                 <w:szCs w:val="18"/>
               </w:rPr>
-              <w:lastRenderedPageBreak/>
               <w:t>documento_tipo</w:t>
             </w:r>
           </w:p>
@@ -20585,12 +21096,6 @@
         </w:tc>
       </w:tr>
       <w:tr>
-        <w:tblPrEx>
-          <w:tblCellMar>
-            <w:top w:w="0" w:type="dxa"/>
-            <w:bottom w:w="0" w:type="dxa"/>
-          </w:tblCellMar>
-        </w:tblPrEx>
         <w:tc>
           <w:tcPr>
             <w:tcW w:w="1750" w:type="dxa"/>
@@ -20698,12 +21203,6 @@
         </w:tc>
       </w:tr>
       <w:tr>
-        <w:tblPrEx>
-          <w:tblCellMar>
-            <w:top w:w="0" w:type="dxa"/>
-            <w:bottom w:w="0" w:type="dxa"/>
-          </w:tblCellMar>
-        </w:tblPrEx>
         <w:tc>
           <w:tcPr>
             <w:tcW w:w="1750" w:type="dxa"/>
@@ -20811,12 +21310,6 @@
         </w:tc>
       </w:tr>
       <w:tr>
-        <w:tblPrEx>
-          <w:tblCellMar>
-            <w:top w:w="0" w:type="dxa"/>
-            <w:bottom w:w="0" w:type="dxa"/>
-          </w:tblCellMar>
-        </w:tblPrEx>
         <w:tc>
           <w:tcPr>
             <w:tcW w:w="1750" w:type="dxa"/>
@@ -20924,12 +21417,6 @@
         </w:tc>
       </w:tr>
       <w:tr>
-        <w:tblPrEx>
-          <w:tblCellMar>
-            <w:top w:w="0" w:type="dxa"/>
-            <w:bottom w:w="0" w:type="dxa"/>
-          </w:tblCellMar>
-        </w:tblPrEx>
         <w:tc>
           <w:tcPr>
             <w:tcW w:w="1750" w:type="dxa"/>
@@ -21031,18 +21518,12 @@
                 <w:sz w:val="18"/>
                 <w:szCs w:val="18"/>
               </w:rPr>
-              <w:t xml:space="preserve">Stock del producto en la sede DESPUÉS del movimiento (foto para el kardex).</w:t>
+              <w:t>Stock del producto en la sede DESPUÉS del movimiento (foto para el kardex).</w:t>
             </w:r>
           </w:p>
         </w:tc>
       </w:tr>
       <w:tr>
-        <w:tblPrEx>
-          <w:tblCellMar>
-            <w:top w:w="0" w:type="dxa"/>
-            <w:bottom w:w="0" w:type="dxa"/>
-          </w:tblCellMar>
-        </w:tblPrEx>
         <w:tc>
           <w:tcPr>
             <w:tcW w:w="1750" w:type="dxa"/>
@@ -21171,7 +21652,7 @@
       </w:pPr>
       <w:bookmarkStart w:id="28" w:name="_Toc235640404"/>
       <w:r>
-        <w:t xml:space="preserve">Tabla: medio_pago</w:t>
+        <w:t>Tabla: medio_pago</w:t>
       </w:r>
       <w:bookmarkEnd w:id="28"/>
     </w:p>
@@ -21209,12 +21690,6 @@
         <w:gridCol w:w="3060"/>
       </w:tblGrid>
       <w:tr>
-        <w:tblPrEx>
-          <w:tblCellMar>
-            <w:top w:w="0" w:type="dxa"/>
-            <w:bottom w:w="0" w:type="dxa"/>
-          </w:tblCellMar>
-        </w:tblPrEx>
         <w:tc>
           <w:tcPr>
             <w:tcW w:w="1750" w:type="dxa"/>
@@ -21337,12 +21812,6 @@
         </w:tc>
       </w:tr>
       <w:tr>
-        <w:tblPrEx>
-          <w:tblCellMar>
-            <w:top w:w="0" w:type="dxa"/>
-            <w:bottom w:w="0" w:type="dxa"/>
-          </w:tblCellMar>
-        </w:tblPrEx>
         <w:tc>
           <w:tcPr>
             <w:tcW w:w="1750" w:type="dxa"/>
@@ -21450,12 +21919,6 @@
         </w:tc>
       </w:tr>
       <w:tr>
-        <w:tblPrEx>
-          <w:tblCellMar>
-            <w:top w:w="0" w:type="dxa"/>
-            <w:bottom w:w="0" w:type="dxa"/>
-          </w:tblCellMar>
-        </w:tblPrEx>
         <w:tc>
           <w:tcPr>
             <w:tcW w:w="1750" w:type="dxa"/>
@@ -21563,12 +22026,6 @@
         </w:tc>
       </w:tr>
       <w:tr>
-        <w:tblPrEx>
-          <w:tblCellMar>
-            <w:top w:w="0" w:type="dxa"/>
-            <w:bottom w:w="0" w:type="dxa"/>
-          </w:tblCellMar>
-        </w:tblPrEx>
         <w:tc>
           <w:tcPr>
             <w:tcW w:w="1750" w:type="dxa"/>
@@ -21725,12 +22182,6 @@
         <w:gridCol w:w="3060"/>
       </w:tblGrid>
       <w:tr>
-        <w:tblPrEx>
-          <w:tblCellMar>
-            <w:top w:w="0" w:type="dxa"/>
-            <w:bottom w:w="0" w:type="dxa"/>
-          </w:tblCellMar>
-        </w:tblPrEx>
         <w:tc>
           <w:tcPr>
             <w:tcW w:w="1750" w:type="dxa"/>
@@ -21751,7 +22202,6 @@
                 <w:sz w:val="18"/>
                 <w:szCs w:val="18"/>
               </w:rPr>
-              <w:lastRenderedPageBreak/>
               <w:t>Columna</w:t>
             </w:r>
           </w:p>
@@ -21854,12 +22304,6 @@
         </w:tc>
       </w:tr>
       <w:tr>
-        <w:tblPrEx>
-          <w:tblCellMar>
-            <w:top w:w="0" w:type="dxa"/>
-            <w:bottom w:w="0" w:type="dxa"/>
-          </w:tblCellMar>
-        </w:tblPrEx>
         <w:tc>
           <w:tcPr>
             <w:tcW w:w="1750" w:type="dxa"/>
@@ -21967,12 +22411,6 @@
         </w:tc>
       </w:tr>
       <w:tr>
-        <w:tblPrEx>
-          <w:tblCellMar>
-            <w:top w:w="0" w:type="dxa"/>
-            <w:bottom w:w="0" w:type="dxa"/>
-          </w:tblCellMar>
-        </w:tblPrEx>
         <w:tc>
           <w:tcPr>
             <w:tcW w:w="1750" w:type="dxa"/>
@@ -22080,12 +22518,6 @@
         </w:tc>
       </w:tr>
       <w:tr>
-        <w:tblPrEx>
-          <w:tblCellMar>
-            <w:top w:w="0" w:type="dxa"/>
-            <w:bottom w:w="0" w:type="dxa"/>
-          </w:tblCellMar>
-        </w:tblPrEx>
         <w:tc>
           <w:tcPr>
             <w:tcW w:w="1750" w:type="dxa"/>
@@ -22193,12 +22625,6 @@
         </w:tc>
       </w:tr>
       <w:tr>
-        <w:tblPrEx>
-          <w:tblCellMar>
-            <w:top w:w="0" w:type="dxa"/>
-            <w:bottom w:w="0" w:type="dxa"/>
-          </w:tblCellMar>
-        </w:tblPrEx>
         <w:tc>
           <w:tcPr>
             <w:tcW w:w="1750" w:type="dxa"/>
@@ -22306,12 +22732,6 @@
         </w:tc>
       </w:tr>
       <w:tr>
-        <w:tblPrEx>
-          <w:tblCellMar>
-            <w:top w:w="0" w:type="dxa"/>
-            <w:bottom w:w="0" w:type="dxa"/>
-          </w:tblCellMar>
-        </w:tblPrEx>
         <w:tc>
           <w:tcPr>
             <w:tcW w:w="1750" w:type="dxa"/>
@@ -22419,12 +22839,6 @@
         </w:tc>
       </w:tr>
       <w:tr>
-        <w:tblPrEx>
-          <w:tblCellMar>
-            <w:top w:w="0" w:type="dxa"/>
-            <w:bottom w:w="0" w:type="dxa"/>
-          </w:tblCellMar>
-        </w:tblPrEx>
         <w:tc>
           <w:tcPr>
             <w:tcW w:w="1750" w:type="dxa"/>
@@ -22532,12 +22946,6 @@
         </w:tc>
       </w:tr>
       <w:tr>
-        <w:tblPrEx>
-          <w:tblCellMar>
-            <w:top w:w="0" w:type="dxa"/>
-            <w:bottom w:w="0" w:type="dxa"/>
-          </w:tblCellMar>
-        </w:tblPrEx>
         <w:tc>
           <w:tcPr>
             <w:tcW w:w="1750" w:type="dxa"/>
@@ -22555,6 +22963,7 @@
                 <w:sz w:val="18"/>
                 <w:szCs w:val="18"/>
               </w:rPr>
+              <w:lastRenderedPageBreak/>
               <w:t>total</w:t>
             </w:r>
           </w:p>
@@ -22639,18 +23048,12 @@
                 <w:sz w:val="18"/>
                 <w:szCs w:val="18"/>
               </w:rPr>
-              <w:t xml:space="preserve">Total cobrado (suma de los subtotales del detalle).</w:t>
+              <w:t>Total cobrado (suma de los subtotales del detalle).</w:t>
             </w:r>
           </w:p>
         </w:tc>
       </w:tr>
       <w:tr>
-        <w:tblPrEx>
-          <w:tblCellMar>
-            <w:top w:w="0" w:type="dxa"/>
-            <w:bottom w:w="0" w:type="dxa"/>
-          </w:tblCellMar>
-        </w:tblPrEx>
         <w:tc>
           <w:tcPr>
             <w:tcW w:w="1750" w:type="dxa"/>
@@ -22758,12 +23161,6 @@
         </w:tc>
       </w:tr>
       <w:tr>
-        <w:tblPrEx>
-          <w:tblCellMar>
-            <w:top w:w="0" w:type="dxa"/>
-            <w:bottom w:w="0" w:type="dxa"/>
-          </w:tblCellMar>
-        </w:tblPrEx>
         <w:tc>
           <w:tcPr>
             <w:tcW w:w="1750" w:type="dxa"/>
@@ -22871,12 +23268,6 @@
         </w:tc>
       </w:tr>
       <w:tr>
-        <w:tblPrEx>
-          <w:tblCellMar>
-            <w:top w:w="0" w:type="dxa"/>
-            <w:bottom w:w="0" w:type="dxa"/>
-          </w:tblCellMar>
-        </w:tblPrEx>
         <w:tc>
           <w:tcPr>
             <w:tcW w:w="1750" w:type="dxa"/>
@@ -22984,12 +23375,6 @@
         </w:tc>
       </w:tr>
       <w:tr>
-        <w:tblPrEx>
-          <w:tblCellMar>
-            <w:top w:w="0" w:type="dxa"/>
-            <w:bottom w:w="0" w:type="dxa"/>
-          </w:tblCellMar>
-        </w:tblPrEx>
         <w:tc>
           <w:tcPr>
             <w:tcW w:w="1750" w:type="dxa"/>
@@ -23097,12 +23482,6 @@
         </w:tc>
       </w:tr>
       <w:tr>
-        <w:tblPrEx>
-          <w:tblCellMar>
-            <w:top w:w="0" w:type="dxa"/>
-            <w:bottom w:w="0" w:type="dxa"/>
-          </w:tblCellMar>
-        </w:tblPrEx>
         <w:tc>
           <w:tcPr>
             <w:tcW w:w="1750" w:type="dxa"/>
@@ -23210,12 +23589,6 @@
         </w:tc>
       </w:tr>
       <w:tr>
-        <w:tblPrEx>
-          <w:tblCellMar>
-            <w:top w:w="0" w:type="dxa"/>
-            <w:bottom w:w="0" w:type="dxa"/>
-          </w:tblCellMar>
-        </w:tblPrEx>
         <w:tc>
           <w:tcPr>
             <w:tcW w:w="1750" w:type="dxa"/>
@@ -23317,7 +23690,7 @@
                 <w:sz w:val="18"/>
                 <w:szCs w:val="18"/>
               </w:rPr>
-              <w:t xml:space="preserve">Cuándo se anuló.</w:t>
+              <w:t>Cuándo se anuló.</w:t>
             </w:r>
           </w:p>
         </w:tc>
@@ -23334,7 +23707,7 @@
       </w:pPr>
       <w:bookmarkStart w:id="30" w:name="_Toc235640406"/>
       <w:r>
-        <w:t xml:space="preserve">Tabla: detalle_venta</w:t>
+        <w:t>Tabla: detalle_venta</w:t>
       </w:r>
       <w:bookmarkEnd w:id="30"/>
     </w:p>
@@ -23372,12 +23745,6 @@
         <w:gridCol w:w="3060"/>
       </w:tblGrid>
       <w:tr>
-        <w:tblPrEx>
-          <w:tblCellMar>
-            <w:top w:w="0" w:type="dxa"/>
-            <w:bottom w:w="0" w:type="dxa"/>
-          </w:tblCellMar>
-        </w:tblPrEx>
         <w:tc>
           <w:tcPr>
             <w:tcW w:w="1750" w:type="dxa"/>
@@ -23500,12 +23867,6 @@
         </w:tc>
       </w:tr>
       <w:tr>
-        <w:tblPrEx>
-          <w:tblCellMar>
-            <w:top w:w="0" w:type="dxa"/>
-            <w:bottom w:w="0" w:type="dxa"/>
-          </w:tblCellMar>
-        </w:tblPrEx>
         <w:tc>
           <w:tcPr>
             <w:tcW w:w="1750" w:type="dxa"/>
@@ -23613,12 +23974,6 @@
         </w:tc>
       </w:tr>
       <w:tr>
-        <w:tblPrEx>
-          <w:tblCellMar>
-            <w:top w:w="0" w:type="dxa"/>
-            <w:bottom w:w="0" w:type="dxa"/>
-          </w:tblCellMar>
-        </w:tblPrEx>
         <w:tc>
           <w:tcPr>
             <w:tcW w:w="1750" w:type="dxa"/>
@@ -23726,12 +24081,6 @@
         </w:tc>
       </w:tr>
       <w:tr>
-        <w:tblPrEx>
-          <w:tblCellMar>
-            <w:top w:w="0" w:type="dxa"/>
-            <w:bottom w:w="0" w:type="dxa"/>
-          </w:tblCellMar>
-        </w:tblPrEx>
         <w:tc>
           <w:tcPr>
             <w:tcW w:w="1750" w:type="dxa"/>
@@ -23839,12 +24188,6 @@
         </w:tc>
       </w:tr>
       <w:tr>
-        <w:tblPrEx>
-          <w:tblCellMar>
-            <w:top w:w="0" w:type="dxa"/>
-            <w:bottom w:w="0" w:type="dxa"/>
-          </w:tblCellMar>
-        </w:tblPrEx>
         <w:tc>
           <w:tcPr>
             <w:tcW w:w="1750" w:type="dxa"/>
@@ -23952,12 +24295,6 @@
         </w:tc>
       </w:tr>
       <w:tr>
-        <w:tblPrEx>
-          <w:tblCellMar>
-            <w:top w:w="0" w:type="dxa"/>
-            <w:bottom w:w="0" w:type="dxa"/>
-          </w:tblCellMar>
-        </w:tblPrEx>
         <w:tc>
           <w:tcPr>
             <w:tcW w:w="1750" w:type="dxa"/>
@@ -24065,12 +24402,6 @@
         </w:tc>
       </w:tr>
       <w:tr>
-        <w:tblPrEx>
-          <w:tblCellMar>
-            <w:top w:w="0" w:type="dxa"/>
-            <w:bottom w:w="0" w:type="dxa"/>
-          </w:tblCellMar>
-        </w:tblPrEx>
         <w:tc>
           <w:tcPr>
             <w:tcW w:w="1750" w:type="dxa"/>
@@ -24172,7 +24503,7 @@
                 <w:sz w:val="18"/>
                 <w:szCs w:val="18"/>
               </w:rPr>
-              <w:t xml:space="preserve">cantidad × precio_unitario.</w:t>
+              <w:t>cantidad × precio_unitario.</w:t>
             </w:r>
           </w:p>
         </w:tc>
@@ -24189,7 +24520,7 @@
       </w:pPr>
       <w:bookmarkStart w:id="31" w:name="_Toc235640407"/>
       <w:r>
-        <w:t xml:space="preserve">Tabla: consumo_lote</w:t>
+        <w:t>Tabla: consumo_lote</w:t>
       </w:r>
       <w:bookmarkEnd w:id="31"/>
     </w:p>
@@ -24220,19 +24551,13 @@
         <w:tblLook w:val="04A0" w:firstRow="1" w:lastRow="0" w:firstColumn="1" w:lastColumn="0" w:noHBand="0" w:noVBand="1"/>
       </w:tblPr>
       <w:tblGrid>
-        <w:gridCol w:w="1733"/>
-        <w:gridCol w:w="2317"/>
-        <w:gridCol w:w="599"/>
-        <w:gridCol w:w="1761"/>
-        <w:gridCol w:w="2950"/>
+        <w:gridCol w:w="1750"/>
+        <w:gridCol w:w="2350"/>
+        <w:gridCol w:w="600"/>
+        <w:gridCol w:w="1600"/>
+        <w:gridCol w:w="3060"/>
       </w:tblGrid>
       <w:tr>
-        <w:tblPrEx>
-          <w:tblCellMar>
-            <w:top w:w="0" w:type="dxa"/>
-            <w:bottom w:w="0" w:type="dxa"/>
-          </w:tblCellMar>
-        </w:tblPrEx>
         <w:tc>
           <w:tcPr>
             <w:tcW w:w="1750" w:type="dxa"/>
@@ -24253,7 +24578,6 @@
                 <w:sz w:val="18"/>
                 <w:szCs w:val="18"/>
               </w:rPr>
-              <w:lastRenderedPageBreak/>
               <w:t>Columna</w:t>
             </w:r>
           </w:p>
@@ -24356,12 +24680,6 @@
         </w:tc>
       </w:tr>
       <w:tr>
-        <w:tblPrEx>
-          <w:tblCellMar>
-            <w:top w:w="0" w:type="dxa"/>
-            <w:bottom w:w="0" w:type="dxa"/>
-          </w:tblCellMar>
-        </w:tblPrEx>
         <w:tc>
           <w:tcPr>
             <w:tcW w:w="1750" w:type="dxa"/>
@@ -24469,12 +24787,6 @@
         </w:tc>
       </w:tr>
       <w:tr>
-        <w:tblPrEx>
-          <w:tblCellMar>
-            <w:top w:w="0" w:type="dxa"/>
-            <w:bottom w:w="0" w:type="dxa"/>
-          </w:tblCellMar>
-        </w:tblPrEx>
         <w:tc>
           <w:tcPr>
             <w:tcW w:w="1750" w:type="dxa"/>
@@ -24582,12 +24894,6 @@
         </w:tc>
       </w:tr>
       <w:tr>
-        <w:tblPrEx>
-          <w:tblCellMar>
-            <w:top w:w="0" w:type="dxa"/>
-            <w:bottom w:w="0" w:type="dxa"/>
-          </w:tblCellMar>
-        </w:tblPrEx>
         <w:tc>
           <w:tcPr>
             <w:tcW w:w="1750" w:type="dxa"/>
@@ -24695,12 +25001,6 @@
         </w:tc>
       </w:tr>
       <w:tr>
-        <w:tblPrEx>
-          <w:tblCellMar>
-            <w:top w:w="0" w:type="dxa"/>
-            <w:bottom w:w="0" w:type="dxa"/>
-          </w:tblCellMar>
-        </w:tblPrEx>
         <w:tc>
           <w:tcPr>
             <w:tcW w:w="1750" w:type="dxa"/>
@@ -24808,12 +25108,6 @@
         </w:tc>
       </w:tr>
       <w:tr>
-        <w:tblPrEx>
-          <w:tblCellMar>
-            <w:top w:w="0" w:type="dxa"/>
-            <w:bottom w:w="0" w:type="dxa"/>
-          </w:tblCellMar>
-        </w:tblPrEx>
         <w:tc>
           <w:tcPr>
             <w:tcW w:w="1750" w:type="dxa"/>
@@ -24932,7 +25226,7 @@
       </w:pPr>
       <w:bookmarkStart w:id="32" w:name="_Toc235640408"/>
       <w:r>
-        <w:t xml:space="preserve">Tabla: cierre_caja</w:t>
+        <w:t>Tabla: cierre_caja</w:t>
       </w:r>
       <w:bookmarkEnd w:id="32"/>
     </w:p>
@@ -24970,12 +25264,6 @@
         <w:gridCol w:w="3060"/>
       </w:tblGrid>
       <w:tr>
-        <w:tblPrEx>
-          <w:tblCellMar>
-            <w:top w:w="0" w:type="dxa"/>
-            <w:bottom w:w="0" w:type="dxa"/>
-          </w:tblCellMar>
-        </w:tblPrEx>
         <w:tc>
           <w:tcPr>
             <w:tcW w:w="1750" w:type="dxa"/>
@@ -25098,12 +25386,6 @@
         </w:tc>
       </w:tr>
       <w:tr>
-        <w:tblPrEx>
-          <w:tblCellMar>
-            <w:top w:w="0" w:type="dxa"/>
-            <w:bottom w:w="0" w:type="dxa"/>
-          </w:tblCellMar>
-        </w:tblPrEx>
         <w:tc>
           <w:tcPr>
             <w:tcW w:w="1750" w:type="dxa"/>
@@ -25211,12 +25493,6 @@
         </w:tc>
       </w:tr>
       <w:tr>
-        <w:tblPrEx>
-          <w:tblCellMar>
-            <w:top w:w="0" w:type="dxa"/>
-            <w:bottom w:w="0" w:type="dxa"/>
-          </w:tblCellMar>
-        </w:tblPrEx>
         <w:tc>
           <w:tcPr>
             <w:tcW w:w="1750" w:type="dxa"/>
@@ -25324,12 +25600,6 @@
         </w:tc>
       </w:tr>
       <w:tr>
-        <w:tblPrEx>
-          <w:tblCellMar>
-            <w:top w:w="0" w:type="dxa"/>
-            <w:bottom w:w="0" w:type="dxa"/>
-          </w:tblCellMar>
-        </w:tblPrEx>
         <w:tc>
           <w:tcPr>
             <w:tcW w:w="1750" w:type="dxa"/>
@@ -25437,12 +25707,6 @@
         </w:tc>
       </w:tr>
       <w:tr>
-        <w:tblPrEx>
-          <w:tblCellMar>
-            <w:top w:w="0" w:type="dxa"/>
-            <w:bottom w:w="0" w:type="dxa"/>
-          </w:tblCellMar>
-        </w:tblPrEx>
         <w:tc>
           <w:tcPr>
             <w:tcW w:w="1750" w:type="dxa"/>
@@ -25550,12 +25814,6 @@
         </w:tc>
       </w:tr>
       <w:tr>
-        <w:tblPrEx>
-          <w:tblCellMar>
-            <w:top w:w="0" w:type="dxa"/>
-            <w:bottom w:w="0" w:type="dxa"/>
-          </w:tblCellMar>
-        </w:tblPrEx>
         <w:tc>
           <w:tcPr>
             <w:tcW w:w="1750" w:type="dxa"/>
@@ -25663,12 +25921,6 @@
         </w:tc>
       </w:tr>
       <w:tr>
-        <w:tblPrEx>
-          <w:tblCellMar>
-            <w:top w:w="0" w:type="dxa"/>
-            <w:bottom w:w="0" w:type="dxa"/>
-          </w:tblCellMar>
-        </w:tblPrEx>
         <w:tc>
           <w:tcPr>
             <w:tcW w:w="1750" w:type="dxa"/>
@@ -25776,12 +26028,6 @@
         </w:tc>
       </w:tr>
       <w:tr>
-        <w:tblPrEx>
-          <w:tblCellMar>
-            <w:top w:w="0" w:type="dxa"/>
-            <w:bottom w:w="0" w:type="dxa"/>
-          </w:tblCellMar>
-        </w:tblPrEx>
         <w:tc>
           <w:tcPr>
             <w:tcW w:w="1750" w:type="dxa"/>
@@ -25889,12 +26135,6 @@
         </w:tc>
       </w:tr>
       <w:tr>
-        <w:tblPrEx>
-          <w:tblCellMar>
-            <w:top w:w="0" w:type="dxa"/>
-            <w:bottom w:w="0" w:type="dxa"/>
-          </w:tblCellMar>
-        </w:tblPrEx>
         <w:tc>
           <w:tcPr>
             <w:tcW w:w="1750" w:type="dxa"/>
@@ -26002,12 +26242,6 @@
         </w:tc>
       </w:tr>
       <w:tr>
-        <w:tblPrEx>
-          <w:tblCellMar>
-            <w:top w:w="0" w:type="dxa"/>
-            <w:bottom w:w="0" w:type="dxa"/>
-          </w:tblCellMar>
-        </w:tblPrEx>
         <w:tc>
           <w:tcPr>
             <w:tcW w:w="1750" w:type="dxa"/>
@@ -26109,18 +26343,12 @@
                 <w:sz w:val="18"/>
                 <w:szCs w:val="18"/>
               </w:rPr>
-              <w:t xml:space="preserve">efectivo_contado − total_efectivo (faltante o sobrante).</w:t>
+              <w:t>efectivo_contado − total_efectivo (faltante o sobrante).</w:t>
             </w:r>
           </w:p>
         </w:tc>
       </w:tr>
       <w:tr>
-        <w:tblPrEx>
-          <w:tblCellMar>
-            <w:top w:w="0" w:type="dxa"/>
-            <w:bottom w:w="0" w:type="dxa"/>
-          </w:tblCellMar>
-        </w:tblPrEx>
         <w:tc>
           <w:tcPr>
             <w:tcW w:w="1750" w:type="dxa"/>
@@ -26228,12 +26456,6 @@
         </w:tc>
       </w:tr>
       <w:tr>
-        <w:tblPrEx>
-          <w:tblCellMar>
-            <w:top w:w="0" w:type="dxa"/>
-            <w:bottom w:w="0" w:type="dxa"/>
-          </w:tblCellMar>
-        </w:tblPrEx>
         <w:tc>
           <w:tcPr>
             <w:tcW w:w="1750" w:type="dxa"/>
@@ -26362,7 +26584,7 @@
       </w:pPr>
       <w:bookmarkStart w:id="34" w:name="_Toc235640410"/>
       <w:r>
-        <w:t xml:space="preserve">Tabla: datos_fiscales</w:t>
+        <w:t>Tabla: datos_fiscales</w:t>
       </w:r>
       <w:bookmarkEnd w:id="34"/>
     </w:p>
@@ -26393,19 +26615,13 @@
         <w:tblLook w:val="04A0" w:firstRow="1" w:lastRow="0" w:firstColumn="1" w:lastColumn="0" w:noHBand="0" w:noVBand="1"/>
       </w:tblPr>
       <w:tblGrid>
-        <w:gridCol w:w="1982"/>
-        <w:gridCol w:w="2549"/>
-        <w:gridCol w:w="596"/>
-        <w:gridCol w:w="1528"/>
-        <w:gridCol w:w="2705"/>
+        <w:gridCol w:w="1750"/>
+        <w:gridCol w:w="2350"/>
+        <w:gridCol w:w="600"/>
+        <w:gridCol w:w="1600"/>
+        <w:gridCol w:w="3060"/>
       </w:tblGrid>
       <w:tr>
-        <w:tblPrEx>
-          <w:tblCellMar>
-            <w:top w:w="0" w:type="dxa"/>
-            <w:bottom w:w="0" w:type="dxa"/>
-          </w:tblCellMar>
-        </w:tblPrEx>
         <w:tc>
           <w:tcPr>
             <w:tcW w:w="1750" w:type="dxa"/>
@@ -26528,12 +26744,6 @@
         </w:tc>
       </w:tr>
       <w:tr>
-        <w:tblPrEx>
-          <w:tblCellMar>
-            <w:top w:w="0" w:type="dxa"/>
-            <w:bottom w:w="0" w:type="dxa"/>
-          </w:tblCellMar>
-        </w:tblPrEx>
         <w:tc>
           <w:tcPr>
             <w:tcW w:w="1750" w:type="dxa"/>
@@ -26551,7 +26761,6 @@
                 <w:sz w:val="18"/>
                 <w:szCs w:val="18"/>
               </w:rPr>
-              <w:lastRenderedPageBreak/>
               <w:t>id</w:t>
             </w:r>
           </w:p>
@@ -26642,12 +26851,6 @@
         </w:tc>
       </w:tr>
       <w:tr>
-        <w:tblPrEx>
-          <w:tblCellMar>
-            <w:top w:w="0" w:type="dxa"/>
-            <w:bottom w:w="0" w:type="dxa"/>
-          </w:tblCellMar>
-        </w:tblPrEx>
         <w:tc>
           <w:tcPr>
             <w:tcW w:w="1750" w:type="dxa"/>
@@ -26755,12 +26958,6 @@
         </w:tc>
       </w:tr>
       <w:tr>
-        <w:tblPrEx>
-          <w:tblCellMar>
-            <w:top w:w="0" w:type="dxa"/>
-            <w:bottom w:w="0" w:type="dxa"/>
-          </w:tblCellMar>
-        </w:tblPrEx>
         <w:tc>
           <w:tcPr>
             <w:tcW w:w="1750" w:type="dxa"/>
@@ -26868,12 +27065,6 @@
         </w:tc>
       </w:tr>
       <w:tr>
-        <w:tblPrEx>
-          <w:tblCellMar>
-            <w:top w:w="0" w:type="dxa"/>
-            <w:bottom w:w="0" w:type="dxa"/>
-          </w:tblCellMar>
-        </w:tblPrEx>
         <w:tc>
           <w:tcPr>
             <w:tcW w:w="1750" w:type="dxa"/>
@@ -26981,12 +27172,6 @@
         </w:tc>
       </w:tr>
       <w:tr>
-        <w:tblPrEx>
-          <w:tblCellMar>
-            <w:top w:w="0" w:type="dxa"/>
-            <w:bottom w:w="0" w:type="dxa"/>
-          </w:tblCellMar>
-        </w:tblPrEx>
         <w:tc>
           <w:tcPr>
             <w:tcW w:w="1750" w:type="dxa"/>
@@ -27094,12 +27279,6 @@
         </w:tc>
       </w:tr>
       <w:tr>
-        <w:tblPrEx>
-          <w:tblCellMar>
-            <w:top w:w="0" w:type="dxa"/>
-            <w:bottom w:w="0" w:type="dxa"/>
-          </w:tblCellMar>
-        </w:tblPrEx>
         <w:tc>
           <w:tcPr>
             <w:tcW w:w="1750" w:type="dxa"/>
@@ -27207,12 +27386,6 @@
         </w:tc>
       </w:tr>
       <w:tr>
-        <w:tblPrEx>
-          <w:tblCellMar>
-            <w:top w:w="0" w:type="dxa"/>
-            <w:bottom w:w="0" w:type="dxa"/>
-          </w:tblCellMar>
-        </w:tblPrEx>
         <w:tc>
           <w:tcPr>
             <w:tcW w:w="1750" w:type="dxa"/>
@@ -27320,12 +27493,6 @@
         </w:tc>
       </w:tr>
       <w:tr>
-        <w:tblPrEx>
-          <w:tblCellMar>
-            <w:top w:w="0" w:type="dxa"/>
-            <w:bottom w:w="0" w:type="dxa"/>
-          </w:tblCellMar>
-        </w:tblPrEx>
         <w:tc>
           <w:tcPr>
             <w:tcW w:w="1750" w:type="dxa"/>
@@ -27343,6 +27510,7 @@
                 <w:sz w:val="18"/>
                 <w:szCs w:val="18"/>
               </w:rPr>
+              <w:lastRenderedPageBreak/>
               <w:t>prefijo</w:t>
             </w:r>
           </w:p>
@@ -27433,12 +27601,6 @@
         </w:tc>
       </w:tr>
       <w:tr>
-        <w:tblPrEx>
-          <w:tblCellMar>
-            <w:top w:w="0" w:type="dxa"/>
-            <w:bottom w:w="0" w:type="dxa"/>
-          </w:tblCellMar>
-        </w:tblPrEx>
         <w:tc>
           <w:tcPr>
             <w:tcW w:w="1750" w:type="dxa"/>
@@ -27557,7 +27719,7 @@
       </w:pPr>
       <w:bookmarkStart w:id="35" w:name="_Toc235640411"/>
       <w:r>
-        <w:t xml:space="preserve">Tabla: factura_electronica</w:t>
+        <w:t>Tabla: factura_electronica</w:t>
       </w:r>
       <w:bookmarkEnd w:id="35"/>
     </w:p>
@@ -27588,19 +27750,13 @@
         <w:tblLook w:val="04A0" w:firstRow="1" w:lastRow="0" w:firstColumn="1" w:lastColumn="0" w:noHBand="0" w:noVBand="1"/>
       </w:tblPr>
       <w:tblGrid>
-        <w:gridCol w:w="1604"/>
-        <w:gridCol w:w="3509"/>
-        <w:gridCol w:w="590"/>
-        <w:gridCol w:w="1347"/>
-        <w:gridCol w:w="2310"/>
+        <w:gridCol w:w="1750"/>
+        <w:gridCol w:w="2350"/>
+        <w:gridCol w:w="600"/>
+        <w:gridCol w:w="1600"/>
+        <w:gridCol w:w="3060"/>
       </w:tblGrid>
       <w:tr>
-        <w:tblPrEx>
-          <w:tblCellMar>
-            <w:top w:w="0" w:type="dxa"/>
-            <w:bottom w:w="0" w:type="dxa"/>
-          </w:tblCellMar>
-        </w:tblPrEx>
         <w:tc>
           <w:tcPr>
             <w:tcW w:w="1750" w:type="dxa"/>
@@ -27723,12 +27879,6 @@
         </w:tc>
       </w:tr>
       <w:tr>
-        <w:tblPrEx>
-          <w:tblCellMar>
-            <w:top w:w="0" w:type="dxa"/>
-            <w:bottom w:w="0" w:type="dxa"/>
-          </w:tblCellMar>
-        </w:tblPrEx>
         <w:tc>
           <w:tcPr>
             <w:tcW w:w="1750" w:type="dxa"/>
@@ -27836,12 +27986,6 @@
         </w:tc>
       </w:tr>
       <w:tr>
-        <w:tblPrEx>
-          <w:tblCellMar>
-            <w:top w:w="0" w:type="dxa"/>
-            <w:bottom w:w="0" w:type="dxa"/>
-          </w:tblCellMar>
-        </w:tblPrEx>
         <w:tc>
           <w:tcPr>
             <w:tcW w:w="1750" w:type="dxa"/>
@@ -27949,12 +28093,6 @@
         </w:tc>
       </w:tr>
       <w:tr>
-        <w:tblPrEx>
-          <w:tblCellMar>
-            <w:top w:w="0" w:type="dxa"/>
-            <w:bottom w:w="0" w:type="dxa"/>
-          </w:tblCellMar>
-        </w:tblPrEx>
         <w:tc>
           <w:tcPr>
             <w:tcW w:w="1750" w:type="dxa"/>
@@ -28062,12 +28200,6 @@
         </w:tc>
       </w:tr>
       <w:tr>
-        <w:tblPrEx>
-          <w:tblCellMar>
-            <w:top w:w="0" w:type="dxa"/>
-            <w:bottom w:w="0" w:type="dxa"/>
-          </w:tblCellMar>
-        </w:tblPrEx>
         <w:tc>
           <w:tcPr>
             <w:tcW w:w="1750" w:type="dxa"/>
@@ -28175,12 +28307,6 @@
         </w:tc>
       </w:tr>
       <w:tr>
-        <w:tblPrEx>
-          <w:tblCellMar>
-            <w:top w:w="0" w:type="dxa"/>
-            <w:bottom w:w="0" w:type="dxa"/>
-          </w:tblCellMar>
-        </w:tblPrEx>
         <w:tc>
           <w:tcPr>
             <w:tcW w:w="1750" w:type="dxa"/>
@@ -28288,12 +28414,6 @@
         </w:tc>
       </w:tr>
       <w:tr>
-        <w:tblPrEx>
-          <w:tblCellMar>
-            <w:top w:w="0" w:type="dxa"/>
-            <w:bottom w:w="0" w:type="dxa"/>
-          </w:tblCellMar>
-        </w:tblPrEx>
         <w:tc>
           <w:tcPr>
             <w:tcW w:w="1750" w:type="dxa"/>
@@ -28401,12 +28521,6 @@
         </w:tc>
       </w:tr>
       <w:tr>
-        <w:tblPrEx>
-          <w:tblCellMar>
-            <w:top w:w="0" w:type="dxa"/>
-            <w:bottom w:w="0" w:type="dxa"/>
-          </w:tblCellMar>
-        </w:tblPrEx>
         <w:tc>
           <w:tcPr>
             <w:tcW w:w="1750" w:type="dxa"/>
@@ -28514,12 +28628,6 @@
         </w:tc>
       </w:tr>
       <w:tr>
-        <w:tblPrEx>
-          <w:tblCellMar>
-            <w:top w:w="0" w:type="dxa"/>
-            <w:bottom w:w="0" w:type="dxa"/>
-          </w:tblCellMar>
-        </w:tblPrEx>
         <w:tc>
           <w:tcPr>
             <w:tcW w:w="1750" w:type="dxa"/>
@@ -28627,12 +28735,6 @@
         </w:tc>
       </w:tr>
       <w:tr>
-        <w:tblPrEx>
-          <w:tblCellMar>
-            <w:top w:w="0" w:type="dxa"/>
-            <w:bottom w:w="0" w:type="dxa"/>
-          </w:tblCellMar>
-        </w:tblPrEx>
         <w:tc>
           <w:tcPr>
             <w:tcW w:w="1750" w:type="dxa"/>
@@ -28740,12 +28842,6 @@
         </w:tc>
       </w:tr>
       <w:tr>
-        <w:tblPrEx>
-          <w:tblCellMar>
-            <w:top w:w="0" w:type="dxa"/>
-            <w:bottom w:w="0" w:type="dxa"/>
-          </w:tblCellMar>
-        </w:tblPrEx>
         <w:tc>
           <w:tcPr>
             <w:tcW w:w="1750" w:type="dxa"/>
@@ -28763,7 +28859,6 @@
                 <w:sz w:val="18"/>
                 <w:szCs w:val="18"/>
               </w:rPr>
-              <w:lastRenderedPageBreak/>
               <w:t>fecha_emision</w:t>
             </w:r>
           </w:p>
@@ -28848,7 +28943,7 @@
                 <w:sz w:val="18"/>
                 <w:szCs w:val="18"/>
               </w:rPr>
-              <w:t xml:space="preserve">Cuándo se emitió.</w:t>
+              <w:t>Cuándo se emitió.</w:t>
             </w:r>
           </w:p>
         </w:tc>
@@ -28865,7 +28960,7 @@
       </w:pPr>
       <w:bookmarkStart w:id="36" w:name="_Toc235640412"/>
       <w:r>
-        <w:t xml:space="preserve">Tabla: nota_credito</w:t>
+        <w:t>Tabla: nota_credito</w:t>
       </w:r>
       <w:bookmarkEnd w:id="36"/>
     </w:p>
@@ -28896,19 +28991,13 @@
         <w:tblLook w:val="04A0" w:firstRow="1" w:lastRow="0" w:firstColumn="1" w:lastColumn="0" w:noHBand="0" w:noVBand="1"/>
       </w:tblPr>
       <w:tblGrid>
-        <w:gridCol w:w="1403"/>
-        <w:gridCol w:w="3509"/>
-        <w:gridCol w:w="583"/>
-        <w:gridCol w:w="2111"/>
-        <w:gridCol w:w="1754"/>
+        <w:gridCol w:w="1750"/>
+        <w:gridCol w:w="2350"/>
+        <w:gridCol w:w="600"/>
+        <w:gridCol w:w="1600"/>
+        <w:gridCol w:w="3060"/>
       </w:tblGrid>
       <w:tr>
-        <w:tblPrEx>
-          <w:tblCellMar>
-            <w:top w:w="0" w:type="dxa"/>
-            <w:bottom w:w="0" w:type="dxa"/>
-          </w:tblCellMar>
-        </w:tblPrEx>
         <w:tc>
           <w:tcPr>
             <w:tcW w:w="1750" w:type="dxa"/>
@@ -29031,12 +29120,6 @@
         </w:tc>
       </w:tr>
       <w:tr>
-        <w:tblPrEx>
-          <w:tblCellMar>
-            <w:top w:w="0" w:type="dxa"/>
-            <w:bottom w:w="0" w:type="dxa"/>
-          </w:tblCellMar>
-        </w:tblPrEx>
         <w:tc>
           <w:tcPr>
             <w:tcW w:w="1750" w:type="dxa"/>
@@ -29144,12 +29227,6 @@
         </w:tc>
       </w:tr>
       <w:tr>
-        <w:tblPrEx>
-          <w:tblCellMar>
-            <w:top w:w="0" w:type="dxa"/>
-            <w:bottom w:w="0" w:type="dxa"/>
-          </w:tblCellMar>
-        </w:tblPrEx>
         <w:tc>
           <w:tcPr>
             <w:tcW w:w="1750" w:type="dxa"/>
@@ -29257,12 +29334,6 @@
         </w:tc>
       </w:tr>
       <w:tr>
-        <w:tblPrEx>
-          <w:tblCellMar>
-            <w:top w:w="0" w:type="dxa"/>
-            <w:bottom w:w="0" w:type="dxa"/>
-          </w:tblCellMar>
-        </w:tblPrEx>
         <w:tc>
           <w:tcPr>
             <w:tcW w:w="1750" w:type="dxa"/>
@@ -29370,12 +29441,6 @@
         </w:tc>
       </w:tr>
       <w:tr>
-        <w:tblPrEx>
-          <w:tblCellMar>
-            <w:top w:w="0" w:type="dxa"/>
-            <w:bottom w:w="0" w:type="dxa"/>
-          </w:tblCellMar>
-        </w:tblPrEx>
         <w:tc>
           <w:tcPr>
             <w:tcW w:w="1750" w:type="dxa"/>
@@ -29483,12 +29548,6 @@
         </w:tc>
       </w:tr>
       <w:tr>
-        <w:tblPrEx>
-          <w:tblCellMar>
-            <w:top w:w="0" w:type="dxa"/>
-            <w:bottom w:w="0" w:type="dxa"/>
-          </w:tblCellMar>
-        </w:tblPrEx>
         <w:tc>
           <w:tcPr>
             <w:tcW w:w="1750" w:type="dxa"/>
@@ -29596,12 +29655,6 @@
         </w:tc>
       </w:tr>
       <w:tr>
-        <w:tblPrEx>
-          <w:tblCellMar>
-            <w:top w:w="0" w:type="dxa"/>
-            <w:bottom w:w="0" w:type="dxa"/>
-          </w:tblCellMar>
-        </w:tblPrEx>
         <w:tc>
           <w:tcPr>
             <w:tcW w:w="1750" w:type="dxa"/>
@@ -29703,7 +29756,7 @@
                 <w:sz w:val="18"/>
                 <w:szCs w:val="18"/>
               </w:rPr>
-              <w:t xml:space="preserve">Cuándo se emitió.</w:t>
+              <w:t>Cuándo se emitió.</w:t>
             </w:r>
           </w:p>
         </w:tc>
@@ -29720,6 +29773,7 @@
       </w:pPr>
       <w:bookmarkStart w:id="37" w:name="_Toc235640413"/>
       <w:r>
+        <w:lastRenderedPageBreak/>
         <w:t>4.7 Módulo AUD</w:t>
       </w:r>
       <w:bookmarkEnd w:id="37"/>
@@ -29730,7 +29784,7 @@
       </w:pPr>
       <w:bookmarkStart w:id="38" w:name="_Toc235640414"/>
       <w:r>
-        <w:t xml:space="preserve">Tabla: log_auditoria</w:t>
+        <w:t>Tabla: log_auditoria</w:t>
       </w:r>
       <w:bookmarkEnd w:id="38"/>
     </w:p>
@@ -29768,12 +29822,6 @@
         <w:gridCol w:w="3060"/>
       </w:tblGrid>
       <w:tr>
-        <w:tblPrEx>
-          <w:tblCellMar>
-            <w:top w:w="0" w:type="dxa"/>
-            <w:bottom w:w="0" w:type="dxa"/>
-          </w:tblCellMar>
-        </w:tblPrEx>
         <w:tc>
           <w:tcPr>
             <w:tcW w:w="1750" w:type="dxa"/>
@@ -29896,12 +29944,6 @@
         </w:tc>
       </w:tr>
       <w:tr>
-        <w:tblPrEx>
-          <w:tblCellMar>
-            <w:top w:w="0" w:type="dxa"/>
-            <w:bottom w:w="0" w:type="dxa"/>
-          </w:tblCellMar>
-        </w:tblPrEx>
         <w:tc>
           <w:tcPr>
             <w:tcW w:w="1750" w:type="dxa"/>
@@ -30009,12 +30051,6 @@
         </w:tc>
       </w:tr>
       <w:tr>
-        <w:tblPrEx>
-          <w:tblCellMar>
-            <w:top w:w="0" w:type="dxa"/>
-            <w:bottom w:w="0" w:type="dxa"/>
-          </w:tblCellMar>
-        </w:tblPrEx>
         <w:tc>
           <w:tcPr>
             <w:tcW w:w="1750" w:type="dxa"/>
@@ -30122,12 +30158,6 @@
         </w:tc>
       </w:tr>
       <w:tr>
-        <w:tblPrEx>
-          <w:tblCellMar>
-            <w:top w:w="0" w:type="dxa"/>
-            <w:bottom w:w="0" w:type="dxa"/>
-          </w:tblCellMar>
-        </w:tblPrEx>
         <w:tc>
           <w:tcPr>
             <w:tcW w:w="1750" w:type="dxa"/>
@@ -30235,12 +30265,6 @@
         </w:tc>
       </w:tr>
       <w:tr>
-        <w:tblPrEx>
-          <w:tblCellMar>
-            <w:top w:w="0" w:type="dxa"/>
-            <w:bottom w:w="0" w:type="dxa"/>
-          </w:tblCellMar>
-        </w:tblPrEx>
         <w:tc>
           <w:tcPr>
             <w:tcW w:w="1750" w:type="dxa"/>
@@ -30348,12 +30372,6 @@
         </w:tc>
       </w:tr>
       <w:tr>
-        <w:tblPrEx>
-          <w:tblCellMar>
-            <w:top w:w="0" w:type="dxa"/>
-            <w:bottom w:w="0" w:type="dxa"/>
-          </w:tblCellMar>
-        </w:tblPrEx>
         <w:tc>
           <w:tcPr>
             <w:tcW w:w="1750" w:type="dxa"/>
@@ -30461,12 +30479,6 @@
         </w:tc>
       </w:tr>
       <w:tr>
-        <w:tblPrEx>
-          <w:tblCellMar>
-            <w:top w:w="0" w:type="dxa"/>
-            <w:bottom w:w="0" w:type="dxa"/>
-          </w:tblCellMar>
-        </w:tblPrEx>
         <w:tc>
           <w:tcPr>
             <w:tcW w:w="1750" w:type="dxa"/>
@@ -30574,12 +30586,6 @@
         </w:tc>
       </w:tr>
       <w:tr>
-        <w:tblPrEx>
-          <w:tblCellMar>
-            <w:top w:w="0" w:type="dxa"/>
-            <w:bottom w:w="0" w:type="dxa"/>
-          </w:tblCellMar>
-        </w:tblPrEx>
         <w:tc>
           <w:tcPr>
             <w:tcW w:w="1750" w:type="dxa"/>
@@ -30687,12 +30693,6 @@
         </w:tc>
       </w:tr>
       <w:tr>
-        <w:tblPrEx>
-          <w:tblCellMar>
-            <w:top w:w="0" w:type="dxa"/>
-            <w:bottom w:w="0" w:type="dxa"/>
-          </w:tblCellMar>
-        </w:tblPrEx>
         <w:tc>
           <w:tcPr>
             <w:tcW w:w="1750" w:type="dxa"/>
@@ -30800,12 +30800,6 @@
         </w:tc>
       </w:tr>
       <w:tr>
-        <w:tblPrEx>
-          <w:tblCellMar>
-            <w:top w:w="0" w:type="dxa"/>
-            <w:bottom w:w="0" w:type="dxa"/>
-          </w:tblCellMar>
-        </w:tblPrEx>
         <w:tc>
           <w:tcPr>
             <w:tcW w:w="1750" w:type="dxa"/>
@@ -30924,7 +30918,7 @@
       </w:pPr>
       <w:bookmarkStart w:id="39" w:name="_Toc235640415"/>
       <w:r>
-        <w:t xml:space="preserve">Tabla: copia_seguridad</w:t>
+        <w:t>Tabla: copia_seguridad</w:t>
       </w:r>
       <w:bookmarkEnd w:id="39"/>
     </w:p>
@@ -30955,19 +30949,13 @@
         <w:tblLook w:val="04A0" w:firstRow="1" w:lastRow="0" w:firstColumn="1" w:lastColumn="0" w:noHBand="0" w:noVBand="1"/>
       </w:tblPr>
       <w:tblGrid>
-        <w:gridCol w:w="1602"/>
-        <w:gridCol w:w="3038"/>
-        <w:gridCol w:w="595"/>
-        <w:gridCol w:w="1500"/>
-        <w:gridCol w:w="2625"/>
+        <w:gridCol w:w="1750"/>
+        <w:gridCol w:w="2350"/>
+        <w:gridCol w:w="600"/>
+        <w:gridCol w:w="1600"/>
+        <w:gridCol w:w="3060"/>
       </w:tblGrid>
       <w:tr>
-        <w:tblPrEx>
-          <w:tblCellMar>
-            <w:top w:w="0" w:type="dxa"/>
-            <w:bottom w:w="0" w:type="dxa"/>
-          </w:tblCellMar>
-        </w:tblPrEx>
         <w:tc>
           <w:tcPr>
             <w:tcW w:w="1750" w:type="dxa"/>
@@ -31090,12 +31078,6 @@
         </w:tc>
       </w:tr>
       <w:tr>
-        <w:tblPrEx>
-          <w:tblCellMar>
-            <w:top w:w="0" w:type="dxa"/>
-            <w:bottom w:w="0" w:type="dxa"/>
-          </w:tblCellMar>
-        </w:tblPrEx>
         <w:tc>
           <w:tcPr>
             <w:tcW w:w="1750" w:type="dxa"/>
@@ -31113,7 +31095,6 @@
                 <w:sz w:val="18"/>
                 <w:szCs w:val="18"/>
               </w:rPr>
-              <w:lastRenderedPageBreak/>
               <w:t>id</w:t>
             </w:r>
           </w:p>
@@ -31204,12 +31185,6 @@
         </w:tc>
       </w:tr>
       <w:tr>
-        <w:tblPrEx>
-          <w:tblCellMar>
-            <w:top w:w="0" w:type="dxa"/>
-            <w:bottom w:w="0" w:type="dxa"/>
-          </w:tblCellMar>
-        </w:tblPrEx>
         <w:tc>
           <w:tcPr>
             <w:tcW w:w="1750" w:type="dxa"/>
@@ -31317,12 +31292,6 @@
         </w:tc>
       </w:tr>
       <w:tr>
-        <w:tblPrEx>
-          <w:tblCellMar>
-            <w:top w:w="0" w:type="dxa"/>
-            <w:bottom w:w="0" w:type="dxa"/>
-          </w:tblCellMar>
-        </w:tblPrEx>
         <w:tc>
           <w:tcPr>
             <w:tcW w:w="1750" w:type="dxa"/>
@@ -31430,12 +31399,6 @@
         </w:tc>
       </w:tr>
       <w:tr>
-        <w:tblPrEx>
-          <w:tblCellMar>
-            <w:top w:w="0" w:type="dxa"/>
-            <w:bottom w:w="0" w:type="dxa"/>
-          </w:tblCellMar>
-        </w:tblPrEx>
         <w:tc>
           <w:tcPr>
             <w:tcW w:w="1750" w:type="dxa"/>
@@ -31543,12 +31506,6 @@
         </w:tc>
       </w:tr>
       <w:tr>
-        <w:tblPrEx>
-          <w:tblCellMar>
-            <w:top w:w="0" w:type="dxa"/>
-            <w:bottom w:w="0" w:type="dxa"/>
-          </w:tblCellMar>
-        </w:tblPrEx>
         <w:tc>
           <w:tcPr>
             <w:tcW w:w="1750" w:type="dxa"/>
@@ -31656,12 +31613,6 @@
         </w:tc>
       </w:tr>
       <w:tr>
-        <w:tblPrEx>
-          <w:tblCellMar>
-            <w:top w:w="0" w:type="dxa"/>
-            <w:bottom w:w="0" w:type="dxa"/>
-          </w:tblCellMar>
-        </w:tblPrEx>
         <w:tc>
           <w:tcPr>
             <w:tcW w:w="1750" w:type="dxa"/>
@@ -31769,12 +31720,6 @@
         </w:tc>
       </w:tr>
       <w:tr>
-        <w:tblPrEx>
-          <w:tblCellMar>
-            <w:top w:w="0" w:type="dxa"/>
-            <w:bottom w:w="0" w:type="dxa"/>
-          </w:tblCellMar>
-        </w:tblPrEx>
         <w:tc>
           <w:tcPr>
             <w:tcW w:w="1750" w:type="dxa"/>
@@ -31876,7 +31821,7 @@
                 <w:sz w:val="18"/>
                 <w:szCs w:val="18"/>
               </w:rPr>
-              <w:t xml:space="preserve">Cuándo se generó.</w:t>
+              <w:t>Cuándo se generó.</w:t>
             </w:r>
           </w:p>
         </w:tc>
@@ -31913,7 +31858,7 @@
         <w:spacing w:after="80"/>
       </w:pPr>
       <w:r>
-        <w:t xml:space="preserve">PEPS estructural: la cadena entrada_mercancia → lote_inventario → consumo_lote ← detalle_venta hace imposible vender sin registrar de qué lote salió cada unidad y a qué costo. La utilidad se calcula SIEMPRE con consumo_lote.costo_unitario (histórico), nunca con el costo actual (RF-REP-05).</w:t>
+        <w:t>PEPS estructural: la cadena entrada_mercancia → lote_inventario → consumo_lote ← detalle_venta hace imposible vender sin registrar de qué lote salió cada unidad y a qué costo. La utilidad se calcula SIEMPRE con consumo_lote.costo_unitario (histórico), nunca con el costo actual (RF-REP-05).</w:t>
       </w:r>
     </w:p>
     <w:p>
@@ -31926,7 +31871,7 @@
         <w:spacing w:after="80"/>
       </w:pPr>
       <w:r>
-        <w:t xml:space="preserve">No retroactividad: consumo_lote copia el costo del lote al momento de la venta; corregir un lote después no altera ventas pasadas (RF-INV-10). Igual con detalle_venta.precio_unitario para los cambios de precio (RF-INV-03).</w:t>
+        <w:t>No retroactividad: consumo_lote copia el costo del lote al momento de la venta; corregir un lote después no altera ventas pasadas (RF-INV-10). Igual con detalle_venta.precio_unitario para los cambios de precio (RF-INV-03).</w:t>
       </w:r>
     </w:p>
     <w:p>
@@ -31939,7 +31884,7 @@
         <w:spacing w:after="80"/>
       </w:pPr>
       <w:r>
-        <w:t xml:space="preserve">Transaccionalidad (RNF-03): registrar una venta implica insertar venta + detalle_venta + consumo_lote, descontar lote_inventario.cantidad_disponible y escribir movimiento_inventario, todo dentro de UNA transacción InnoDB: o se hace completo o no se hace.</w:t>
+        <w:t>Transaccionalidad (RNF-03): registrar una venta implica insertar venta + detalle_venta + consumo_lote, descontar lote_inventario.cantidad_disponible y escribir movimiento_inventario, todo dentro de UNA transacción InnoDB: o se hace completo o no se hace.</w:t>
       </w:r>
     </w:p>
     <w:p>
@@ -31952,7 +31897,7 @@
         <w:spacing w:after="80"/>
       </w:pPr>
       <w:r>
-        <w:t xml:space="preserve">Baja lógica en usuario, producto, sede, categoria, plan y licorera («activo»): las llaves foráneas del historial nunca quedan huérfanas.</w:t>
+        <w:t>Baja lógica en usuario, producto, sede, categoria, plan y licorera («activo»): las llaves foráneas del historial nunca quedan huérfanas.</w:t>
       </w:r>
     </w:p>
     <w:p>
@@ -31965,7 +31910,7 @@
         <w:spacing w:after="80"/>
       </w:pPr>
       <w:r>
-        <w:t xml:space="preserve">Kardex inmutable: movimiento_inventario solo admite INSERT; las correcciones se hacen con movimientos de ajuste, nunca editando el pasado.</w:t>
+        <w:t>Kardex inmutable: movimiento_inventario solo admite INSERT; las correcciones se hacen con movimientos de ajuste, nunca editando el pasado.</w:t>
       </w:r>
     </w:p>
     <w:p>
@@ -31978,7 +31923,7 @@
         <w:spacing w:after="80"/>
       </w:pPr>
       <w:r>
-        <w:t xml:space="preserve">Aislamiento multiempresa: licorera_id en todas las tablas de negocio + filtro obligatorio en cada consulta del backend (RNF-02). Las tablas hijas (detalle_venta, consumo_lote…) heredan el tenant por su relación con la tabla padre.</w:t>
+        <w:t>Aislamiento multiempresa: licorera_id en todas las tablas de negocio + filtro obligatorio en cada consulta del backend (RNF-02). Las tablas hijas (detalle_venta, consumo_lote…) heredan el tenant por su relación con la tabla padre.</w:t>
       </w:r>
     </w:p>
     <w:p>
@@ -31991,7 +31936,7 @@
         <w:spacing w:after="80"/>
       </w:pPr>
       <w:r>
-        <w:t xml:space="preserve">Restricciones únicas compuestas: usuario_sede(usuario_id, sede_id), venta(licorera_id, consecutivo), cierre_caja(sede_id, fecha), categoria(licorera_id, nombre), producto(licorera_id, codigo_barras).</w:t>
+        <w:t>Restricciones únicas compuestas: usuario_sede(usuario_id, sede_id), venta(licorera_id, consecutivo), cierre_caja(sede_id, fecha), categoria(licorera_id, nombre), producto(licorera_id, codigo_barras).</w:t>
       </w:r>
     </w:p>
     <w:p>
@@ -32004,7 +31949,7 @@
         <w:spacing w:after="80"/>
       </w:pPr>
       <w:r>
-        <w:t xml:space="preserve">ENUM para dominios cerrados y estables (estados, tipos de movimiento): valida en la base de datos y documenta los valores posibles. Los catálogos que el negocio puede ampliar (rol, plan, medio_pago) son tablas.</w:t>
+        <w:t>ENUM para dominios cerrados y estables (estados, tipos de movimiento): valida en la base de datos y documenta los valores posibles. Los catálogos que el negocio puede ampliar (rol, plan, medio_pago) son tablas.</w:t>
       </w:r>
     </w:p>
     <w:p>
@@ -32028,7 +31973,7 @@
         <w:spacing w:after="120" w:line="276" w:lineRule="auto"/>
       </w:pPr>
       <w:r>
-        <w:t xml:space="preserve">Este apéndice contiene la representación textual del modelo entidad–relación descrito en la sección 2.3, escrita en el lenguaje de diagramación Mermaid. A partir de este código se generaron la Figura 1 (vista general) y la Figura 2 (detalle de la cadena PEPS). Se incluye para dejar constancia del origen de los diagramas, permitir su reproducción o actualización y conservar la coherencia entre el diagrama y el diccionario de datos.</w:t>
+        <w:t>Este apéndice contiene la representación textual del modelo entidad–relación descrito en la sección 2.3, escrita en el lenguaje de diagramación Mermaid. A partir de este código se generaron la Figura 1 (vista general) y la Figura 2 (detalle de la cadena PEPS). Se incluye para dejar constancia del origen de los diagramas, permitir su reproducción o actualización y conservar la coherencia entre el diagrama y el diccionario de datos.</w:t>
       </w:r>
     </w:p>
     <w:p>
@@ -32488,7 +32433,7 @@
           <w:szCs w:val="16"/>
           <w:lang w:val="en-US"/>
         </w:rPr>
-        <w:t xml:space="preserve">INT sede_id FK</w:t>
+        <w:t>INT sede_id FK</w:t>
       </w:r>
     </w:p>
     <w:p>
@@ -32615,6 +32560,7 @@
           <w:szCs w:val="16"/>
           <w:lang w:val="en-US"/>
         </w:rPr>
+        <w:lastRenderedPageBreak/>
         <w:t xml:space="preserve">    INT producto_id FK</w:t>
       </w:r>
     </w:p>
@@ -32634,7 +32580,7 @@
           <w:sz w:val="16"/>
           <w:szCs w:val="16"/>
         </w:rPr>
-        <w:t xml:space="preserve">INT sede_id FK</w:t>
+        <w:t>INT sede_id FK</w:t>
       </w:r>
     </w:p>
     <w:p>
@@ -32664,7 +32610,6 @@
           <w:sz w:val="16"/>
           <w:szCs w:val="16"/>
         </w:rPr>
-        <w:lastRenderedPageBreak/>
         <w:t xml:space="preserve">    INT traslado_id FK</w:t>
       </w:r>
     </w:p>
@@ -32784,7 +32729,7 @@
           <w:sz w:val="16"/>
           <w:szCs w:val="16"/>
         </w:rPr>
-        <w:t xml:space="preserve">INT producto_id FK</w:t>
+        <w:t>INT producto_id FK</w:t>
       </w:r>
     </w:p>
     <w:p>
@@ -32971,7 +32916,7 @@
           <w:szCs w:val="16"/>
           <w:lang w:val="en-US"/>
         </w:rPr>
-        <w:t xml:space="preserve">venta {</w:t>
+        <w:t>venta {</w:t>
       </w:r>
     </w:p>
     <w:p>
@@ -33188,7 +33133,7 @@
           <w:szCs w:val="16"/>
           <w:lang w:val="en-US"/>
         </w:rPr>
-        <w:t xml:space="preserve">INT licorera_id FK</w:t>
+        <w:t>INT licorera_id FK</w:t>
       </w:r>
     </w:p>
     <w:p>

--- a/docs/diseno/INVENTRA_MER_MR_Diccionario.docx
+++ b/docs/diseno/INVENTRA_MER_MR_Diccionario.docx
@@ -3118,7 +3118,10 @@
         <w:spacing w:after="120" w:line="276" w:lineRule="auto"/>
       </w:pPr>
       <w:r>
-        <w:t>Este documento presenta el diseño lógico y físico de la base de datos de INVENTRA: el Modelo Entidad–Relación (MER), el Modelo Relacional (MR) y el Diccionario de Datos. Todas las entidades se derivan de los 48 requisitos funcionales de la Especificación de Requisitos de Software (ERS IEEE 830, revisión 1): cada tabla existe porque uno o más requisitos la exigen, y cada requisito que guarda información tiene su tabla.</w:t>
+        <w:t>Este documento presenta el diseño lógico y físico de la base de datos de INVENTRA: el Modelo Entidad–Relación (MER), el Modelo Relacional (MR) y el Diccionario de Datos. Todas las entidades se derivan de los 48 requisitos funcionales de la Especificación de Requisitos de Software (ERS IEEE 830, revisión 1): cada tabla existe porque uno o más requisitos la exigen, y cada requisito que guarda información tiene su tabla</w:t>
+      </w:r>
+      <w:r>
+        <w:t>.</w:t>
       </w:r>
     </w:p>
     <w:p>
@@ -10659,7 +10662,7 @@
                 <w:sz w:val="18"/>
                 <w:szCs w:val="18"/>
               </w:rPr>
-              <w:t>ENUM('activa', 'en_mora', 'suspendida', 'cancelada')</w:t>
+              <w:t>ENUM('en_prueba', 'activa', 'en_mora', 'suspendida', 'cancelada')</w:t>
             </w:r>
           </w:p>
         </w:tc>
@@ -12167,6 +12170,7 @@
                 <w:sz w:val="18"/>
                 <w:szCs w:val="18"/>
               </w:rPr>
+              <w:lastRenderedPageBreak/>
               <w:t>correo</w:t>
             </w:r>
           </w:p>
@@ -12274,7 +12278,6 @@
                 <w:sz w:val="18"/>
                 <w:szCs w:val="18"/>
               </w:rPr>
-              <w:lastRenderedPageBreak/>
               <w:t>correo_verificado</w:t>
             </w:r>
           </w:p>
@@ -14232,6 +14235,7 @@
                 <w:sz w:val="18"/>
                 <w:szCs w:val="18"/>
               </w:rPr>
+              <w:lastRenderedPageBreak/>
               <w:t>telefono</w:t>
             </w:r>
           </w:p>
@@ -14339,7 +14343,6 @@
                 <w:sz w:val="18"/>
                 <w:szCs w:val="18"/>
               </w:rPr>
-              <w:lastRenderedPageBreak/>
               <w:t>activo</w:t>
             </w:r>
           </w:p>
@@ -16361,6 +16364,7 @@
                 <w:sz w:val="18"/>
                 <w:szCs w:val="18"/>
               </w:rPr>
+              <w:lastRenderedPageBreak/>
               <w:t>nombre</w:t>
             </w:r>
           </w:p>
@@ -16468,7 +16472,6 @@
                 <w:sz w:val="18"/>
                 <w:szCs w:val="18"/>
               </w:rPr>
-              <w:lastRenderedPageBreak/>
               <w:t>activo</w:t>
             </w:r>
           </w:p>
@@ -18630,6 +18633,7 @@
                 <w:sz w:val="18"/>
                 <w:szCs w:val="18"/>
               </w:rPr>
+              <w:lastRenderedPageBreak/>
               <w:t>observacion</w:t>
             </w:r>
           </w:p>
@@ -20705,7 +20709,15 @@
                 <w:sz w:val="18"/>
                 <w:szCs w:val="18"/>
               </w:rPr>
-              <w:t>ENUM('entrada', 'venta', 'anulacion_venta', 'ajuste_positivo', 'ajuste_negativo', 'traslado_salida', 'traslado_entrada')</w:t>
+              <w:t xml:space="preserve">ENUM('entrada', 'venta', 'anulacion_venta', 'ajuste_positivo', </w:t>
+            </w:r>
+            <w:r>
+              <w:rPr>
+                <w:sz w:val="18"/>
+                <w:szCs w:val="18"/>
+              </w:rPr>
+              <w:lastRenderedPageBreak/>
+              <w:t>'ajuste_negativo', 'traslado_salida', 'traslado_entrada')</w:t>
             </w:r>
           </w:p>
         </w:tc>
@@ -20726,6 +20738,7 @@
                 <w:sz w:val="18"/>
                 <w:szCs w:val="18"/>
               </w:rPr>
+              <w:lastRenderedPageBreak/>
               <w:t>No</w:t>
             </w:r>
           </w:p>
@@ -20791,7 +20804,6 @@
                 <w:sz w:val="18"/>
                 <w:szCs w:val="18"/>
               </w:rPr>
-              <w:lastRenderedPageBreak/>
               <w:t>cantidad</w:t>
             </w:r>
           </w:p>
@@ -22856,6 +22868,7 @@
                 <w:sz w:val="18"/>
                 <w:szCs w:val="18"/>
               </w:rPr>
+              <w:lastRenderedPageBreak/>
               <w:t>fecha</w:t>
             </w:r>
           </w:p>
@@ -22963,7 +22976,6 @@
                 <w:sz w:val="18"/>
                 <w:szCs w:val="18"/>
               </w:rPr>
-              <w:lastRenderedPageBreak/>
               <w:t>total</w:t>
             </w:r>
           </w:p>
@@ -25125,6 +25137,7 @@
                 <w:sz w:val="18"/>
                 <w:szCs w:val="18"/>
               </w:rPr>
+              <w:lastRenderedPageBreak/>
               <w:t>costo_unitario</w:t>
             </w:r>
           </w:p>
@@ -27403,6 +27416,7 @@
                 <w:sz w:val="18"/>
                 <w:szCs w:val="18"/>
               </w:rPr>
+              <w:lastRenderedPageBreak/>
               <w:t>resolucion_facturacion</w:t>
             </w:r>
           </w:p>
@@ -27510,7 +27524,6 @@
                 <w:sz w:val="18"/>
                 <w:szCs w:val="18"/>
               </w:rPr>
-              <w:lastRenderedPageBreak/>
               <w:t>prefijo</w:t>
             </w:r>
           </w:p>
@@ -29672,6 +29685,7 @@
                 <w:sz w:val="18"/>
                 <w:szCs w:val="18"/>
               </w:rPr>
+              <w:lastRenderedPageBreak/>
               <w:t>fecha_emision</w:t>
             </w:r>
           </w:p>
@@ -29773,7 +29787,6 @@
       </w:pPr>
       <w:bookmarkStart w:id="37" w:name="_Toc235640413"/>
       <w:r>
-        <w:lastRenderedPageBreak/>
         <w:t>4.7 Módulo AUD</w:t>
       </w:r>
       <w:bookmarkEnd w:id="37"/>

--- a/docs/diseno/INVENTRA_MER_MR_Diccionario.docx
+++ b/docs/diseno/INVENTRA_MER_MR_Diccionario.docx
@@ -3212,7 +3212,10 @@
         <w:spacing w:after="80"/>
       </w:pPr>
       <w:r>
-        <w:t>Aislamiento multiempresa: las tablas de negocio llevan licorera_id; toda consulta del sistema filtra por ese campo.</w:t>
+        <w:t>Aislamiento multiempresa: las tablas de negocio llevan licorera_id; toda consulta del sistema filtra por ese campo</w:t>
+      </w:r>
+      <w:r>
+        <w:t>.</w:t>
       </w:r>
     </w:p>
     <w:p>
@@ -7892,7 +7895,7 @@
         <w:spacing w:after="160" w:line="276" w:lineRule="auto"/>
       </w:pPr>
       <w:r>
-        <w:t>usuario (id [PK], licorera_id [FK→licorera], rol_id [FK→rol], nombre_completo, correo [UQ], telefono, contrasena_hash, intentos_fallidos, bloqueado_hasta, activo, fecha_creacion)</w:t>
+        <w:t>usuario (id [PK], licorera_id [FK→licorera], rol_id [FK→rol], nombre_completo, correo [UQ], correo_verificado, telefono, contrasena_hash, intentos_fallidos, bloqueado_hasta, activo, fecha_creacion, ultimo_acceso)</w:t>
       </w:r>
     </w:p>
     <w:p>

--- a/docs/diseno/INVENTRA_MER_MR_Diccionario.docx
+++ b/docs/diseno/INVENTRA_MER_MR_Diccionario.docx
@@ -3186,7 +3186,10 @@
         <w:spacing w:after="80"/>
       </w:pPr>
       <w:r>
-        <w:t>Dinero en DECIMAL(12,2) — nunca FLOAT, que introduce errores de redondeo en cálculos monetarios.</w:t>
+        <w:t>Dinero en DECIMAL(12,2) — nunca FLOAT, que introduce errores de redondeo en cálculos monetarios</w:t>
+      </w:r>
+      <w:r>
+        <w:t>.</w:t>
       </w:r>
     </w:p>
     <w:p>
@@ -3273,7 +3276,7 @@
         <w:spacing w:after="120" w:line="276" w:lineRule="auto"/>
       </w:pPr>
       <w:r>
-        <w:t>El stock actual de un producto NO se guarda en la tabla producto: se calcula como la suma de cantidad_disponible de sus lotes. Guardarlo duplicado en dos lugares invitaría a la inconsistencia (¿a cuál creerle si difieren?). Lo mismo aplica a las alertas de stock bajo y baja rotación: son consultas sobre los datos, no tablas. Si en producción la consulta resultara costosa, se optimizaría con vistas o campos calculados manteniendo los lotes como fuente de verdad.</w:t>
+        <w:t>Las existencias actuales de un producto NO se guardan en la tabla producto: se calcula como la suma de cantidad_disponible de sus lotes. Guardarlo duplicado en dos lugares invitaría a la inconsistencia (¿a cuál creerle si difieren?). Lo mismo aplica a las alertas de existencias bajas y baja rotación: son consultas sobre los datos, no tablas. Si en producción la consulta resultara costosa, se optimizaría con vistas o campos calculados manteniendo los lotes como fuente de verdad.</w:t>
       </w:r>
     </w:p>
     <w:p>
@@ -4117,7 +4120,7 @@
                 <w:sz w:val="20"/>
                 <w:szCs w:val="20"/>
               </w:rPr>
-              <w:t>Catálogo de referencias de la licorera. El stock NO se guarda aquí: se deriva de los lotes (una sola fuente de verdad). Materializa RF-INV-01 a 04 y RF-INV-11.</w:t>
+              <w:t>Catálogo de referencias de la licorera. Las existencias NO se guardan aquí: se deriva de los lotes (una sola fuente de verdad). Materializa RF-INV-01 a 04 y RF-INV-11.</w:t>
             </w:r>
           </w:p>
         </w:tc>
@@ -6305,7 +6308,7 @@
                 <w:sz w:val="20"/>
                 <w:szCs w:val="20"/>
               </w:rPr>
-              <w:t>El lote vive en una sede (stock por sede).</w:t>
+              <w:t>El lote vive en una sede (existencias por sede).</w:t>
             </w:r>
           </w:p>
         </w:tc>
@@ -6500,6 +6503,7 @@
                 <w:sz w:val="20"/>
                 <w:szCs w:val="20"/>
               </w:rPr>
+              <w:lastRenderedPageBreak/>
               <w:t>traslado</w:t>
             </w:r>
           </w:p>
@@ -6586,7 +6590,6 @@
                 <w:sz w:val="20"/>
                 <w:szCs w:val="20"/>
               </w:rPr>
-              <w:lastRenderedPageBreak/>
               <w:t>sede</w:t>
             </w:r>
           </w:p>
@@ -15949,7 +15952,7 @@
                 <w:sz w:val="18"/>
                 <w:szCs w:val="18"/>
               </w:rPr>
-              <w:t>Unidades trasladadas (validadas contra el stock disponible de la sede origen).</w:t>
+              <w:t>Unidades trasladadas (validadas contra las existencias disponibles de la sede origen).</w:t>
             </w:r>
           </w:p>
         </w:tc>
@@ -16585,7 +16588,7 @@
         <w:spacing w:after="120" w:line="276" w:lineRule="auto"/>
       </w:pPr>
       <w:r>
-        <w:t>Catálogo de referencias de la licorera. El stock NO se guarda aquí: se deriva de los lotes (una sola fuente de verdad). Materializa RF-INV-01 a 04 y RF-INV-11.</w:t>
+        <w:t>Catálogo de referencias de la licorera. Las existencias NO se guardan aquí: se deriva de los lotes (una sola fuente de verdad). Materializa RF-INV-01 a 04 y RF-INV-11.</w:t>
       </w:r>
     </w:p>
     <w:tbl>
@@ -17586,7 +17589,7 @@
                 <w:sz w:val="18"/>
                 <w:szCs w:val="18"/>
               </w:rPr>
-              <w:t>Umbral de la alerta de stock bajo (RF-INV-07).</w:t>
+              <w:t>Umbral de la alerta de existencias bajas (RF-INV-07).</w:t>
             </w:r>
           </w:p>
         </w:tc>
@@ -19213,7 +19216,7 @@
                 <w:sz w:val="18"/>
                 <w:szCs w:val="18"/>
               </w:rPr>
-              <w:t>Sede donde está físicamente el lote (el stock es por sede, RF-SED-04).</w:t>
+              <w:t>Sede donde está físicamente el lote (las existencias son por sede, RF-SED-04).</w:t>
             </w:r>
           </w:p>
         </w:tc>
@@ -20712,7 +20715,7 @@
                 <w:sz w:val="18"/>
                 <w:szCs w:val="18"/>
               </w:rPr>
-              <w:t xml:space="preserve">ENUM('entrada', 'venta', 'anulacion_venta', 'ajuste_positivo', </w:t>
+              <w:t xml:space="preserve">ENUM('entrada', 'venta', 'anulacion_venta', </w:t>
             </w:r>
             <w:r>
               <w:rPr>
@@ -20720,7 +20723,7 @@
                 <w:szCs w:val="18"/>
               </w:rPr>
               <w:lastRenderedPageBreak/>
-              <w:t>'ajuste_negativo', 'traslado_salida', 'traslado_entrada')</w:t>
+              <w:t>'ajuste_positivo', 'ajuste_negativo', 'traslado_salida', 'traslado_entrada')</w:t>
             </w:r>
           </w:p>
         </w:tc>
@@ -20891,7 +20894,7 @@
                 <w:sz w:val="18"/>
                 <w:szCs w:val="18"/>
               </w:rPr>
-              <w:t>Unidades del movimiento: positivas si suman al stock, negativas si restan.</w:t>
+              <w:t>Unidades del movimiento: positivas si suman a las existencias, negativas si restan.</w:t>
             </w:r>
           </w:p>
         </w:tc>
@@ -21533,7 +21536,7 @@
                 <w:sz w:val="18"/>
                 <w:szCs w:val="18"/>
               </w:rPr>
-              <w:t>Stock del producto en la sede DESPUÉS del movimiento (foto para el kardex).</w:t>
+              <w:t>Existencias del producto en la sede DESPUÉS del movimiento (foto para el kardex).</w:t>
             </w:r>
           </w:p>
         </w:tc>

--- a/docs/diseno/INVENTRA_MER_MR_Diccionario.docx
+++ b/docs/diseno/INVENTRA_MER_MR_Diccionario.docx
@@ -10945,7 +10945,7 @@
                 <w:sz w:val="18"/>
                 <w:szCs w:val="18"/>
               </w:rPr>
-              <w:t>Fin de la vigencia (NULL mientras esté vigente).</w:t>
+              <w:t>Hasta cuándo vale esta suscripción. La define el Administrador INVENTRA al activar y al renovar, y no puede ser una fecha pasada (RF-SUS-03); al cambiar de plan se acorta al día del cambio.</w:t>
             </w:r>
           </w:p>
         </w:tc>
@@ -11855,6 +11855,7 @@
                 <w:sz w:val="18"/>
                 <w:szCs w:val="18"/>
               </w:rPr>
+              <w:lastRenderedPageBreak/>
               <w:t>licorera_id</w:t>
             </w:r>
           </w:p>
@@ -12176,7 +12177,6 @@
                 <w:sz w:val="18"/>
                 <w:szCs w:val="18"/>
               </w:rPr>
-              <w:lastRenderedPageBreak/>
               <w:t>correo</w:t>
             </w:r>
           </w:p>
@@ -13920,6 +13920,7 @@
                 <w:sz w:val="18"/>
                 <w:szCs w:val="18"/>
               </w:rPr>
+              <w:lastRenderedPageBreak/>
               <w:t>licorera_id</w:t>
             </w:r>
           </w:p>
@@ -14241,7 +14242,6 @@
                 <w:sz w:val="18"/>
                 <w:szCs w:val="18"/>
               </w:rPr>
-              <w:lastRenderedPageBreak/>
               <w:t>telefono</w:t>
             </w:r>
           </w:p>
@@ -16156,6 +16156,7 @@
                 <w:sz w:val="18"/>
                 <w:szCs w:val="18"/>
               </w:rPr>
+              <w:lastRenderedPageBreak/>
               <w:t>id</w:t>
             </w:r>
           </w:p>
@@ -16370,7 +16371,6 @@
                 <w:sz w:val="18"/>
                 <w:szCs w:val="18"/>
               </w:rPr>
-              <w:lastRenderedPageBreak/>
               <w:t>nombre</w:t>
             </w:r>
           </w:p>
@@ -18211,6 +18211,7 @@
                 <w:sz w:val="18"/>
                 <w:szCs w:val="18"/>
               </w:rPr>
+              <w:lastRenderedPageBreak/>
               <w:t>sede_id</w:t>
             </w:r>
           </w:p>
@@ -18639,7 +18640,6 @@
                 <w:sz w:val="18"/>
                 <w:szCs w:val="18"/>
               </w:rPr>
-              <w:lastRenderedPageBreak/>
               <w:t>observacion</w:t>
             </w:r>
           </w:p>
@@ -20480,6 +20480,7 @@
                 <w:sz w:val="18"/>
                 <w:szCs w:val="18"/>
               </w:rPr>
+              <w:lastRenderedPageBreak/>
               <w:t>sede_id</w:t>
             </w:r>
           </w:p>
@@ -20715,15 +20716,7 @@
                 <w:sz w:val="18"/>
                 <w:szCs w:val="18"/>
               </w:rPr>
-              <w:t xml:space="preserve">ENUM('entrada', 'venta', 'anulacion_venta', </w:t>
-            </w:r>
-            <w:r>
-              <w:rPr>
-                <w:sz w:val="18"/>
-                <w:szCs w:val="18"/>
-              </w:rPr>
-              <w:lastRenderedPageBreak/>
-              <w:t>'ajuste_positivo', 'ajuste_negativo', 'traslado_salida', 'traslado_entrada')</w:t>
+              <w:t>ENUM('entrada', 'venta', 'anulacion_venta', 'ajuste_positivo', 'ajuste_negativo', 'traslado_salida', 'traslado_entrada')</w:t>
             </w:r>
           </w:p>
         </w:tc>
@@ -20744,7 +20737,6 @@
                 <w:sz w:val="18"/>
                 <w:szCs w:val="18"/>
               </w:rPr>
-              <w:lastRenderedPageBreak/>
               <w:t>No</w:t>
             </w:r>
           </w:p>
@@ -22553,6 +22545,7 @@
                 <w:sz w:val="18"/>
                 <w:szCs w:val="18"/>
               </w:rPr>
+              <w:lastRenderedPageBreak/>
               <w:t>sede_id</w:t>
             </w:r>
           </w:p>
@@ -22874,7 +22867,6 @@
                 <w:sz w:val="18"/>
                 <w:szCs w:val="18"/>
               </w:rPr>
-              <w:lastRenderedPageBreak/>
               <w:t>fecha</w:t>
             </w:r>
           </w:p>
@@ -24929,6 +24921,7 @@
                 <w:sz w:val="18"/>
                 <w:szCs w:val="18"/>
               </w:rPr>
+              <w:lastRenderedPageBreak/>
               <w:t>lote_id</w:t>
             </w:r>
           </w:p>
@@ -25143,7 +25136,6 @@
                 <w:sz w:val="18"/>
                 <w:szCs w:val="18"/>
               </w:rPr>
-              <w:lastRenderedPageBreak/>
               <w:t>costo_unitario</w:t>
             </w:r>
           </w:p>
@@ -26994,6 +26986,7 @@
                 <w:sz w:val="18"/>
                 <w:szCs w:val="18"/>
               </w:rPr>
+              <w:lastRenderedPageBreak/>
               <w:t>razon_social</w:t>
             </w:r>
           </w:p>
@@ -27422,7 +27415,6 @@
                 <w:sz w:val="18"/>
                 <w:szCs w:val="18"/>
               </w:rPr>
-              <w:lastRenderedPageBreak/>
               <w:t>resolucion_facturacion</w:t>
             </w:r>
           </w:p>
@@ -29263,6 +29255,7 @@
                 <w:sz w:val="18"/>
                 <w:szCs w:val="18"/>
               </w:rPr>
+              <w:lastRenderedPageBreak/>
               <w:t>factura_id</w:t>
             </w:r>
           </w:p>
@@ -29691,7 +29684,6 @@
                 <w:sz w:val="18"/>
                 <w:szCs w:val="18"/>
               </w:rPr>
-              <w:lastRenderedPageBreak/>
               <w:t>fecha_emision</w:t>
             </w:r>
           </w:p>
@@ -31649,6 +31641,7 @@
                 <w:sz w:val="18"/>
                 <w:szCs w:val="18"/>
               </w:rPr>
+              <w:lastRenderedPageBreak/>
               <w:t>usuario_id</w:t>
             </w:r>
           </w:p>
